--- a/Docs/ВКР Каряев.docx
+++ b/Docs/ВКР Каряев.docx
@@ -30,7 +30,14 @@
       </w:r>
       <w:r>
         <w:rPr>
-          <w:rFonts w:ascii="Times New Roman" w:hAnsi="Times New Roman" w:eastAsia="Times New Roman" w:cs="Times New Roman"/>
+          <w:rFonts w:ascii="Times New Roman" w:hAnsi="Times New Roman" w:cs="Times New Roman"/>
+          <w:sz w:val="28"/>
+          <w:szCs w:val="28"/>
+        </w:rPr>
+      </w:r>
+      <w:r>
+        <w:rPr>
+          <w:rFonts w:ascii="Times New Roman" w:hAnsi="Times New Roman" w:cs="Times New Roman"/>
           <w:sz w:val="28"/>
           <w:szCs w:val="28"/>
         </w:rPr>
@@ -57,7 +64,14 @@
       </w:r>
       <w:r>
         <w:rPr>
-          <w:rFonts w:ascii="Times New Roman" w:hAnsi="Times New Roman" w:eastAsia="Times New Roman" w:cs="Times New Roman"/>
+          <w:rFonts w:ascii="Times New Roman" w:hAnsi="Times New Roman" w:cs="Times New Roman"/>
+          <w:sz w:val="28"/>
+          <w:szCs w:val="28"/>
+        </w:rPr>
+      </w:r>
+      <w:r>
+        <w:rPr>
+          <w:rFonts w:ascii="Times New Roman" w:hAnsi="Times New Roman" w:cs="Times New Roman"/>
           <w:sz w:val="28"/>
           <w:szCs w:val="28"/>
         </w:rPr>
@@ -84,14 +98,14 @@
       </w:r>
       <w:r>
         <w:rPr>
-          <w:rFonts w:ascii="Times New Roman" w:hAnsi="Times New Roman" w:eastAsia="Times New Roman" w:cs="Times New Roman"/>
-          <w:sz w:val="28"/>
-          <w:szCs w:val="28"/>
-        </w:rPr>
-      </w:r>
-      <w:r>
-        <w:rPr>
-          <w:rFonts w:ascii="Times New Roman" w:hAnsi="Times New Roman" w:eastAsia="Times New Roman" w:cs="Times New Roman"/>
+          <w:rFonts w:ascii="Times New Roman" w:hAnsi="Times New Roman" w:cs="Times New Roman"/>
+          <w:sz w:val="28"/>
+          <w:szCs w:val="28"/>
+        </w:rPr>
+      </w:r>
+      <w:r>
+        <w:rPr>
+          <w:rFonts w:ascii="Times New Roman" w:hAnsi="Times New Roman" w:cs="Times New Roman"/>
           <w:sz w:val="28"/>
           <w:szCs w:val="28"/>
         </w:rPr>
@@ -118,7 +132,14 @@
       </w:r>
       <w:r>
         <w:rPr>
-          <w:rFonts w:ascii="Times New Roman" w:hAnsi="Times New Roman" w:eastAsia="Times New Roman" w:cs="Times New Roman"/>
+          <w:rFonts w:ascii="Times New Roman" w:hAnsi="Times New Roman" w:cs="Times New Roman"/>
+          <w:sz w:val="28"/>
+          <w:szCs w:val="28"/>
+        </w:rPr>
+      </w:r>
+      <w:r>
+        <w:rPr>
+          <w:rFonts w:ascii="Times New Roman" w:hAnsi="Times New Roman" w:cs="Times New Roman"/>
           <w:sz w:val="28"/>
           <w:szCs w:val="28"/>
         </w:rPr>
@@ -145,7 +166,14 @@
       </w:r>
       <w:r>
         <w:rPr>
-          <w:rFonts w:ascii="Times New Roman" w:hAnsi="Times New Roman" w:eastAsia="Times New Roman" w:cs="Times New Roman"/>
+          <w:rFonts w:ascii="Times New Roman" w:hAnsi="Times New Roman" w:cs="Times New Roman"/>
+          <w:sz w:val="28"/>
+          <w:szCs w:val="28"/>
+        </w:rPr>
+      </w:r>
+      <w:r>
+        <w:rPr>
+          <w:rFonts w:ascii="Times New Roman" w:hAnsi="Times New Roman" w:cs="Times New Roman"/>
           <w:sz w:val="28"/>
           <w:szCs w:val="28"/>
         </w:rPr>
@@ -172,7 +200,14 @@
       </w:r>
       <w:r>
         <w:rPr>
-          <w:rFonts w:ascii="Times New Roman" w:hAnsi="Times New Roman" w:eastAsia="Times New Roman" w:cs="Times New Roman"/>
+          <w:rFonts w:ascii="Times New Roman" w:hAnsi="Times New Roman" w:cs="Times New Roman"/>
+          <w:sz w:val="28"/>
+          <w:szCs w:val="28"/>
+        </w:rPr>
+      </w:r>
+      <w:r>
+        <w:rPr>
+          <w:rFonts w:ascii="Times New Roman" w:hAnsi="Times New Roman" w:cs="Times New Roman"/>
           <w:sz w:val="28"/>
           <w:szCs w:val="28"/>
         </w:rPr>
@@ -199,7 +234,14 @@
       </w:r>
       <w:r>
         <w:rPr>
-          <w:rFonts w:ascii="Times New Roman" w:hAnsi="Times New Roman" w:eastAsia="Times New Roman" w:cs="Times New Roman"/>
+          <w:rFonts w:ascii="Times New Roman" w:hAnsi="Times New Roman" w:cs="Times New Roman"/>
+          <w:sz w:val="28"/>
+          <w:szCs w:val="28"/>
+        </w:rPr>
+      </w:r>
+      <w:r>
+        <w:rPr>
+          <w:rFonts w:ascii="Times New Roman" w:hAnsi="Times New Roman" w:cs="Times New Roman"/>
           <w:sz w:val="28"/>
           <w:szCs w:val="28"/>
         </w:rPr>
@@ -234,7 +276,14 @@
       </w:r>
       <w:r>
         <w:rPr>
-          <w:rFonts w:ascii="Times New Roman" w:hAnsi="Times New Roman" w:eastAsia="Times New Roman" w:cs="Times New Roman"/>
+          <w:rFonts w:ascii="Times New Roman" w:hAnsi="Times New Roman" w:cs="Times New Roman"/>
+          <w:sz w:val="28"/>
+          <w:szCs w:val="28"/>
+        </w:rPr>
+      </w:r>
+      <w:r>
+        <w:rPr>
+          <w:rFonts w:ascii="Times New Roman" w:hAnsi="Times New Roman" w:cs="Times New Roman"/>
           <w:sz w:val="28"/>
           <w:szCs w:val="28"/>
         </w:rPr>
@@ -261,7 +310,14 @@
       </w:r>
       <w:r>
         <w:rPr>
-          <w:rFonts w:ascii="Times New Roman" w:hAnsi="Times New Roman" w:eastAsia="Times New Roman" w:cs="Times New Roman"/>
+          <w:rFonts w:ascii="Times New Roman" w:hAnsi="Times New Roman" w:cs="Times New Roman"/>
+          <w:sz w:val="28"/>
+          <w:szCs w:val="28"/>
+        </w:rPr>
+      </w:r>
+      <w:r>
+        <w:rPr>
+          <w:rFonts w:ascii="Times New Roman" w:hAnsi="Times New Roman" w:cs="Times New Roman"/>
           <w:sz w:val="28"/>
           <w:szCs w:val="28"/>
         </w:rPr>
@@ -288,14 +344,14 @@
       </w:r>
       <w:r>
         <w:rPr>
-          <w:rFonts w:ascii="Times New Roman" w:hAnsi="Times New Roman" w:eastAsia="Times New Roman" w:cs="Times New Roman"/>
-          <w:sz w:val="28"/>
-          <w:szCs w:val="28"/>
-        </w:rPr>
-      </w:r>
-      <w:r>
-        <w:rPr>
-          <w:rFonts w:ascii="Times New Roman" w:hAnsi="Times New Roman" w:eastAsia="Times New Roman" w:cs="Times New Roman"/>
+          <w:rFonts w:ascii="Times New Roman" w:hAnsi="Times New Roman" w:cs="Times New Roman"/>
+          <w:sz w:val="28"/>
+          <w:szCs w:val="28"/>
+        </w:rPr>
+      </w:r>
+      <w:r>
+        <w:rPr>
+          <w:rFonts w:ascii="Times New Roman" w:hAnsi="Times New Roman" w:cs="Times New Roman"/>
           <w:sz w:val="28"/>
           <w:szCs w:val="28"/>
         </w:rPr>
@@ -322,10 +378,16 @@
       </w:r>
       <w:r>
         <w:rPr>
-          <w:rFonts w:ascii="Times New Roman" w:hAnsi="Times New Roman" w:eastAsia="Times New Roman" w:cs="Times New Roman"/>
-          <w:sz w:val="28"/>
-          <w:szCs w:val="28"/>
-          <w:highlight w:val="none"/>
+          <w:rFonts w:ascii="Times New Roman" w:hAnsi="Times New Roman" w:cs="Times New Roman"/>
+          <w:sz w:val="28"/>
+          <w:szCs w:val="28"/>
+        </w:rPr>
+      </w:r>
+      <w:r>
+        <w:rPr>
+          <w:rFonts w:ascii="Times New Roman" w:hAnsi="Times New Roman" w:cs="Times New Roman"/>
+          <w:sz w:val="28"/>
+          <w:szCs w:val="28"/>
         </w:rPr>
       </w:r>
     </w:p>
@@ -359,10 +421,16 @@
       </w:r>
       <w:r>
         <w:rPr>
-          <w:rFonts w:ascii="Times New Roman" w:hAnsi="Times New Roman" w:eastAsia="Times New Roman" w:cs="Times New Roman"/>
-          <w:sz w:val="28"/>
-          <w:szCs w:val="28"/>
-          <w:highlight w:val="none"/>
+          <w:rFonts w:ascii="Times New Roman" w:hAnsi="Times New Roman" w:cs="Times New Roman"/>
+          <w:sz w:val="28"/>
+          <w:szCs w:val="28"/>
+        </w:rPr>
+      </w:r>
+      <w:r>
+        <w:rPr>
+          <w:rFonts w:ascii="Times New Roman" w:hAnsi="Times New Roman" w:cs="Times New Roman"/>
+          <w:sz w:val="28"/>
+          <w:szCs w:val="28"/>
         </w:rPr>
       </w:r>
     </w:p>
@@ -410,18 +478,18 @@
       </w:r>
       <w:r>
         <w:rPr>
-          <w:rFonts w:ascii="Times New Roman" w:hAnsi="Times New Roman" w:eastAsia="Times New Roman" w:cs="Times New Roman"/>
-          <w:sz w:val="28"/>
-          <w:szCs w:val="28"/>
-          <w:lang w:val="ru-RU"/>
-        </w:rPr>
-      </w:r>
-      <w:r>
-        <w:rPr>
-          <w:rFonts w:ascii="Times New Roman" w:hAnsi="Times New Roman" w:eastAsia="Times New Roman" w:cs="Times New Roman"/>
-          <w:sz w:val="28"/>
-          <w:szCs w:val="28"/>
-          <w:lang w:val="ru-RU"/>
+          <w:rFonts w:ascii="Times New Roman" w:hAnsi="Times New Roman" w:cs="Times New Roman"/>
+          <w:sz w:val="28"/>
+          <w:szCs w:val="28"/>
+          <w:highlight w:val="none"/>
+        </w:rPr>
+      </w:r>
+      <w:r>
+        <w:rPr>
+          <w:rFonts w:ascii="Times New Roman" w:hAnsi="Times New Roman" w:cs="Times New Roman"/>
+          <w:sz w:val="28"/>
+          <w:szCs w:val="28"/>
+          <w:highlight w:val="none"/>
         </w:rPr>
       </w:r>
     </w:p>
@@ -451,18 +519,16 @@
       </w:r>
       <w:r>
         <w:rPr>
-          <w:rFonts w:ascii="Times New Roman" w:hAnsi="Times New Roman" w:eastAsia="Times New Roman" w:cs="Times New Roman"/>
-          <w:sz w:val="28"/>
-          <w:szCs w:val="28"/>
-          <w:highlight w:val="none"/>
-        </w:rPr>
-      </w:r>
-      <w:r>
-        <w:rPr>
-          <w:rFonts w:ascii="Times New Roman" w:hAnsi="Times New Roman" w:eastAsia="Times New Roman" w:cs="Times New Roman"/>
-          <w:sz w:val="28"/>
-          <w:szCs w:val="28"/>
-          <w:highlight w:val="none"/>
+          <w:rFonts w:ascii="Times New Roman" w:hAnsi="Times New Roman" w:cs="Times New Roman"/>
+          <w:sz w:val="28"/>
+          <w:szCs w:val="28"/>
+        </w:rPr>
+      </w:r>
+      <w:r>
+        <w:rPr>
+          <w:rFonts w:ascii="Times New Roman" w:hAnsi="Times New Roman" w:cs="Times New Roman"/>
+          <w:sz w:val="28"/>
+          <w:szCs w:val="28"/>
         </w:rPr>
       </w:r>
     </w:p>
@@ -493,7 +559,7 @@
       </w:r>
       <w:r>
         <w:rPr>
-          <w:rFonts w:ascii="Times New Roman" w:hAnsi="Times New Roman" w:eastAsia="Times New Roman" w:cs="Times New Roman"/>
+          <w:rFonts w:ascii="Times New Roman" w:hAnsi="Times New Roman" w:cs="Times New Roman"/>
           <w:sz w:val="28"/>
           <w:szCs w:val="28"/>
           <w:highlight w:val="none"/>
@@ -501,7 +567,7 @@
       </w:r>
       <w:r>
         <w:rPr>
-          <w:rFonts w:ascii="Times New Roman" w:hAnsi="Times New Roman" w:eastAsia="Times New Roman" w:cs="Times New Roman"/>
+          <w:rFonts w:ascii="Times New Roman" w:hAnsi="Times New Roman" w:cs="Times New Roman"/>
           <w:sz w:val="28"/>
           <w:szCs w:val="28"/>
           <w:highlight w:val="none"/>
@@ -555,9 +621,18 @@
       </w:r>
       <w:r>
         <w:rPr>
-          <w:rFonts w:ascii="Times New Roman" w:hAnsi="Times New Roman" w:eastAsia="Times New Roman" w:cs="Times New Roman"/>
-          <w:sz w:val="28"/>
-          <w:szCs w:val="28"/>
+          <w:rFonts w:ascii="Times New Roman" w:hAnsi="Times New Roman" w:cs="Times New Roman"/>
+          <w:sz w:val="28"/>
+          <w:szCs w:val="28"/>
+          <w:highlight w:val="none"/>
+        </w:rPr>
+      </w:r>
+      <w:r>
+        <w:rPr>
+          <w:rFonts w:ascii="Times New Roman" w:hAnsi="Times New Roman" w:cs="Times New Roman"/>
+          <w:sz w:val="28"/>
+          <w:szCs w:val="28"/>
+          <w:highlight w:val="none"/>
         </w:rPr>
       </w:r>
     </w:p>
@@ -607,11 +682,79 @@
           <w:rFonts w:ascii="Times New Roman" w:hAnsi="Times New Roman" w:eastAsia="Times New Roman" w:cs="Times New Roman"/>
           <w:sz w:val="28"/>
           <w:szCs w:val="28"/>
-        </w:rPr>
+          <w:lang w:val="en-US"/>
+        </w:rPr>
+        <w:t xml:space="preserve"> </w:t>
       </w:r>
       <w:r>
         <w:rPr>
           <w:rFonts w:ascii="Times New Roman" w:hAnsi="Times New Roman" w:eastAsia="Times New Roman" w:cs="Times New Roman"/>
+          <w:sz w:val="28"/>
+          <w:szCs w:val="28"/>
+        </w:rPr>
+        <w:t xml:space="preserve">радиоинформационных и телеметрических</w:t>
+      </w:r>
+      <w:r>
+        <w:rPr>
+          <w:rFonts w:ascii="Times New Roman" w:hAnsi="Times New Roman" w:eastAsia="Times New Roman" w:cs="Times New Roman"/>
+          <w:sz w:val="28"/>
+          <w:szCs w:val="28"/>
+          <w:lang w:val="en-US"/>
+        </w:rPr>
+        <w:t xml:space="preserve"> </w:t>
+      </w:r>
+      <w:r>
+        <w:rPr>
+          <w:rFonts w:ascii="Times New Roman" w:hAnsi="Times New Roman" w:eastAsia="Times New Roman" w:cs="Times New Roman"/>
+          <w:sz w:val="28"/>
+          <w:szCs w:val="28"/>
+        </w:rPr>
+        <w:t xml:space="preserve">систем, включая диапазоны напряжений,</w:t>
+      </w:r>
+      <w:r>
+        <w:rPr>
+          <w:rFonts w:ascii="Times New Roman" w:hAnsi="Times New Roman" w:eastAsia="Times New Roman" w:cs="Times New Roman"/>
+          <w:sz w:val="28"/>
+          <w:szCs w:val="28"/>
+          <w:lang w:val="en-US"/>
+        </w:rPr>
+        <w:t xml:space="preserve"> </w:t>
+      </w:r>
+      <w:r>
+        <w:rPr>
+          <w:rFonts w:ascii="Times New Roman" w:hAnsi="Times New Roman" w:eastAsia="Times New Roman" w:cs="Times New Roman"/>
+          <w:sz w:val="28"/>
+          <w:szCs w:val="28"/>
+        </w:rPr>
+        <w:t xml:space="preserve">протоколы обмена данными и требования к</w:t>
+      </w:r>
+      <w:r>
+        <w:rPr>
+          <w:rFonts w:ascii="Times New Roman" w:hAnsi="Times New Roman" w:eastAsia="Times New Roman" w:cs="Times New Roman"/>
+          <w:sz w:val="28"/>
+          <w:szCs w:val="28"/>
+          <w:lang w:val="en-US"/>
+        </w:rPr>
+        <w:t xml:space="preserve"> </w:t>
+      </w:r>
+      <w:r>
+        <w:rPr>
+          <w:rFonts w:ascii="Times New Roman" w:hAnsi="Times New Roman" w:eastAsia="Times New Roman" w:cs="Times New Roman"/>
+          <w:sz w:val="28"/>
+          <w:szCs w:val="28"/>
+        </w:rPr>
+        <w:t xml:space="preserve">энергетической автономности.</w:t>
+      </w:r>
+      <w:r>
+        <w:rPr>
+          <w:rFonts w:ascii="Times New Roman" w:hAnsi="Times New Roman" w:cs="Times New Roman"/>
+          <w:sz w:val="28"/>
+          <w:szCs w:val="28"/>
+        </w:rPr>
+      </w:r>
+      <w:r>
+        <w:rPr>
+          <w:rFonts w:ascii="Times New Roman" w:hAnsi="Times New Roman" w:cs="Times New Roman"/>
           <w:sz w:val="28"/>
           <w:szCs w:val="28"/>
         </w:rPr>
@@ -639,7 +782,7 @@
           <w:sz w:val="28"/>
           <w:szCs w:val="28"/>
         </w:rPr>
-        <w:t xml:space="preserve">радиоинформационных и телеметрических</w:t>
+        <w:t xml:space="preserve">2. Выбрать и обосновать архитектуру</w:t>
       </w:r>
       <w:r>
         <w:rPr>
@@ -656,7 +799,7 @@
           <w:sz w:val="28"/>
           <w:szCs w:val="28"/>
         </w:rPr>
-        <w:t xml:space="preserve">систем, включая диапазоны напряжений,</w:t>
+        <w:t xml:space="preserve">силового преобразователя с возможностью</w:t>
       </w:r>
       <w:r>
         <w:rPr>
@@ -673,18 +816,103 @@
           <w:sz w:val="28"/>
           <w:szCs w:val="28"/>
         </w:rPr>
-        <w:t xml:space="preserve">протоколы обмена данными и требования к</w:t>
+        <w:t xml:space="preserve">регулировки выходного напряжения от 3 В</w:t>
       </w:r>
       <w:r>
         <w:rPr>
           <w:rFonts w:ascii="Times New Roman" w:hAnsi="Times New Roman" w:eastAsia="Times New Roman" w:cs="Times New Roman"/>
           <w:sz w:val="28"/>
           <w:szCs w:val="28"/>
-        </w:rPr>
+          <w:lang w:val="en-US"/>
+        </w:rPr>
+        <w:t xml:space="preserve"> </w:t>
       </w:r>
       <w:r>
         <w:rPr>
           <w:rFonts w:ascii="Times New Roman" w:hAnsi="Times New Roman" w:eastAsia="Times New Roman" w:cs="Times New Roman"/>
+          <w:sz w:val="28"/>
+          <w:szCs w:val="28"/>
+        </w:rPr>
+        <w:t xml:space="preserve">до 310 В при питании от сети 220 В, 50 Гц.</w:t>
+      </w:r>
+      <w:r>
+        <w:rPr>
+          <w:rFonts w:ascii="Times New Roman" w:hAnsi="Times New Roman" w:eastAsia="Times New Roman" w:cs="Times New Roman"/>
+          <w:sz w:val="28"/>
+          <w:szCs w:val="28"/>
+          <w:lang w:val="en-US"/>
+        </w:rPr>
+        <w:t xml:space="preserve"> </w:t>
+      </w:r>
+      <w:r>
+        <w:rPr>
+          <w:rFonts w:ascii="Times New Roman" w:hAnsi="Times New Roman" w:eastAsia="Times New Roman" w:cs="Times New Roman"/>
+          <w:sz w:val="28"/>
+          <w:szCs w:val="28"/>
+        </w:rPr>
+        <w:t xml:space="preserve">Предпочтение отдать решениям с фазовым</w:t>
+      </w:r>
+      <w:r>
+        <w:rPr>
+          <w:rFonts w:ascii="Times New Roman" w:hAnsi="Times New Roman" w:eastAsia="Times New Roman" w:cs="Times New Roman"/>
+          <w:sz w:val="28"/>
+          <w:szCs w:val="28"/>
+          <w:lang w:val="en-US"/>
+        </w:rPr>
+        <w:t xml:space="preserve"> </w:t>
+      </w:r>
+      <w:r>
+        <w:rPr>
+          <w:rFonts w:ascii="Times New Roman" w:hAnsi="Times New Roman" w:eastAsia="Times New Roman" w:cs="Times New Roman"/>
+          <w:sz w:val="28"/>
+          <w:szCs w:val="28"/>
+        </w:rPr>
+        <w:t xml:space="preserve">управлением на базе тиристоров или</w:t>
+      </w:r>
+      <w:r>
+        <w:rPr>
+          <w:rFonts w:ascii="Times New Roman" w:hAnsi="Times New Roman" w:eastAsia="Times New Roman" w:cs="Times New Roman"/>
+          <w:sz w:val="28"/>
+          <w:szCs w:val="28"/>
+          <w:lang w:val="en-US"/>
+        </w:rPr>
+        <w:t xml:space="preserve"> </w:t>
+      </w:r>
+      <w:r>
+        <w:rPr>
+          <w:rFonts w:ascii="Times New Roman" w:hAnsi="Times New Roman" w:eastAsia="Times New Roman" w:cs="Times New Roman"/>
+          <w:sz w:val="28"/>
+          <w:szCs w:val="28"/>
+        </w:rPr>
+        <w:t xml:space="preserve">гибридным схемам с гальванической</w:t>
+      </w:r>
+      <w:r>
+        <w:rPr>
+          <w:rFonts w:ascii="Times New Roman" w:hAnsi="Times New Roman" w:eastAsia="Times New Roman" w:cs="Times New Roman"/>
+          <w:sz w:val="28"/>
+          <w:szCs w:val="28"/>
+          <w:lang w:val="en-US"/>
+        </w:rPr>
+        <w:t xml:space="preserve"> </w:t>
+      </w:r>
+      <w:r>
+        <w:rPr>
+          <w:rFonts w:ascii="Times New Roman" w:hAnsi="Times New Roman" w:eastAsia="Times New Roman" w:cs="Times New Roman"/>
+          <w:sz w:val="28"/>
+          <w:szCs w:val="28"/>
+        </w:rPr>
+        <w:t xml:space="preserve">развязкой.</w:t>
+      </w:r>
+      <w:r>
+        <w:rPr>
+          <w:rFonts w:ascii="Times New Roman" w:hAnsi="Times New Roman" w:cs="Times New Roman"/>
+          <w:sz w:val="28"/>
+          <w:szCs w:val="28"/>
+        </w:rPr>
+      </w:r>
+      <w:r>
+        <w:rPr>
+          <w:rFonts w:ascii="Times New Roman" w:hAnsi="Times New Roman" w:cs="Times New Roman"/>
           <w:sz w:val="28"/>
           <w:szCs w:val="28"/>
         </w:rPr>
@@ -712,11 +940,69 @@
           <w:sz w:val="28"/>
           <w:szCs w:val="28"/>
         </w:rPr>
-        <w:t xml:space="preserve">энергетической автономности.</w:t>
+        <w:t xml:space="preserve">3. Разработать цифровой блок</w:t>
       </w:r>
       <w:r>
         <w:rPr>
           <w:rFonts w:ascii="Times New Roman" w:hAnsi="Times New Roman" w:eastAsia="Times New Roman" w:cs="Times New Roman"/>
+          <w:sz w:val="28"/>
+          <w:szCs w:val="28"/>
+          <w:lang w:val="en-US"/>
+        </w:rPr>
+        <w:t xml:space="preserve"> </w:t>
+      </w:r>
+      <w:r>
+        <w:rPr>
+          <w:rFonts w:ascii="Times New Roman" w:hAnsi="Times New Roman" w:eastAsia="Times New Roman" w:cs="Times New Roman"/>
+          <w:sz w:val="28"/>
+          <w:szCs w:val="28"/>
+        </w:rPr>
+        <w:t xml:space="preserve">управления на базе микроконтроллера или</w:t>
+      </w:r>
+      <w:r>
+        <w:rPr>
+          <w:rFonts w:ascii="Times New Roman" w:hAnsi="Times New Roman" w:eastAsia="Times New Roman" w:cs="Times New Roman"/>
+          <w:sz w:val="28"/>
+          <w:szCs w:val="28"/>
+          <w:lang w:val="en-US"/>
+        </w:rPr>
+        <w:t xml:space="preserve"> </w:t>
+      </w:r>
+      <w:r>
+        <w:rPr>
+          <w:rFonts w:ascii="Times New Roman" w:hAnsi="Times New Roman" w:eastAsia="Times New Roman" w:cs="Times New Roman"/>
+          <w:sz w:val="28"/>
+          <w:szCs w:val="28"/>
+        </w:rPr>
+        <w:t xml:space="preserve">микрокомпьютера (ESP32 или RPi),</w:t>
+      </w:r>
+      <w:r>
+        <w:rPr>
+          <w:rFonts w:ascii="Times New Roman" w:hAnsi="Times New Roman" w:eastAsia="Times New Roman" w:cs="Times New Roman"/>
+          <w:sz w:val="28"/>
+          <w:szCs w:val="28"/>
+          <w:lang w:val="en-US"/>
+        </w:rPr>
+        <w:t xml:space="preserve"> </w:t>
+      </w:r>
+      <w:r>
+        <w:rPr>
+          <w:rFonts w:ascii="Times New Roman" w:hAnsi="Times New Roman" w:eastAsia="Times New Roman" w:cs="Times New Roman"/>
+          <w:sz w:val="28"/>
+          <w:szCs w:val="28"/>
+        </w:rPr>
+        <w:t xml:space="preserve">включающий:</w:t>
+      </w:r>
+      <w:r>
+        <w:rPr>
+          <w:rFonts w:ascii="Times New Roman" w:hAnsi="Times New Roman" w:cs="Times New Roman"/>
+          <w:sz w:val="28"/>
+          <w:szCs w:val="28"/>
+        </w:rPr>
+      </w:r>
+      <w:r>
+        <w:rPr>
+          <w:rFonts w:ascii="Times New Roman" w:hAnsi="Times New Roman" w:cs="Times New Roman"/>
           <w:sz w:val="28"/>
           <w:szCs w:val="28"/>
         </w:rPr>
@@ -744,7 +1030,7 @@
           <w:sz w:val="28"/>
           <w:szCs w:val="28"/>
         </w:rPr>
-        <w:t xml:space="preserve">2. Выбрать и обосновать архитектуру</w:t>
+        <w:t xml:space="preserve"> стабилизацию и задание выходного</w:t>
       </w:r>
       <w:r>
         <w:rPr>
@@ -761,35 +1047,18 @@
           <w:sz w:val="28"/>
           <w:szCs w:val="28"/>
         </w:rPr>
-        <w:t xml:space="preserve">силового преобразователя с возможностью</w:t>
-      </w:r>
-      <w:r>
-        <w:rPr>
-          <w:rFonts w:ascii="Times New Roman" w:hAnsi="Times New Roman" w:eastAsia="Times New Roman" w:cs="Times New Roman"/>
-          <w:sz w:val="28"/>
-          <w:szCs w:val="28"/>
-          <w:lang w:val="en-US"/>
-        </w:rPr>
-        <w:t xml:space="preserve"> </w:t>
-      </w:r>
-      <w:r>
-        <w:rPr>
-          <w:rFonts w:ascii="Times New Roman" w:hAnsi="Times New Roman" w:eastAsia="Times New Roman" w:cs="Times New Roman"/>
-          <w:sz w:val="28"/>
-          <w:szCs w:val="28"/>
-        </w:rPr>
-        <w:t xml:space="preserve">регулировки выходного напряжения от 3 В</w:t>
-      </w:r>
-      <w:r>
-        <w:rPr>
-          <w:rFonts w:ascii="Times New Roman" w:hAnsi="Times New Roman" w:eastAsia="Times New Roman" w:cs="Times New Roman"/>
-          <w:sz w:val="28"/>
-          <w:szCs w:val="28"/>
-        </w:rPr>
-      </w:r>
-      <w:r>
-        <w:rPr>
-          <w:rFonts w:ascii="Times New Roman" w:hAnsi="Times New Roman" w:eastAsia="Times New Roman" w:cs="Times New Roman"/>
+        <w:t xml:space="preserve">напряжения,</w:t>
+      </w:r>
+      <w:r>
+        <w:rPr>
+          <w:rFonts w:ascii="Times New Roman" w:hAnsi="Times New Roman" w:cs="Times New Roman"/>
+          <w:sz w:val="28"/>
+          <w:szCs w:val="28"/>
+        </w:rPr>
+      </w:r>
+      <w:r>
+        <w:rPr>
+          <w:rFonts w:ascii="Times New Roman" w:hAnsi="Times New Roman" w:cs="Times New Roman"/>
           <w:sz w:val="28"/>
           <w:szCs w:val="28"/>
         </w:rPr>
@@ -817,7 +1086,7 @@
           <w:sz w:val="28"/>
           <w:szCs w:val="28"/>
         </w:rPr>
-        <w:t xml:space="preserve">до 310 В при питании от сети 220 В, 50 Гц.</w:t>
+        <w:t xml:space="preserve"> контроль тока, температуры и</w:t>
       </w:r>
       <w:r>
         <w:rPr>
@@ -834,72 +1103,20 @@
           <w:sz w:val="28"/>
           <w:szCs w:val="28"/>
         </w:rPr>
-        <w:t xml:space="preserve">Предпочтение отдать решениям с фазовым</w:t>
-      </w:r>
-      <w:r>
-        <w:rPr>
-          <w:rFonts w:ascii="Times New Roman" w:hAnsi="Times New Roman" w:eastAsia="Times New Roman" w:cs="Times New Roman"/>
-          <w:sz w:val="28"/>
-          <w:szCs w:val="28"/>
-          <w:lang w:val="en-US"/>
-        </w:rPr>
-        <w:t xml:space="preserve"> </w:t>
-      </w:r>
-      <w:r>
-        <w:rPr>
-          <w:rFonts w:ascii="Times New Roman" w:hAnsi="Times New Roman" w:eastAsia="Times New Roman" w:cs="Times New Roman"/>
-          <w:sz w:val="28"/>
-          <w:szCs w:val="28"/>
-        </w:rPr>
-        <w:t xml:space="preserve">управлением на базе тиристоров или</w:t>
-      </w:r>
-      <w:r>
-        <w:rPr>
-          <w:rFonts w:ascii="Times New Roman" w:hAnsi="Times New Roman" w:eastAsia="Times New Roman" w:cs="Times New Roman"/>
-          <w:sz w:val="28"/>
-          <w:szCs w:val="28"/>
-          <w:lang w:val="en-US"/>
-        </w:rPr>
-        <w:t xml:space="preserve"> </w:t>
-      </w:r>
-      <w:r>
-        <w:rPr>
-          <w:rFonts w:ascii="Times New Roman" w:hAnsi="Times New Roman" w:eastAsia="Times New Roman" w:cs="Times New Roman"/>
-          <w:sz w:val="28"/>
-          <w:szCs w:val="28"/>
-        </w:rPr>
-        <w:t xml:space="preserve">гибридным схемам с гальванической</w:t>
-      </w:r>
-      <w:r>
-        <w:rPr>
-          <w:rFonts w:ascii="Times New Roman" w:hAnsi="Times New Roman" w:eastAsia="Times New Roman" w:cs="Times New Roman"/>
-          <w:sz w:val="28"/>
-          <w:szCs w:val="28"/>
-          <w:lang w:val="en-US"/>
-        </w:rPr>
-        <w:t xml:space="preserve"> </w:t>
-      </w:r>
-      <w:r>
-        <w:rPr>
-          <w:rFonts w:ascii="Times New Roman" w:hAnsi="Times New Roman" w:eastAsia="Times New Roman" w:cs="Times New Roman"/>
-          <w:sz w:val="28"/>
-          <w:szCs w:val="28"/>
-        </w:rPr>
-        <w:t xml:space="preserve">развязкой.</w:t>
-      </w:r>
-      <w:r>
-        <w:rPr>
-          <w:rFonts w:ascii="Times New Roman" w:hAnsi="Times New Roman" w:eastAsia="Times New Roman" w:cs="Times New Roman"/>
-          <w:sz w:val="28"/>
-          <w:szCs w:val="28"/>
-        </w:rPr>
-      </w:r>
-      <w:r>
-        <w:rPr>
-          <w:rFonts w:ascii="Times New Roman" w:hAnsi="Times New Roman" w:eastAsia="Times New Roman" w:cs="Times New Roman"/>
-          <w:sz w:val="28"/>
-          <w:szCs w:val="28"/>
-          <w:lang w:val="en-US"/>
+        <w:t xml:space="preserve">состояния нагрузки,</w:t>
+      </w:r>
+      <w:r>
+        <w:rPr>
+          <w:rFonts w:ascii="Times New Roman" w:hAnsi="Times New Roman" w:cs="Times New Roman"/>
+          <w:sz w:val="28"/>
+          <w:szCs w:val="28"/>
+        </w:rPr>
+      </w:r>
+      <w:r>
+        <w:rPr>
+          <w:rFonts w:ascii="Times New Roman" w:hAnsi="Times New Roman" w:cs="Times New Roman"/>
+          <w:sz w:val="28"/>
+          <w:szCs w:val="28"/>
         </w:rPr>
       </w:r>
     </w:p>
@@ -925,35 +1142,18 @@
           <w:sz w:val="28"/>
           <w:szCs w:val="28"/>
         </w:rPr>
-        <w:t xml:space="preserve">3. Разработать цифровой блок</w:t>
-      </w:r>
-      <w:r>
-        <w:rPr>
-          <w:rFonts w:ascii="Times New Roman" w:hAnsi="Times New Roman" w:eastAsia="Times New Roman" w:cs="Times New Roman"/>
-          <w:sz w:val="28"/>
-          <w:szCs w:val="28"/>
-          <w:lang w:val="en-US"/>
-        </w:rPr>
-        <w:t xml:space="preserve"> </w:t>
-      </w:r>
-      <w:r>
-        <w:rPr>
-          <w:rFonts w:ascii="Times New Roman" w:hAnsi="Times New Roman" w:eastAsia="Times New Roman" w:cs="Times New Roman"/>
-          <w:sz w:val="28"/>
-          <w:szCs w:val="28"/>
-        </w:rPr>
-        <w:t xml:space="preserve">управления на базе микроконтроллера или</w:t>
-      </w:r>
-      <w:r>
-        <w:rPr>
-          <w:rFonts w:ascii="Times New Roman" w:hAnsi="Times New Roman" w:eastAsia="Times New Roman" w:cs="Times New Roman"/>
-          <w:sz w:val="28"/>
-          <w:szCs w:val="28"/>
-        </w:rPr>
-      </w:r>
-      <w:r>
-        <w:rPr>
-          <w:rFonts w:ascii="Times New Roman" w:hAnsi="Times New Roman" w:eastAsia="Times New Roman" w:cs="Times New Roman"/>
+        <w:t xml:space="preserve"> реализацию защитных функций.</w:t>
+      </w:r>
+      <w:r>
+        <w:rPr>
+          <w:rFonts w:ascii="Times New Roman" w:hAnsi="Times New Roman" w:cs="Times New Roman"/>
+          <w:sz w:val="28"/>
+          <w:szCs w:val="28"/>
+        </w:rPr>
+      </w:r>
+      <w:r>
+        <w:rPr>
+          <w:rFonts w:ascii="Times New Roman" w:hAnsi="Times New Roman" w:cs="Times New Roman"/>
           <w:sz w:val="28"/>
           <w:szCs w:val="28"/>
         </w:rPr>
@@ -981,7 +1181,7 @@
           <w:sz w:val="28"/>
           <w:szCs w:val="28"/>
         </w:rPr>
-        <w:t xml:space="preserve">микрокомпьютера (ESP32 или RPi),</w:t>
+        <w:t xml:space="preserve">4. Реализовать интерфейсы телеметрии:</w:t>
       </w:r>
       <w:r>
         <w:rPr>
@@ -998,18 +1198,69 @@
           <w:sz w:val="28"/>
           <w:szCs w:val="28"/>
         </w:rPr>
-        <w:t xml:space="preserve">включающий:</w:t>
+        <w:t xml:space="preserve">проводной RS-485 и беспроводной</w:t>
       </w:r>
       <w:r>
         <w:rPr>
           <w:rFonts w:ascii="Times New Roman" w:hAnsi="Times New Roman" w:eastAsia="Times New Roman" w:cs="Times New Roman"/>
           <w:sz w:val="28"/>
           <w:szCs w:val="28"/>
-        </w:rPr>
+          <w:lang w:val="en-US"/>
+        </w:rPr>
+        <w:t xml:space="preserve"> </w:t>
       </w:r>
       <w:r>
         <w:rPr>
           <w:rFonts w:ascii="Times New Roman" w:hAnsi="Times New Roman" w:eastAsia="Times New Roman" w:cs="Times New Roman"/>
+          <w:sz w:val="28"/>
+          <w:szCs w:val="28"/>
+        </w:rPr>
+        <w:t xml:space="preserve">LoRa для</w:t>
+      </w:r>
+      <w:r>
+        <w:rPr>
+          <w:rFonts w:ascii="Times New Roman" w:hAnsi="Times New Roman" w:eastAsia="Times New Roman" w:cs="Times New Roman"/>
+          <w:sz w:val="28"/>
+          <w:szCs w:val="28"/>
+          <w:lang w:val="en-US"/>
+        </w:rPr>
+        <w:t xml:space="preserve"> </w:t>
+      </w:r>
+      <w:r>
+        <w:rPr>
+          <w:rFonts w:ascii="Times New Roman" w:hAnsi="Times New Roman" w:eastAsia="Times New Roman" w:cs="Times New Roman"/>
+          <w:sz w:val="28"/>
+          <w:szCs w:val="28"/>
+        </w:rPr>
+        <w:t xml:space="preserve">передачи служебной информации в состав</w:t>
+      </w:r>
+      <w:r>
+        <w:rPr>
+          <w:rFonts w:ascii="Times New Roman" w:hAnsi="Times New Roman" w:eastAsia="Times New Roman" w:cs="Times New Roman"/>
+          <w:sz w:val="28"/>
+          <w:szCs w:val="28"/>
+          <w:lang w:val="en-US"/>
+        </w:rPr>
+        <w:t xml:space="preserve"> </w:t>
+      </w:r>
+      <w:r>
+        <w:rPr>
+          <w:rFonts w:ascii="Times New Roman" w:hAnsi="Times New Roman" w:eastAsia="Times New Roman" w:cs="Times New Roman"/>
+          <w:sz w:val="28"/>
+          <w:szCs w:val="28"/>
+        </w:rPr>
+        <w:t xml:space="preserve">радиоинформационной сети.</w:t>
+      </w:r>
+      <w:r>
+        <w:rPr>
+          <w:rFonts w:ascii="Times New Roman" w:hAnsi="Times New Roman" w:cs="Times New Roman"/>
+          <w:sz w:val="28"/>
+          <w:szCs w:val="28"/>
+        </w:rPr>
+      </w:r>
+      <w:r>
+        <w:rPr>
+          <w:rFonts w:ascii="Times New Roman" w:hAnsi="Times New Roman" w:cs="Times New Roman"/>
           <w:sz w:val="28"/>
           <w:szCs w:val="28"/>
         </w:rPr>
@@ -1037,7 +1288,7 @@
           <w:sz w:val="28"/>
           <w:szCs w:val="28"/>
         </w:rPr>
-        <w:t xml:space="preserve"> стабилизацию и задание выходного</w:t>
+        <w:t xml:space="preserve">5. Выполнить компьютерное</w:t>
       </w:r>
       <w:r>
         <w:rPr>
@@ -1054,18 +1305,35 @@
           <w:sz w:val="28"/>
           <w:szCs w:val="28"/>
         </w:rPr>
-        <w:t xml:space="preserve">напряжения,</w:t>
+        <w:t xml:space="preserve">моделирование ключевых узлов силовой и</w:t>
       </w:r>
       <w:r>
         <w:rPr>
           <w:rFonts w:ascii="Times New Roman" w:hAnsi="Times New Roman" w:eastAsia="Times New Roman" w:cs="Times New Roman"/>
           <w:sz w:val="28"/>
           <w:szCs w:val="28"/>
-        </w:rPr>
+          <w:lang w:val="en-US"/>
+        </w:rPr>
+        <w:t xml:space="preserve"> </w:t>
       </w:r>
       <w:r>
         <w:rPr>
           <w:rFonts w:ascii="Times New Roman" w:hAnsi="Times New Roman" w:eastAsia="Times New Roman" w:cs="Times New Roman"/>
+          <w:sz w:val="28"/>
+          <w:szCs w:val="28"/>
+        </w:rPr>
+        <w:t xml:space="preserve">управляющей частей в среде Proteus.</w:t>
+      </w:r>
+      <w:r>
+        <w:rPr>
+          <w:rFonts w:ascii="Times New Roman" w:hAnsi="Times New Roman" w:cs="Times New Roman"/>
+          <w:sz w:val="28"/>
+          <w:szCs w:val="28"/>
+        </w:rPr>
+      </w:r>
+      <w:r>
+        <w:rPr>
+          <w:rFonts w:ascii="Times New Roman" w:hAnsi="Times New Roman" w:cs="Times New Roman"/>
           <w:sz w:val="28"/>
           <w:szCs w:val="28"/>
         </w:rPr>
@@ -1093,7 +1361,7 @@
           <w:sz w:val="28"/>
           <w:szCs w:val="28"/>
         </w:rPr>
-        <w:t xml:space="preserve"> контроль тока, температуры и</w:t>
+        <w:t xml:space="preserve">6. Собрать и протестировать макет,</w:t>
       </w:r>
       <w:r>
         <w:rPr>
@@ -1110,18 +1378,52 @@
           <w:sz w:val="28"/>
           <w:szCs w:val="28"/>
         </w:rPr>
-        <w:t xml:space="preserve">состояния нагрузки,</w:t>
+        <w:t xml:space="preserve">подтвердив корректность управления,</w:t>
       </w:r>
       <w:r>
         <w:rPr>
           <w:rFonts w:ascii="Times New Roman" w:hAnsi="Times New Roman" w:eastAsia="Times New Roman" w:cs="Times New Roman"/>
           <w:sz w:val="28"/>
           <w:szCs w:val="28"/>
-        </w:rPr>
+          <w:lang w:val="en-US"/>
+        </w:rPr>
+        <w:t xml:space="preserve"> </w:t>
       </w:r>
       <w:r>
         <w:rPr>
           <w:rFonts w:ascii="Times New Roman" w:hAnsi="Times New Roman" w:eastAsia="Times New Roman" w:cs="Times New Roman"/>
+          <w:sz w:val="28"/>
+          <w:szCs w:val="28"/>
+        </w:rPr>
+        <w:t xml:space="preserve">точность стабилизации и работоспособность</w:t>
+      </w:r>
+      <w:r>
+        <w:rPr>
+          <w:rFonts w:ascii="Times New Roman" w:hAnsi="Times New Roman" w:eastAsia="Times New Roman" w:cs="Times New Roman"/>
+          <w:sz w:val="28"/>
+          <w:szCs w:val="28"/>
+          <w:lang w:val="en-US"/>
+        </w:rPr>
+        <w:t xml:space="preserve"> </w:t>
+      </w:r>
+      <w:r>
+        <w:rPr>
+          <w:rFonts w:ascii="Times New Roman" w:hAnsi="Times New Roman" w:eastAsia="Times New Roman" w:cs="Times New Roman"/>
+          <w:sz w:val="28"/>
+          <w:szCs w:val="28"/>
+        </w:rPr>
+        <w:t xml:space="preserve">канала телеметрии.</w:t>
+      </w:r>
+      <w:r>
+        <w:rPr>
+          <w:rFonts w:ascii="Times New Roman" w:hAnsi="Times New Roman" w:cs="Times New Roman"/>
+          <w:sz w:val="28"/>
+          <w:szCs w:val="28"/>
+        </w:rPr>
+      </w:r>
+      <w:r>
+        <w:rPr>
+          <w:rFonts w:ascii="Times New Roman" w:hAnsi="Times New Roman" w:cs="Times New Roman"/>
           <w:sz w:val="28"/>
           <w:szCs w:val="28"/>
         </w:rPr>
@@ -1149,11 +1451,104 @@
           <w:sz w:val="28"/>
           <w:szCs w:val="28"/>
         </w:rPr>
-        <w:t xml:space="preserve"> реализацию защитных функций.</w:t>
+        <w:t xml:space="preserve">7. Подготовить техническую</w:t>
       </w:r>
       <w:r>
         <w:rPr>
           <w:rFonts w:ascii="Times New Roman" w:hAnsi="Times New Roman" w:eastAsia="Times New Roman" w:cs="Times New Roman"/>
+          <w:sz w:val="28"/>
+          <w:szCs w:val="28"/>
+          <w:lang w:val="en-US"/>
+        </w:rPr>
+        <w:t xml:space="preserve"> </w:t>
+      </w:r>
+      <w:r>
+        <w:rPr>
+          <w:rFonts w:ascii="Times New Roman" w:hAnsi="Times New Roman" w:eastAsia="Times New Roman" w:cs="Times New Roman"/>
+          <w:sz w:val="28"/>
+          <w:szCs w:val="28"/>
+        </w:rPr>
+        <w:t xml:space="preserve">документацию и оценку функциональной</w:t>
+      </w:r>
+      <w:r>
+        <w:rPr>
+          <w:rFonts w:ascii="Times New Roman" w:hAnsi="Times New Roman" w:eastAsia="Times New Roman" w:cs="Times New Roman"/>
+          <w:sz w:val="28"/>
+          <w:szCs w:val="28"/>
+          <w:lang w:val="en-US"/>
+        </w:rPr>
+        <w:t xml:space="preserve"> </w:t>
+      </w:r>
+      <w:r>
+        <w:rPr>
+          <w:rFonts w:ascii="Times New Roman" w:hAnsi="Times New Roman" w:eastAsia="Times New Roman" w:cs="Times New Roman"/>
+          <w:sz w:val="28"/>
+          <w:szCs w:val="28"/>
+        </w:rPr>
+        <w:t xml:space="preserve">совместимости разработки с типовыми</w:t>
+      </w:r>
+      <w:r>
+        <w:rPr>
+          <w:rFonts w:ascii="Times New Roman" w:hAnsi="Times New Roman" w:eastAsia="Times New Roman" w:cs="Times New Roman"/>
+          <w:sz w:val="28"/>
+          <w:szCs w:val="28"/>
+          <w:lang w:val="en-US"/>
+        </w:rPr>
+        <w:t xml:space="preserve"> </w:t>
+      </w:r>
+      <w:r>
+        <w:rPr>
+          <w:rFonts w:ascii="Times New Roman" w:hAnsi="Times New Roman" w:eastAsia="Times New Roman" w:cs="Times New Roman"/>
+          <w:sz w:val="28"/>
+          <w:szCs w:val="28"/>
+        </w:rPr>
+        <w:t xml:space="preserve">радиоинформационными системами.</w:t>
+      </w:r>
+      <w:r>
+        <w:rPr>
+          <w:rFonts w:ascii="Times New Roman" w:hAnsi="Times New Roman" w:cs="Times New Roman"/>
+          <w:sz w:val="28"/>
+          <w:szCs w:val="28"/>
+        </w:rPr>
+      </w:r>
+      <w:r>
+        <w:rPr>
+          <w:rFonts w:ascii="Times New Roman" w:hAnsi="Times New Roman" w:cs="Times New Roman"/>
+          <w:sz w:val="28"/>
+          <w:szCs w:val="28"/>
+        </w:rPr>
+      </w:r>
+    </w:p>
+    <w:p>
+      <w:pPr>
+        <w:pageBreakBefore w:val="true"/>
+        <w:pBdr/>
+        <w:spacing/>
+        <w:ind/>
+        <w:rPr>
+          <w:rFonts w:ascii="Times New Roman" w:hAnsi="Times New Roman" w:cs="Times New Roman"/>
+          <w:sz w:val="28"/>
+          <w:szCs w:val="28"/>
+        </w:rPr>
+      </w:pPr>
+      <w:r>
+        <w:rPr>
+          <w:rFonts w:ascii="Times New Roman" w:hAnsi="Times New Roman" w:eastAsia="Times New Roman" w:cs="Times New Roman"/>
+          <w:sz w:val="28"/>
+          <w:szCs w:val="28"/>
+          <w:lang w:val="ru-RU"/>
+        </w:rPr>
+      </w:r>
+      <w:r>
+        <w:rPr>
+          <w:rFonts w:ascii="Times New Roman" w:hAnsi="Times New Roman" w:cs="Times New Roman"/>
+          <w:sz w:val="28"/>
+          <w:szCs w:val="28"/>
+        </w:rPr>
+      </w:r>
+      <w:r>
+        <w:rPr>
+          <w:rFonts w:ascii="Times New Roman" w:hAnsi="Times New Roman" w:cs="Times New Roman"/>
           <w:sz w:val="28"/>
           <w:szCs w:val="28"/>
         </w:rPr>
@@ -1180,87 +1575,23 @@
           <w:rFonts w:ascii="Times New Roman" w:hAnsi="Times New Roman" w:eastAsia="Times New Roman" w:cs="Times New Roman"/>
           <w:sz w:val="28"/>
           <w:szCs w:val="28"/>
-        </w:rPr>
-        <w:t xml:space="preserve">4. Реализовать интерфейсы телеметрии:</w:t>
-      </w:r>
-      <w:r>
-        <w:rPr>
-          <w:rFonts w:ascii="Times New Roman" w:hAnsi="Times New Roman" w:eastAsia="Times New Roman" w:cs="Times New Roman"/>
-          <w:sz w:val="28"/>
-          <w:szCs w:val="28"/>
-          <w:lang w:val="en-US"/>
-        </w:rPr>
-        <w:t xml:space="preserve"> </w:t>
-      </w:r>
-      <w:r>
-        <w:rPr>
-          <w:rFonts w:ascii="Times New Roman" w:hAnsi="Times New Roman" w:eastAsia="Times New Roman" w:cs="Times New Roman"/>
-          <w:sz w:val="28"/>
-          <w:szCs w:val="28"/>
-        </w:rPr>
-        <w:t xml:space="preserve">проводной RS-485 и беспроводной</w:t>
-      </w:r>
-      <w:r>
-        <w:rPr>
-          <w:rFonts w:ascii="Times New Roman" w:hAnsi="Times New Roman" w:eastAsia="Times New Roman" w:cs="Times New Roman"/>
-          <w:sz w:val="28"/>
-          <w:szCs w:val="28"/>
-          <w:lang w:val="en-US"/>
-        </w:rPr>
-        <w:t xml:space="preserve"> </w:t>
-      </w:r>
-      <w:r>
-        <w:rPr>
-          <w:rFonts w:ascii="Times New Roman" w:hAnsi="Times New Roman" w:eastAsia="Times New Roman" w:cs="Times New Roman"/>
-          <w:sz w:val="28"/>
-          <w:szCs w:val="28"/>
-        </w:rPr>
-        <w:t xml:space="preserve">LoRa для</w:t>
-      </w:r>
-      <w:r>
-        <w:rPr>
-          <w:rFonts w:ascii="Times New Roman" w:hAnsi="Times New Roman" w:eastAsia="Times New Roman" w:cs="Times New Roman"/>
-          <w:sz w:val="28"/>
-          <w:szCs w:val="28"/>
-          <w:lang w:val="en-US"/>
-        </w:rPr>
-        <w:t xml:space="preserve"> </w:t>
-      </w:r>
-      <w:r>
-        <w:rPr>
-          <w:rFonts w:ascii="Times New Roman" w:hAnsi="Times New Roman" w:eastAsia="Times New Roman" w:cs="Times New Roman"/>
-          <w:sz w:val="28"/>
-          <w:szCs w:val="28"/>
-        </w:rPr>
-        <w:t xml:space="preserve">передачи служебной информации в состав</w:t>
-      </w:r>
-      <w:r>
-        <w:rPr>
-          <w:rFonts w:ascii="Times New Roman" w:hAnsi="Times New Roman" w:eastAsia="Times New Roman" w:cs="Times New Roman"/>
-          <w:sz w:val="28"/>
-          <w:szCs w:val="28"/>
-          <w:lang w:val="en-US"/>
-        </w:rPr>
-        <w:t xml:space="preserve"> </w:t>
-      </w:r>
-      <w:r>
-        <w:rPr>
-          <w:rFonts w:ascii="Times New Roman" w:hAnsi="Times New Roman" w:eastAsia="Times New Roman" w:cs="Times New Roman"/>
-          <w:sz w:val="28"/>
-          <w:szCs w:val="28"/>
-        </w:rPr>
-        <w:t xml:space="preserve">радиоинформационной сети.</w:t>
-      </w:r>
-      <w:r>
-        <w:rPr>
-          <w:rFonts w:ascii="Times New Roman" w:hAnsi="Times New Roman" w:eastAsia="Times New Roman" w:cs="Times New Roman"/>
-          <w:sz w:val="28"/>
-          <w:szCs w:val="28"/>
-        </w:rPr>
-      </w:r>
-      <w:r>
-        <w:rPr>
-          <w:rFonts w:ascii="Times New Roman" w:hAnsi="Times New Roman" w:eastAsia="Times New Roman" w:cs="Times New Roman"/>
+          <w:lang w:val="ru-RU"/>
+        </w:rPr>
+        <w:t xml:space="preserve">ТУТ АННОТАЦИЯ</w:t>
+        <w:br/>
+        <w:br/>
+        <w:br/>
+      </w:r>
+      <w:r>
+        <w:rPr>
+          <w:rFonts w:ascii="Times New Roman" w:hAnsi="Times New Roman" w:cs="Times New Roman"/>
+          <w:sz w:val="28"/>
+          <w:szCs w:val="28"/>
+        </w:rPr>
+      </w:r>
+      <w:r>
+        <w:rPr>
+          <w:rFonts w:ascii="Times New Roman" w:hAnsi="Times New Roman" w:cs="Times New Roman"/>
           <w:sz w:val="28"/>
           <w:szCs w:val="28"/>
         </w:rPr>
@@ -1284,56 +1615,29 @@
       </w:pPr>
       <w:r>
         <w:rPr>
-          <w:rFonts w:ascii="Times New Roman" w:hAnsi="Times New Roman" w:eastAsia="Times New Roman" w:cs="Times New Roman"/>
-          <w:sz w:val="28"/>
-          <w:szCs w:val="28"/>
-        </w:rPr>
-        <w:t xml:space="preserve">5. Выполнить компьютерное</w:t>
-      </w:r>
-      <w:r>
-        <w:rPr>
-          <w:rFonts w:ascii="Times New Roman" w:hAnsi="Times New Roman" w:eastAsia="Times New Roman" w:cs="Times New Roman"/>
-          <w:sz w:val="28"/>
-          <w:szCs w:val="28"/>
-          <w:lang w:val="en-US"/>
-        </w:rPr>
-        <w:t xml:space="preserve"> </w:t>
-      </w:r>
-      <w:r>
-        <w:rPr>
-          <w:rFonts w:ascii="Times New Roman" w:hAnsi="Times New Roman" w:eastAsia="Times New Roman" w:cs="Times New Roman"/>
-          <w:sz w:val="28"/>
-          <w:szCs w:val="28"/>
-        </w:rPr>
-        <w:t xml:space="preserve">моделирование ключевых узлов силовой и</w:t>
-      </w:r>
-      <w:r>
-        <w:rPr>
-          <w:rFonts w:ascii="Times New Roman" w:hAnsi="Times New Roman" w:eastAsia="Times New Roman" w:cs="Times New Roman"/>
-          <w:sz w:val="28"/>
-          <w:szCs w:val="28"/>
-          <w:lang w:val="en-US"/>
-        </w:rPr>
-        <w:t xml:space="preserve"> </w:t>
-      </w:r>
-      <w:r>
-        <w:rPr>
-          <w:rFonts w:ascii="Times New Roman" w:hAnsi="Times New Roman" w:eastAsia="Times New Roman" w:cs="Times New Roman"/>
-          <w:sz w:val="28"/>
-          <w:szCs w:val="28"/>
-        </w:rPr>
-        <w:t xml:space="preserve">управляющей частей в среде Proteus.</w:t>
-      </w:r>
-      <w:r>
-        <w:rPr>
-          <w:rFonts w:ascii="Times New Roman" w:hAnsi="Times New Roman" w:eastAsia="Times New Roman" w:cs="Times New Roman"/>
-          <w:sz w:val="28"/>
-          <w:szCs w:val="28"/>
-        </w:rPr>
-      </w:r>
-      <w:r>
-        <w:rPr>
-          <w:rFonts w:ascii="Times New Roman" w:hAnsi="Times New Roman" w:eastAsia="Times New Roman" w:cs="Times New Roman"/>
+          <w:rFonts w:ascii="Times New Roman" w:hAnsi="Times New Roman" w:cs="Times New Roman"/>
+          <w:sz w:val="28"/>
+          <w:szCs w:val="28"/>
+        </w:rPr>
+      </w:r>
+      <w:r>
+        <w:rPr>
+          <w:rFonts w:ascii="Times New Roman" w:hAnsi="Times New Roman" w:cs="Times New Roman"/>
+          <w:sz w:val="28"/>
+          <w:szCs w:val="28"/>
+        </w:rPr>
+        <w:t xml:space="preserve">Ключевые слова: ФАЗОВОЕ УПРАВЛЕНИЕ, ТИРИСТОР, ТЕЛЕМЕТРИЯ, LoRa, ESP32, ИСТОЧНИК ПИТАНИЯ.</w:t>
+      </w:r>
+      <w:r>
+        <w:rPr>
+          <w:rFonts w:ascii="Times New Roman" w:hAnsi="Times New Roman" w:cs="Times New Roman"/>
+          <w:sz w:val="28"/>
+          <w:szCs w:val="28"/>
+        </w:rPr>
+      </w:r>
+      <w:r>
+        <w:rPr>
+          <w:rFonts w:ascii="Times New Roman" w:hAnsi="Times New Roman" w:cs="Times New Roman"/>
           <w:sz w:val="28"/>
           <w:szCs w:val="28"/>
         </w:rPr>
@@ -1341,307 +1645,11 @@
     </w:p>
     <w:p>
       <w:pPr>
-        <w:pBdr>
-          <w:top w:val="none" w:color="000000" w:sz="4" w:space="0"/>
-          <w:left w:val="none" w:color="000000" w:sz="4" w:space="0"/>
-          <w:bottom w:val="none" w:color="000000" w:sz="4" w:space="0"/>
-          <w:right w:val="none" w:color="000000" w:sz="4" w:space="0"/>
-        </w:pBdr>
-        <w:spacing/>
-        <w:ind w:right="0" w:firstLine="0" w:left="0"/>
-        <w:rPr>
-          <w:rFonts w:ascii="Times New Roman" w:hAnsi="Times New Roman" w:cs="Times New Roman"/>
-          <w:sz w:val="28"/>
-          <w:szCs w:val="28"/>
-        </w:rPr>
-      </w:pPr>
-      <w:r>
-        <w:rPr>
-          <w:rFonts w:ascii="Times New Roman" w:hAnsi="Times New Roman" w:eastAsia="Times New Roman" w:cs="Times New Roman"/>
-          <w:sz w:val="28"/>
-          <w:szCs w:val="28"/>
-        </w:rPr>
-        <w:t xml:space="preserve">6. Собрать и протестировать макет,</w:t>
-      </w:r>
-      <w:r>
-        <w:rPr>
-          <w:rFonts w:ascii="Times New Roman" w:hAnsi="Times New Roman" w:eastAsia="Times New Roman" w:cs="Times New Roman"/>
-          <w:sz w:val="28"/>
-          <w:szCs w:val="28"/>
-          <w:lang w:val="en-US"/>
-        </w:rPr>
-        <w:t xml:space="preserve"> </w:t>
-      </w:r>
-      <w:r>
-        <w:rPr>
-          <w:rFonts w:ascii="Times New Roman" w:hAnsi="Times New Roman" w:eastAsia="Times New Roman" w:cs="Times New Roman"/>
-          <w:sz w:val="28"/>
-          <w:szCs w:val="28"/>
-        </w:rPr>
-        <w:t xml:space="preserve">подтвердив корректность управления,</w:t>
-      </w:r>
-      <w:r>
-        <w:rPr>
-          <w:rFonts w:ascii="Times New Roman" w:hAnsi="Times New Roman" w:eastAsia="Times New Roman" w:cs="Times New Roman"/>
-          <w:sz w:val="28"/>
-          <w:szCs w:val="28"/>
-          <w:lang w:val="en-US"/>
-        </w:rPr>
-        <w:t xml:space="preserve"> </w:t>
-      </w:r>
-      <w:r>
-        <w:rPr>
-          <w:rFonts w:ascii="Times New Roman" w:hAnsi="Times New Roman" w:eastAsia="Times New Roman" w:cs="Times New Roman"/>
-          <w:sz w:val="28"/>
-          <w:szCs w:val="28"/>
-        </w:rPr>
-        <w:t xml:space="preserve">точность стабилизации и работоспособность</w:t>
-      </w:r>
-      <w:r>
-        <w:rPr>
-          <w:rFonts w:ascii="Times New Roman" w:hAnsi="Times New Roman" w:eastAsia="Times New Roman" w:cs="Times New Roman"/>
-          <w:sz w:val="28"/>
-          <w:szCs w:val="28"/>
-          <w:lang w:val="en-US"/>
-        </w:rPr>
-        <w:t xml:space="preserve"> </w:t>
-      </w:r>
-      <w:r>
-        <w:rPr>
-          <w:rFonts w:ascii="Times New Roman" w:hAnsi="Times New Roman" w:eastAsia="Times New Roman" w:cs="Times New Roman"/>
-          <w:sz w:val="28"/>
-          <w:szCs w:val="28"/>
-        </w:rPr>
-        <w:t xml:space="preserve">канала телеметрии.</w:t>
-      </w:r>
-      <w:r>
-        <w:rPr>
-          <w:rFonts w:ascii="Times New Roman" w:hAnsi="Times New Roman" w:eastAsia="Times New Roman" w:cs="Times New Roman"/>
-          <w:sz w:val="28"/>
-          <w:szCs w:val="28"/>
-        </w:rPr>
-      </w:r>
-      <w:r>
-        <w:rPr>
-          <w:rFonts w:ascii="Times New Roman" w:hAnsi="Times New Roman" w:eastAsia="Times New Roman" w:cs="Times New Roman"/>
-          <w:sz w:val="28"/>
-          <w:szCs w:val="28"/>
-        </w:rPr>
-      </w:r>
-    </w:p>
-    <w:p>
-      <w:pPr>
-        <w:pBdr>
-          <w:top w:val="none" w:color="000000" w:sz="4" w:space="0"/>
-          <w:left w:val="none" w:color="000000" w:sz="4" w:space="0"/>
-          <w:bottom w:val="none" w:color="000000" w:sz="4" w:space="0"/>
-          <w:right w:val="none" w:color="000000" w:sz="4" w:space="0"/>
-        </w:pBdr>
-        <w:spacing/>
-        <w:ind w:right="0" w:firstLine="0" w:left="0"/>
-        <w:rPr>
-          <w:rFonts w:ascii="Times New Roman" w:hAnsi="Times New Roman" w:cs="Times New Roman"/>
-          <w:sz w:val="28"/>
-          <w:szCs w:val="28"/>
-        </w:rPr>
-      </w:pPr>
-      <w:r>
-        <w:rPr>
-          <w:rFonts w:ascii="Times New Roman" w:hAnsi="Times New Roman" w:eastAsia="Times New Roman" w:cs="Times New Roman"/>
-          <w:sz w:val="28"/>
-          <w:szCs w:val="28"/>
-        </w:rPr>
-        <w:t xml:space="preserve">7. Подготовить техническую</w:t>
-      </w:r>
-      <w:r>
-        <w:rPr>
-          <w:rFonts w:ascii="Times New Roman" w:hAnsi="Times New Roman" w:eastAsia="Times New Roman" w:cs="Times New Roman"/>
-          <w:sz w:val="28"/>
-          <w:szCs w:val="28"/>
-          <w:lang w:val="en-US"/>
-        </w:rPr>
-        <w:t xml:space="preserve"> </w:t>
-      </w:r>
-      <w:r>
-        <w:rPr>
-          <w:rFonts w:ascii="Times New Roman" w:hAnsi="Times New Roman" w:eastAsia="Times New Roman" w:cs="Times New Roman"/>
-          <w:sz w:val="28"/>
-          <w:szCs w:val="28"/>
-        </w:rPr>
-        <w:t xml:space="preserve">документацию и оценку функциональной</w:t>
-      </w:r>
-      <w:r>
-        <w:rPr>
-          <w:rFonts w:ascii="Times New Roman" w:hAnsi="Times New Roman" w:eastAsia="Times New Roman" w:cs="Times New Roman"/>
-          <w:sz w:val="28"/>
-          <w:szCs w:val="28"/>
-          <w:lang w:val="en-US"/>
-        </w:rPr>
-        <w:t xml:space="preserve"> </w:t>
-      </w:r>
-      <w:r>
-        <w:rPr>
-          <w:rFonts w:ascii="Times New Roman" w:hAnsi="Times New Roman" w:eastAsia="Times New Roman" w:cs="Times New Roman"/>
-          <w:sz w:val="28"/>
-          <w:szCs w:val="28"/>
-        </w:rPr>
-        <w:t xml:space="preserve">совместимости разработки с типовыми</w:t>
-      </w:r>
-      <w:r>
-        <w:rPr>
-          <w:rFonts w:ascii="Times New Roman" w:hAnsi="Times New Roman" w:eastAsia="Times New Roman" w:cs="Times New Roman"/>
-          <w:sz w:val="28"/>
-          <w:szCs w:val="28"/>
-          <w:lang w:val="en-US"/>
-        </w:rPr>
-        <w:t xml:space="preserve"> </w:t>
-      </w:r>
-      <w:r>
-        <w:rPr>
-          <w:rFonts w:ascii="Times New Roman" w:hAnsi="Times New Roman" w:eastAsia="Times New Roman" w:cs="Times New Roman"/>
-          <w:sz w:val="28"/>
-          <w:szCs w:val="28"/>
-        </w:rPr>
-        <w:t xml:space="preserve">радиоинформационными системами.</w:t>
-      </w:r>
-      <w:r>
-        <w:rPr>
-          <w:rFonts w:ascii="Times New Roman" w:hAnsi="Times New Roman" w:eastAsia="Times New Roman" w:cs="Times New Roman"/>
-          <w:sz w:val="28"/>
-          <w:szCs w:val="28"/>
-        </w:rPr>
-      </w:r>
-      <w:r>
-        <w:rPr>
-          <w:rFonts w:ascii="Times New Roman" w:hAnsi="Times New Roman" w:eastAsia="Times New Roman" w:cs="Times New Roman"/>
-          <w:sz w:val="28"/>
-          <w:szCs w:val="28"/>
-        </w:rPr>
-      </w:r>
-    </w:p>
-    <w:p>
-      <w:pPr>
         <w:pageBreakBefore w:val="true"/>
         <w:pBdr/>
         <w:spacing/>
         <w:ind/>
-        <w:rPr>
-          <w:rFonts w:ascii="Times New Roman" w:hAnsi="Times New Roman" w:cs="Times New Roman"/>
-          <w:sz w:val="28"/>
-          <w:szCs w:val="28"/>
-        </w:rPr>
-      </w:pPr>
-      <w:r>
-        <w:rPr>
-          <w:rFonts w:ascii="Times New Roman" w:hAnsi="Times New Roman" w:eastAsia="Times New Roman" w:cs="Times New Roman"/>
-          <w:sz w:val="28"/>
-          <w:szCs w:val="28"/>
-          <w:lang w:val="ru-RU"/>
-        </w:rPr>
-      </w:r>
-      <w:r>
-        <w:rPr>
-          <w:rFonts w:ascii="Times New Roman" w:hAnsi="Times New Roman" w:eastAsia="Times New Roman" w:cs="Times New Roman"/>
-          <w:sz w:val="28"/>
-          <w:szCs w:val="28"/>
-          <w:highlight w:val="none"/>
-        </w:rPr>
-      </w:r>
-      <w:r>
-        <w:rPr>
-          <w:rFonts w:ascii="Times New Roman" w:hAnsi="Times New Roman" w:eastAsia="Times New Roman" w:cs="Times New Roman"/>
-          <w:sz w:val="28"/>
-          <w:szCs w:val="28"/>
-        </w:rPr>
-      </w:r>
-    </w:p>
-    <w:p>
-      <w:pPr>
-        <w:pBdr>
-          <w:top w:val="none" w:color="000000" w:sz="4" w:space="0"/>
-          <w:left w:val="none" w:color="000000" w:sz="4" w:space="0"/>
-          <w:bottom w:val="none" w:color="000000" w:sz="4" w:space="0"/>
-          <w:right w:val="none" w:color="000000" w:sz="4" w:space="0"/>
-        </w:pBdr>
-        <w:spacing/>
-        <w:ind w:right="0" w:firstLine="0" w:left="0"/>
-        <w:rPr>
-          <w:rFonts w:ascii="Times New Roman" w:hAnsi="Times New Roman" w:cs="Times New Roman"/>
-          <w:sz w:val="28"/>
-          <w:szCs w:val="28"/>
-        </w:rPr>
-      </w:pPr>
-      <w:r>
-        <w:rPr>
-          <w:rFonts w:ascii="Times New Roman" w:hAnsi="Times New Roman" w:eastAsia="Times New Roman" w:cs="Times New Roman"/>
-          <w:sz w:val="28"/>
-          <w:szCs w:val="28"/>
-          <w:lang w:val="ru-RU"/>
-        </w:rPr>
-        <w:t xml:space="preserve">ТУТ АННОТАЦИЯ</w:t>
-        <w:br/>
-        <w:br/>
-        <w:br/>
-      </w:r>
-      <w:r>
-        <w:rPr>
-          <w:rFonts w:ascii="Times New Roman" w:hAnsi="Times New Roman" w:eastAsia="Times New Roman" w:cs="Times New Roman"/>
-          <w:sz w:val="28"/>
-          <w:szCs w:val="28"/>
-        </w:rPr>
-      </w:r>
-    </w:p>
-    <w:p>
-      <w:pPr>
-        <w:pBdr>
-          <w:top w:val="none" w:color="000000" w:sz="4" w:space="0"/>
-          <w:left w:val="none" w:color="000000" w:sz="4" w:space="0"/>
-          <w:bottom w:val="none" w:color="000000" w:sz="4" w:space="0"/>
-          <w:right w:val="none" w:color="000000" w:sz="4" w:space="0"/>
-        </w:pBdr>
-        <w:spacing/>
-        <w:ind w:right="0" w:firstLine="0" w:left="0"/>
-        <w:rPr>
-          <w:rFonts w:ascii="Times New Roman" w:hAnsi="Times New Roman" w:cs="Times New Roman"/>
-          <w:sz w:val="28"/>
-          <w:szCs w:val="28"/>
-        </w:rPr>
-      </w:pPr>
-      <w:r>
-        <w:rPr>
-          <w:rFonts w:ascii="Times New Roman" w:hAnsi="Times New Roman" w:eastAsia="Times New Roman" w:cs="Times New Roman"/>
-          <w:sz w:val="28"/>
-          <w:szCs w:val="28"/>
-        </w:rPr>
-        <w:t xml:space="preserve">.</w:t>
-      </w:r>
-      <w:r>
-        <w:rPr>
-          <w:rFonts w:ascii="Times New Roman" w:hAnsi="Times New Roman" w:eastAsia="Times New Roman" w:cs="Times New Roman"/>
-          <w:sz w:val="28"/>
-          <w:szCs w:val="28"/>
-        </w:rPr>
-      </w:r>
-      <w:r>
-        <w:rPr>
-          <w:rFonts w:ascii="Times New Roman" w:hAnsi="Times New Roman" w:eastAsia="Times New Roman" w:cs="Times New Roman"/>
-          <w:sz w:val="28"/>
-          <w:szCs w:val="28"/>
-        </w:rPr>
-      </w:r>
-    </w:p>
-    <w:p>
-      <w:pPr>
-        <w:pageBreakBefore w:val="true"/>
-        <w:pBdr/>
-        <w:spacing/>
-        <w:ind/>
-        <w:rPr>
-          <w:rFonts w:ascii="Times New Roman" w:hAnsi="Times New Roman" w:cs="Times New Roman"/>
-          <w:sz w:val="28"/>
-          <w:szCs w:val="28"/>
-          <w:highlight w:val="none"/>
-        </w:rPr>
+        <w:rPr/>
       </w:pPr>
       <w:r>
         <w:rPr>
@@ -1669,23 +1677,114 @@
         <w:t xml:space="preserve">ПЛИС – Програмируемая логически интегральная схема</w:t>
         <w:br/>
         <w:t xml:space="preserve">БП – Блок питания</w:t>
+        <w:br/>
+        <w:t xml:space="preserve">ИВЭП — Источники вторичного электропитания</w:t>
+        <w:br/>
       </w:r>
       <w:r>
         <w:rPr>
           <w:rFonts w:ascii="Times New Roman" w:hAnsi="Times New Roman" w:eastAsia="Times New Roman" w:cs="Times New Roman"/>
           <w:sz w:val="28"/>
           <w:szCs w:val="28"/>
+          <w:lang w:val="ru-RU"/>
+        </w:rPr>
+        <w:t xml:space="preserve">СИФУ — Система импульсно-фазового управления.</w:t>
+        <w:br/>
+      </w:r>
+      <w:r>
+        <w:rPr>
+          <w:rFonts w:ascii="Times New Roman" w:hAnsi="Times New Roman" w:eastAsia="Times New Roman" w:cs="Times New Roman"/>
+          <w:sz w:val="28"/>
+          <w:szCs w:val="28"/>
+          <w:lang w:val="ru-RU"/>
+        </w:rPr>
+        <w:t xml:space="preserve">ШИМ — Широтно-импульсная модуляция.</w:t>
+        <w:br/>
+      </w:r>
+      <w:r>
+        <w:rPr>
+          <w:rFonts w:ascii="Times New Roman" w:hAnsi="Times New Roman" w:eastAsia="Times New Roman" w:cs="Times New Roman"/>
+          <w:sz w:val="28"/>
+          <w:szCs w:val="28"/>
+          <w:lang w:val="ru-RU"/>
+        </w:rPr>
+        <w:t xml:space="preserve">ВУ — Выпрямитель управляемый.</w:t>
+        <w:br/>
+      </w:r>
+      <w:r>
+        <w:rPr>
+          <w:rFonts w:ascii="Times New Roman" w:hAnsi="Times New Roman" w:eastAsia="Times New Roman" w:cs="Times New Roman"/>
+          <w:sz w:val="28"/>
+          <w:szCs w:val="28"/>
+          <w:lang w:val="ru-RU"/>
+        </w:rPr>
+        <w:t xml:space="preserve">АЦП — Аналого-цифровой преобразователь.</w:t>
+        <w:br/>
+      </w:r>
+      <w:r>
+        <w:rPr>
+          <w:rFonts w:ascii="Times New Roman" w:hAnsi="Times New Roman" w:eastAsia="Times New Roman" w:cs="Times New Roman"/>
+          <w:sz w:val="28"/>
+          <w:szCs w:val="28"/>
+          <w:lang w:val="ru-RU"/>
+        </w:rPr>
+        <w:t xml:space="preserve">ОС — Обратная связь.</w:t>
+        <w:br/>
+      </w:r>
+      <w:r>
+        <w:rPr>
+          <w:rFonts w:ascii="Times New Roman" w:hAnsi="Times New Roman" w:eastAsia="Times New Roman" w:cs="Times New Roman"/>
+          <w:sz w:val="28"/>
+          <w:szCs w:val="28"/>
+          <w:lang w:val="ru-RU"/>
+        </w:rPr>
+        <w:t xml:space="preserve">ПО — Программное обеспечение.</w:t>
+      </w:r>
+      <w:r>
+        <w:rPr>
+          <w:rFonts w:ascii="Times New Roman" w:hAnsi="Times New Roman" w:eastAsia="Times New Roman" w:cs="Times New Roman"/>
+          <w:sz w:val="28"/>
+          <w:szCs w:val="28"/>
+          <w:lang w:val="ru-RU"/>
+        </w:rPr>
+      </w:r>
+      <w:r/>
+    </w:p>
+    <w:p>
+      <w:pPr>
+        <w:pageBreakBefore w:val="true"/>
+        <w:pBdr/>
+        <w:spacing/>
+        <w:ind/>
+        <w:rPr>
+          <w:rFonts w:ascii="Times New Roman" w:hAnsi="Times New Roman" w:cs="Times New Roman"/>
+          <w:sz w:val="28"/>
+          <w:szCs w:val="28"/>
           <w:highlight w:val="none"/>
-          <w:lang w:val="ru-RU"/>
-        </w:rPr>
-      </w:r>
+        </w:rPr>
+      </w:pPr>
       <w:r>
         <w:rPr>
           <w:rFonts w:ascii="Times New Roman" w:hAnsi="Times New Roman" w:eastAsia="Times New Roman" w:cs="Times New Roman"/>
           <w:sz w:val="28"/>
           <w:szCs w:val="28"/>
           <w:highlight w:val="none"/>
-          <w:lang w:val="ru-RU"/>
+        </w:rPr>
+      </w:r>
+      <w:r>
+        <w:rPr>
+          <w:rFonts w:ascii="Times New Roman" w:hAnsi="Times New Roman" w:eastAsia="Times New Roman" w:cs="Times New Roman"/>
+          <w:sz w:val="28"/>
+          <w:szCs w:val="28"/>
+          <w:highlight w:val="none"/>
+        </w:rPr>
+      </w:r>
+      <w:r>
+        <w:rPr>
+          <w:rFonts w:ascii="Times New Roman" w:hAnsi="Times New Roman" w:cs="Times New Roman"/>
+          <w:sz w:val="28"/>
+          <w:szCs w:val="28"/>
+          <w:highlight w:val="none"/>
         </w:rPr>
       </w:r>
     </w:p>
@@ -1719,7 +1818,14 @@
       </w:r>
       <w:r>
         <w:rPr>
-          <w:rFonts w:ascii="Times New Roman" w:hAnsi="Times New Roman" w:eastAsia="Times New Roman" w:cs="Times New Roman"/>
+          <w:rFonts w:ascii="Times New Roman" w:hAnsi="Times New Roman" w:cs="Times New Roman"/>
+          <w:sz w:val="28"/>
+          <w:szCs w:val="28"/>
+        </w:rPr>
+      </w:r>
+      <w:r>
+        <w:rPr>
+          <w:rFonts w:ascii="Times New Roman" w:hAnsi="Times New Roman" w:cs="Times New Roman"/>
           <w:sz w:val="28"/>
           <w:szCs w:val="28"/>
         </w:rPr>
@@ -1756,7 +1862,14 @@
       </w:r>
       <w:r>
         <w:rPr>
-          <w:rFonts w:ascii="Times New Roman" w:hAnsi="Times New Roman" w:eastAsia="Times New Roman" w:cs="Times New Roman"/>
+          <w:rFonts w:ascii="Times New Roman" w:hAnsi="Times New Roman" w:cs="Times New Roman"/>
+          <w:sz w:val="28"/>
+          <w:szCs w:val="28"/>
+        </w:rPr>
+      </w:r>
+      <w:r>
+        <w:rPr>
+          <w:rFonts w:ascii="Times New Roman" w:hAnsi="Times New Roman" w:cs="Times New Roman"/>
           <w:sz w:val="28"/>
           <w:szCs w:val="28"/>
         </w:rPr>
@@ -1764,7 +1877,7 @@
     </w:p>
     <w:p>
       <w:pPr>
-        <w:pageBreakBefore w:val="true"/>
+        <w:pageBreakBefore w:val="false"/>
         <w:pBdr>
           <w:top w:val="none" w:color="000000" w:sz="4" w:space="0"/>
           <w:left w:val="none" w:color="000000" w:sz="4" w:space="0"/>
@@ -1774,7 +1887,7 @@
         <w:spacing/>
         <w:ind w:right="0" w:firstLine="0" w:left="0"/>
         <w:rPr>
-          <w:rFonts w:ascii="Times New Roman" w:hAnsi="Times New Roman" w:cs="Times New Roman"/>
+          <w:rFonts w:ascii="Times New Roman" w:hAnsi="Times New Roman" w:eastAsia="Times New Roman" w:cs="Times New Roman"/>
           <w:sz w:val="28"/>
           <w:szCs w:val="28"/>
         </w:rPr>
@@ -1791,247 +1904,7 @@
       </w:r>
       <w:r>
         <w:rPr>
-          <w:rFonts w:ascii="Times New Roman" w:hAnsi="Times New Roman" w:eastAsia="Times New Roman" w:cs="Times New Roman"/>
-          <w:sz w:val="28"/>
-          <w:szCs w:val="28"/>
-        </w:rPr>
-        <w:t xml:space="preserve">В условиях роста числа распределенных</w:t>
-      </w:r>
-      <w:r>
-        <w:rPr>
-          <w:rFonts w:ascii="Times New Roman" w:hAnsi="Times New Roman" w:eastAsia="Times New Roman" w:cs="Times New Roman"/>
-          <w:sz w:val="28"/>
-          <w:szCs w:val="28"/>
-          <w:lang w:val="en-US"/>
-        </w:rPr>
-        <w:t xml:space="preserve"> </w:t>
-      </w:r>
-      <w:r>
-        <w:rPr>
-          <w:rFonts w:ascii="Times New Roman" w:hAnsi="Times New Roman" w:eastAsia="Times New Roman" w:cs="Times New Roman"/>
-          <w:sz w:val="28"/>
-          <w:szCs w:val="28"/>
-        </w:rPr>
-        <w:t xml:space="preserve">автономных систем (метеостанций,</w:t>
-      </w:r>
-      <w:r>
-        <w:rPr>
-          <w:rFonts w:ascii="Times New Roman" w:hAnsi="Times New Roman" w:eastAsia="Times New Roman" w:cs="Times New Roman"/>
-          <w:sz w:val="28"/>
-          <w:szCs w:val="28"/>
-          <w:lang w:val="en-US"/>
-        </w:rPr>
-        <w:t xml:space="preserve"> </w:t>
-      </w:r>
-      <w:r>
-        <w:rPr>
-          <w:rFonts w:ascii="Times New Roman" w:hAnsi="Times New Roman" w:eastAsia="Times New Roman" w:cs="Times New Roman"/>
-          <w:sz w:val="28"/>
-          <w:szCs w:val="28"/>
-        </w:rPr>
-        <w:t xml:space="preserve">беспилотных платформ, датчиков IoT и др.)</w:t>
-      </w:r>
-      <w:r>
-        <w:rPr>
-          <w:rFonts w:ascii="Times New Roman" w:hAnsi="Times New Roman" w:eastAsia="Times New Roman" w:cs="Times New Roman"/>
-          <w:sz w:val="28"/>
-          <w:szCs w:val="28"/>
-          <w:lang w:val="en-US"/>
-        </w:rPr>
-        <w:t xml:space="preserve"> </w:t>
-      </w:r>
-      <w:r>
-        <w:rPr>
-          <w:rFonts w:ascii="Times New Roman" w:hAnsi="Times New Roman" w:eastAsia="Times New Roman" w:cs="Times New Roman"/>
-          <w:sz w:val="28"/>
-          <w:szCs w:val="28"/>
-        </w:rPr>
-        <w:t xml:space="preserve">возникает потребность в источниках</w:t>
-      </w:r>
-      <w:r>
-        <w:rPr>
-          <w:rFonts w:ascii="Times New Roman" w:hAnsi="Times New Roman" w:eastAsia="Times New Roman" w:cs="Times New Roman"/>
-          <w:sz w:val="28"/>
-          <w:szCs w:val="28"/>
-          <w:lang w:val="en-US"/>
-        </w:rPr>
-        <w:t xml:space="preserve"> </w:t>
-      </w:r>
-      <w:r>
-        <w:rPr>
-          <w:rFonts w:ascii="Times New Roman" w:hAnsi="Times New Roman" w:eastAsia="Times New Roman" w:cs="Times New Roman"/>
-          <w:sz w:val="28"/>
-          <w:szCs w:val="28"/>
-        </w:rPr>
-        <w:t xml:space="preserve">питания, способных не только обеспечивать</w:t>
-      </w:r>
-      <w:r>
-        <w:rPr>
-          <w:rFonts w:ascii="Times New Roman" w:hAnsi="Times New Roman" w:eastAsia="Times New Roman" w:cs="Times New Roman"/>
-          <w:sz w:val="28"/>
-          <w:szCs w:val="28"/>
-          <w:lang w:val="en-US"/>
-        </w:rPr>
-        <w:t xml:space="preserve"> </w:t>
-      </w:r>
-      <w:r>
-        <w:rPr>
-          <w:rFonts w:ascii="Times New Roman" w:hAnsi="Times New Roman" w:eastAsia="Times New Roman" w:cs="Times New Roman"/>
-          <w:sz w:val="28"/>
-          <w:szCs w:val="28"/>
-        </w:rPr>
-        <w:t xml:space="preserve">энергоснабжение, но и обмениваться</w:t>
-      </w:r>
-      <w:r>
-        <w:rPr>
-          <w:rFonts w:ascii="Times New Roman" w:hAnsi="Times New Roman" w:eastAsia="Times New Roman" w:cs="Times New Roman"/>
-          <w:sz w:val="28"/>
-          <w:szCs w:val="28"/>
-          <w:lang w:val="en-US"/>
-        </w:rPr>
-        <w:t xml:space="preserve"> </w:t>
-      </w:r>
-      <w:r>
-        <w:rPr>
-          <w:rFonts w:ascii="Times New Roman" w:hAnsi="Times New Roman" w:eastAsia="Times New Roman" w:cs="Times New Roman"/>
-          <w:sz w:val="28"/>
-          <w:szCs w:val="28"/>
-        </w:rPr>
-        <w:t xml:space="preserve">служебной</w:t>
-      </w:r>
-      <w:r>
-        <w:rPr>
-          <w:rFonts w:ascii="Times New Roman" w:hAnsi="Times New Roman" w:eastAsia="Times New Roman" w:cs="Times New Roman"/>
-          <w:sz w:val="28"/>
-          <w:szCs w:val="28"/>
-          <w:lang w:val="en-US"/>
-        </w:rPr>
-        <w:t xml:space="preserve"> </w:t>
-      </w:r>
-      <w:r>
-        <w:rPr>
-          <w:rFonts w:ascii="Times New Roman" w:hAnsi="Times New Roman" w:eastAsia="Times New Roman" w:cs="Times New Roman"/>
-          <w:sz w:val="28"/>
-          <w:szCs w:val="28"/>
-        </w:rPr>
-        <w:t xml:space="preserve">информацией с центральными</w:t>
-      </w:r>
-      <w:r>
-        <w:rPr>
-          <w:rFonts w:ascii="Times New Roman" w:hAnsi="Times New Roman" w:eastAsia="Times New Roman" w:cs="Times New Roman"/>
-          <w:sz w:val="28"/>
-          <w:szCs w:val="28"/>
-          <w:lang w:val="en-US"/>
-        </w:rPr>
-        <w:t xml:space="preserve"> </w:t>
-      </w:r>
-      <w:r>
-        <w:rPr>
-          <w:rFonts w:ascii="Times New Roman" w:hAnsi="Times New Roman" w:eastAsia="Times New Roman" w:cs="Times New Roman"/>
-          <w:sz w:val="28"/>
-          <w:szCs w:val="28"/>
-        </w:rPr>
-        <w:t xml:space="preserve">узлами. Такие устройства становятся</w:t>
-      </w:r>
-      <w:r>
-        <w:rPr>
-          <w:rFonts w:ascii="Times New Roman" w:hAnsi="Times New Roman" w:eastAsia="Times New Roman" w:cs="Times New Roman"/>
-          <w:sz w:val="28"/>
-          <w:szCs w:val="28"/>
-          <w:lang w:val="en-US"/>
-        </w:rPr>
-        <w:t xml:space="preserve"> </w:t>
-      </w:r>
-      <w:r>
-        <w:rPr>
-          <w:rFonts w:ascii="Times New Roman" w:hAnsi="Times New Roman" w:eastAsia="Times New Roman" w:cs="Times New Roman"/>
-          <w:sz w:val="28"/>
-          <w:szCs w:val="28"/>
-        </w:rPr>
-        <w:t xml:space="preserve">активными элементами</w:t>
-      </w:r>
-      <w:r>
-        <w:rPr>
-          <w:rFonts w:ascii="Times New Roman" w:hAnsi="Times New Roman" w:eastAsia="Times New Roman" w:cs="Times New Roman"/>
-          <w:sz w:val="28"/>
-          <w:szCs w:val="28"/>
-          <w:lang w:val="en-US"/>
-        </w:rPr>
-        <w:t xml:space="preserve"> </w:t>
-      </w:r>
-      <w:r>
-        <w:rPr>
-          <w:rFonts w:ascii="Times New Roman" w:hAnsi="Times New Roman" w:eastAsia="Times New Roman" w:cs="Times New Roman"/>
-          <w:sz w:val="28"/>
-          <w:szCs w:val="28"/>
-        </w:rPr>
-        <w:t xml:space="preserve">радиоинформационной инфраструктуры,</w:t>
-      </w:r>
-      <w:r>
-        <w:rPr>
-          <w:rFonts w:ascii="Times New Roman" w:hAnsi="Times New Roman" w:eastAsia="Times New Roman" w:cs="Times New Roman"/>
-          <w:sz w:val="28"/>
-          <w:szCs w:val="28"/>
-          <w:lang w:val="en-US"/>
-        </w:rPr>
-        <w:t xml:space="preserve"> </w:t>
-      </w:r>
-      <w:r>
-        <w:rPr>
-          <w:rFonts w:ascii="Times New Roman" w:hAnsi="Times New Roman" w:eastAsia="Times New Roman" w:cs="Times New Roman"/>
-          <w:sz w:val="28"/>
-          <w:szCs w:val="28"/>
-        </w:rPr>
-        <w:t xml:space="preserve">участвуя в сборе, передаче и первичной</w:t>
-      </w:r>
-      <w:r>
-        <w:rPr>
-          <w:rFonts w:ascii="Times New Roman" w:hAnsi="Times New Roman" w:eastAsia="Times New Roman" w:cs="Times New Roman"/>
-          <w:sz w:val="28"/>
-          <w:szCs w:val="28"/>
-          <w:lang w:val="en-US"/>
-        </w:rPr>
-        <w:t xml:space="preserve"> </w:t>
-      </w:r>
-      <w:r>
-        <w:rPr>
-          <w:rFonts w:ascii="Times New Roman" w:hAnsi="Times New Roman" w:eastAsia="Times New Roman" w:cs="Times New Roman"/>
-          <w:sz w:val="28"/>
-          <w:szCs w:val="28"/>
-        </w:rPr>
-        <w:t xml:space="preserve">обработке данных о своем состоянии и</w:t>
-      </w:r>
-      <w:r>
-        <w:rPr>
-          <w:rFonts w:ascii="Times New Roman" w:hAnsi="Times New Roman" w:eastAsia="Times New Roman" w:cs="Times New Roman"/>
-          <w:sz w:val="28"/>
-          <w:szCs w:val="28"/>
-          <w:lang w:val="en-US"/>
-        </w:rPr>
-        <w:t xml:space="preserve"> </w:t>
-      </w:r>
-      <w:r>
-        <w:rPr>
-          <w:rFonts w:ascii="Times New Roman" w:hAnsi="Times New Roman" w:eastAsia="Times New Roman" w:cs="Times New Roman"/>
-          <w:sz w:val="28"/>
-          <w:szCs w:val="28"/>
-        </w:rPr>
-        <w:t xml:space="preserve">состоянии подключаемых нагрузок</w:t>
-        <w:br/>
-      </w:r>
-      <w:r>
-        <w:rPr>
-          <w:rFonts w:ascii="Times New Roman" w:hAnsi="Times New Roman" w:eastAsia="Times New Roman" w:cs="Times New Roman"/>
-          <w:b/>
-          <w:bCs/>
-          <w:sz w:val="28"/>
-          <w:szCs w:val="28"/>
-        </w:rPr>
-        <w:t xml:space="preserve">Цель проекта:</w:t>
-      </w:r>
-      <w:r>
-        <w:rPr>
-          <w:rFonts w:ascii="Times New Roman" w:hAnsi="Times New Roman" w:eastAsia="Times New Roman" w:cs="Times New Roman"/>
+          <w:rFonts w:ascii="Times New Roman" w:hAnsi="Times New Roman" w:cs="Times New Roman"/>
           <w:sz w:val="28"/>
           <w:szCs w:val="28"/>
         </w:rPr>
@@ -2046,6 +1919,7 @@
     </w:p>
     <w:p>
       <w:pPr>
+        <w:pageBreakBefore w:val="false"/>
         <w:pBdr>
           <w:top w:val="none" w:color="000000" w:sz="4" w:space="0"/>
           <w:left w:val="none" w:color="000000" w:sz="4" w:space="0"/>
@@ -2053,169 +1927,249 @@
           <w:right w:val="none" w:color="000000" w:sz="4" w:space="0"/>
         </w:pBdr>
         <w:spacing/>
-        <w:ind w:right="0" w:firstLine="0" w:left="0"/>
+        <w:ind w:right="0" w:firstLine="708" w:left="0"/>
+        <w:rPr>
+          <w:rFonts w:ascii="Times New Roman" w:hAnsi="Times New Roman" w:eastAsia="Times New Roman" w:cs="Times New Roman"/>
+          <w:sz w:val="28"/>
+          <w:szCs w:val="28"/>
+        </w:rPr>
+      </w:pPr>
+      <w:r>
+        <w:rPr>
+          <w:rFonts w:ascii="Times New Roman" w:hAnsi="Times New Roman" w:eastAsia="Times New Roman" w:cs="Times New Roman"/>
+          <w:sz w:val="28"/>
+          <w:szCs w:val="28"/>
+        </w:rPr>
+        <w:t xml:space="preserve">В условиях роста числа распределенных</w:t>
+      </w:r>
+      <w:r>
+        <w:rPr>
+          <w:rFonts w:ascii="Times New Roman" w:hAnsi="Times New Roman" w:eastAsia="Times New Roman" w:cs="Times New Roman"/>
+          <w:sz w:val="28"/>
+          <w:szCs w:val="28"/>
+          <w:lang w:val="en-US"/>
+        </w:rPr>
+        <w:t xml:space="preserve"> </w:t>
+      </w:r>
+      <w:r>
+        <w:rPr>
+          <w:rFonts w:ascii="Times New Roman" w:hAnsi="Times New Roman" w:eastAsia="Times New Roman" w:cs="Times New Roman"/>
+          <w:sz w:val="28"/>
+          <w:szCs w:val="28"/>
+        </w:rPr>
+        <w:t xml:space="preserve">автономных систем (метеостанций,</w:t>
+      </w:r>
+      <w:r>
+        <w:rPr>
+          <w:rFonts w:ascii="Times New Roman" w:hAnsi="Times New Roman" w:eastAsia="Times New Roman" w:cs="Times New Roman"/>
+          <w:sz w:val="28"/>
+          <w:szCs w:val="28"/>
+          <w:lang w:val="en-US"/>
+        </w:rPr>
+        <w:t xml:space="preserve"> </w:t>
+      </w:r>
+      <w:r>
+        <w:rPr>
+          <w:rFonts w:ascii="Times New Roman" w:hAnsi="Times New Roman" w:eastAsia="Times New Roman" w:cs="Times New Roman"/>
+          <w:sz w:val="28"/>
+          <w:szCs w:val="28"/>
+        </w:rPr>
+        <w:t xml:space="preserve">беспилотных платформ, датчиков IoT и др.)</w:t>
+      </w:r>
+      <w:r>
+        <w:rPr>
+          <w:rFonts w:ascii="Times New Roman" w:hAnsi="Times New Roman" w:eastAsia="Times New Roman" w:cs="Times New Roman"/>
+          <w:sz w:val="28"/>
+          <w:szCs w:val="28"/>
+          <w:lang w:val="en-US"/>
+        </w:rPr>
+        <w:t xml:space="preserve"> </w:t>
+      </w:r>
+      <w:r>
+        <w:rPr>
+          <w:rFonts w:ascii="Times New Roman" w:hAnsi="Times New Roman" w:eastAsia="Times New Roman" w:cs="Times New Roman"/>
+          <w:sz w:val="28"/>
+          <w:szCs w:val="28"/>
+        </w:rPr>
+        <w:t xml:space="preserve">возникает потребность в источниках</w:t>
+      </w:r>
+      <w:r>
+        <w:rPr>
+          <w:rFonts w:ascii="Times New Roman" w:hAnsi="Times New Roman" w:eastAsia="Times New Roman" w:cs="Times New Roman"/>
+          <w:sz w:val="28"/>
+          <w:szCs w:val="28"/>
+          <w:lang w:val="en-US"/>
+        </w:rPr>
+        <w:t xml:space="preserve"> </w:t>
+      </w:r>
+      <w:r>
+        <w:rPr>
+          <w:rFonts w:ascii="Times New Roman" w:hAnsi="Times New Roman" w:eastAsia="Times New Roman" w:cs="Times New Roman"/>
+          <w:sz w:val="28"/>
+          <w:szCs w:val="28"/>
+        </w:rPr>
+        <w:t xml:space="preserve">питания, способных не только обеспечивать</w:t>
+      </w:r>
+      <w:r>
+        <w:rPr>
+          <w:rFonts w:ascii="Times New Roman" w:hAnsi="Times New Roman" w:eastAsia="Times New Roman" w:cs="Times New Roman"/>
+          <w:sz w:val="28"/>
+          <w:szCs w:val="28"/>
+          <w:lang w:val="en-US"/>
+        </w:rPr>
+        <w:t xml:space="preserve"> </w:t>
+      </w:r>
+      <w:r>
+        <w:rPr>
+          <w:rFonts w:ascii="Times New Roman" w:hAnsi="Times New Roman" w:eastAsia="Times New Roman" w:cs="Times New Roman"/>
+          <w:sz w:val="28"/>
+          <w:szCs w:val="28"/>
+        </w:rPr>
+        <w:t xml:space="preserve">энергоснабжение, но и обмениваться</w:t>
+      </w:r>
+      <w:r>
+        <w:rPr>
+          <w:rFonts w:ascii="Times New Roman" w:hAnsi="Times New Roman" w:eastAsia="Times New Roman" w:cs="Times New Roman"/>
+          <w:sz w:val="28"/>
+          <w:szCs w:val="28"/>
+          <w:lang w:val="en-US"/>
+        </w:rPr>
+        <w:t xml:space="preserve"> </w:t>
+      </w:r>
+      <w:r>
+        <w:rPr>
+          <w:rFonts w:ascii="Times New Roman" w:hAnsi="Times New Roman" w:eastAsia="Times New Roman" w:cs="Times New Roman"/>
+          <w:sz w:val="28"/>
+          <w:szCs w:val="28"/>
+        </w:rPr>
+        <w:t xml:space="preserve">служебной</w:t>
+      </w:r>
+      <w:r>
+        <w:rPr>
+          <w:rFonts w:ascii="Times New Roman" w:hAnsi="Times New Roman" w:eastAsia="Times New Roman" w:cs="Times New Roman"/>
+          <w:sz w:val="28"/>
+          <w:szCs w:val="28"/>
+          <w:lang w:val="en-US"/>
+        </w:rPr>
+        <w:t xml:space="preserve"> </w:t>
+      </w:r>
+      <w:r>
+        <w:rPr>
+          <w:rFonts w:ascii="Times New Roman" w:hAnsi="Times New Roman" w:eastAsia="Times New Roman" w:cs="Times New Roman"/>
+          <w:sz w:val="28"/>
+          <w:szCs w:val="28"/>
+        </w:rPr>
+        <w:t xml:space="preserve">информацией с центральными</w:t>
+      </w:r>
+      <w:r>
+        <w:rPr>
+          <w:rFonts w:ascii="Times New Roman" w:hAnsi="Times New Roman" w:eastAsia="Times New Roman" w:cs="Times New Roman"/>
+          <w:sz w:val="28"/>
+          <w:szCs w:val="28"/>
+          <w:lang w:val="en-US"/>
+        </w:rPr>
+        <w:t xml:space="preserve"> </w:t>
+      </w:r>
+      <w:r>
+        <w:rPr>
+          <w:rFonts w:ascii="Times New Roman" w:hAnsi="Times New Roman" w:eastAsia="Times New Roman" w:cs="Times New Roman"/>
+          <w:sz w:val="28"/>
+          <w:szCs w:val="28"/>
+        </w:rPr>
+        <w:t xml:space="preserve">узлами. Такие устройства становятся</w:t>
+      </w:r>
+      <w:r>
+        <w:rPr>
+          <w:rFonts w:ascii="Times New Roman" w:hAnsi="Times New Roman" w:eastAsia="Times New Roman" w:cs="Times New Roman"/>
+          <w:sz w:val="28"/>
+          <w:szCs w:val="28"/>
+          <w:lang w:val="en-US"/>
+        </w:rPr>
+        <w:t xml:space="preserve"> </w:t>
+      </w:r>
+      <w:r>
+        <w:rPr>
+          <w:rFonts w:ascii="Times New Roman" w:hAnsi="Times New Roman" w:eastAsia="Times New Roman" w:cs="Times New Roman"/>
+          <w:sz w:val="28"/>
+          <w:szCs w:val="28"/>
+        </w:rPr>
+        <w:t xml:space="preserve">активными элементами</w:t>
+      </w:r>
+      <w:r>
+        <w:rPr>
+          <w:rFonts w:ascii="Times New Roman" w:hAnsi="Times New Roman" w:eastAsia="Times New Roman" w:cs="Times New Roman"/>
+          <w:sz w:val="28"/>
+          <w:szCs w:val="28"/>
+          <w:lang w:val="en-US"/>
+        </w:rPr>
+        <w:t xml:space="preserve"> </w:t>
+      </w:r>
+      <w:r>
+        <w:rPr>
+          <w:rFonts w:ascii="Times New Roman" w:hAnsi="Times New Roman" w:eastAsia="Times New Roman" w:cs="Times New Roman"/>
+          <w:sz w:val="28"/>
+          <w:szCs w:val="28"/>
+        </w:rPr>
+        <w:t xml:space="preserve">радиоинформационной инфраструктуры,</w:t>
+      </w:r>
+      <w:r>
+        <w:rPr>
+          <w:rFonts w:ascii="Times New Roman" w:hAnsi="Times New Roman" w:eastAsia="Times New Roman" w:cs="Times New Roman"/>
+          <w:sz w:val="28"/>
+          <w:szCs w:val="28"/>
+          <w:lang w:val="en-US"/>
+        </w:rPr>
+        <w:t xml:space="preserve"> </w:t>
+      </w:r>
+      <w:r>
+        <w:rPr>
+          <w:rFonts w:ascii="Times New Roman" w:hAnsi="Times New Roman" w:eastAsia="Times New Roman" w:cs="Times New Roman"/>
+          <w:sz w:val="28"/>
+          <w:szCs w:val="28"/>
+        </w:rPr>
+        <w:t xml:space="preserve">участвуя в сборе, передаче и первичной</w:t>
+      </w:r>
+      <w:r>
+        <w:rPr>
+          <w:rFonts w:ascii="Times New Roman" w:hAnsi="Times New Roman" w:eastAsia="Times New Roman" w:cs="Times New Roman"/>
+          <w:sz w:val="28"/>
+          <w:szCs w:val="28"/>
+          <w:lang w:val="en-US"/>
+        </w:rPr>
+        <w:t xml:space="preserve"> </w:t>
+      </w:r>
+      <w:r>
+        <w:rPr>
+          <w:rFonts w:ascii="Times New Roman" w:hAnsi="Times New Roman" w:eastAsia="Times New Roman" w:cs="Times New Roman"/>
+          <w:sz w:val="28"/>
+          <w:szCs w:val="28"/>
+        </w:rPr>
+        <w:t xml:space="preserve">обработке данных о своем состоянии и</w:t>
+      </w:r>
+      <w:r>
+        <w:rPr>
+          <w:rFonts w:ascii="Times New Roman" w:hAnsi="Times New Roman" w:eastAsia="Times New Roman" w:cs="Times New Roman"/>
+          <w:sz w:val="28"/>
+          <w:szCs w:val="28"/>
+          <w:lang w:val="en-US"/>
+        </w:rPr>
+        <w:t xml:space="preserve"> </w:t>
+      </w:r>
+      <w:r>
+        <w:rPr>
+          <w:rFonts w:ascii="Times New Roman" w:hAnsi="Times New Roman" w:eastAsia="Times New Roman" w:cs="Times New Roman"/>
+          <w:sz w:val="28"/>
+          <w:szCs w:val="28"/>
+        </w:rPr>
+        <w:t xml:space="preserve">состоянии подключаемых нагрузок. </w:t>
+        <w:br/>
+        <w:tab/>
+        <w:t xml:space="preserve">Фазовое управление на тиристорах позволяет регулировать мощность в нагрузке практически без потерь на ключе, что по сравнению с линейными БП, позволяет отказаться от массивного трансформатора. </w:t>
+        <w:br/>
+      </w:r>
+      <w:r>
         <w:rPr>
           <w:rFonts w:ascii="Times New Roman" w:hAnsi="Times New Roman" w:cs="Times New Roman"/>
-          <w:sz w:val="28"/>
-          <w:szCs w:val="28"/>
-        </w:rPr>
-      </w:pPr>
-      <w:r>
-        <w:rPr>
-          <w:rFonts w:ascii="Times New Roman" w:hAnsi="Times New Roman" w:eastAsia="Times New Roman" w:cs="Times New Roman"/>
-          <w:sz w:val="28"/>
-          <w:szCs w:val="28"/>
-        </w:rPr>
-        <w:t xml:space="preserve">Разработать источник постоянного тока с</w:t>
-      </w:r>
-      <w:r>
-        <w:rPr>
-          <w:rFonts w:ascii="Times New Roman" w:hAnsi="Times New Roman" w:eastAsia="Times New Roman" w:cs="Times New Roman"/>
-          <w:sz w:val="28"/>
-          <w:szCs w:val="28"/>
-          <w:lang w:val="en-US"/>
-        </w:rPr>
-        <w:t xml:space="preserve"> </w:t>
-      </w:r>
-      <w:r>
-        <w:rPr>
-          <w:rFonts w:ascii="Times New Roman" w:hAnsi="Times New Roman" w:eastAsia="Times New Roman" w:cs="Times New Roman"/>
-          <w:sz w:val="28"/>
-          <w:szCs w:val="28"/>
-        </w:rPr>
-        <w:t xml:space="preserve">регулируемым выходным напряжением</w:t>
-      </w:r>
-      <w:r>
-        <w:rPr>
-          <w:rFonts w:ascii="Times New Roman" w:hAnsi="Times New Roman" w:eastAsia="Times New Roman" w:cs="Times New Roman"/>
-          <w:sz w:val="28"/>
-          <w:szCs w:val="28"/>
-          <w:lang w:val="en-US"/>
-        </w:rPr>
-        <w:t xml:space="preserve"> </w:t>
-      </w:r>
-      <w:r>
-        <w:rPr>
-          <w:rFonts w:ascii="Times New Roman" w:hAnsi="Times New Roman" w:eastAsia="Times New Roman" w:cs="Times New Roman"/>
-          <w:sz w:val="28"/>
-          <w:szCs w:val="28"/>
-        </w:rPr>
-        <w:t xml:space="preserve">(3–310 В), предназначенный для питания или</w:t>
-      </w:r>
-      <w:r>
-        <w:rPr>
-          <w:rFonts w:ascii="Times New Roman" w:hAnsi="Times New Roman" w:eastAsia="Times New Roman" w:cs="Times New Roman"/>
-          <w:sz w:val="28"/>
-          <w:szCs w:val="28"/>
-          <w:lang w:val="en-US"/>
-        </w:rPr>
-        <w:t xml:space="preserve"> </w:t>
-      </w:r>
-      <w:r>
-        <w:rPr>
-          <w:rFonts w:ascii="Times New Roman" w:hAnsi="Times New Roman" w:eastAsia="Times New Roman" w:cs="Times New Roman"/>
-          <w:sz w:val="28"/>
-          <w:szCs w:val="28"/>
-        </w:rPr>
-        <w:t xml:space="preserve">заряда аккумуляторных батарей в составе</w:t>
-      </w:r>
-      <w:r>
-        <w:rPr>
-          <w:rFonts w:ascii="Times New Roman" w:hAnsi="Times New Roman" w:eastAsia="Times New Roman" w:cs="Times New Roman"/>
-          <w:sz w:val="28"/>
-          <w:szCs w:val="28"/>
-          <w:lang w:val="en-US"/>
-        </w:rPr>
-        <w:t xml:space="preserve"> </w:t>
-      </w:r>
-      <w:r>
-        <w:rPr>
-          <w:rFonts w:ascii="Times New Roman" w:hAnsi="Times New Roman" w:eastAsia="Times New Roman" w:cs="Times New Roman"/>
-          <w:sz w:val="28"/>
-          <w:szCs w:val="28"/>
-        </w:rPr>
-        <w:t xml:space="preserve">автономных технических средств, и</w:t>
-      </w:r>
-      <w:r>
-        <w:rPr>
-          <w:rFonts w:ascii="Times New Roman" w:hAnsi="Times New Roman" w:eastAsia="Times New Roman" w:cs="Times New Roman"/>
-          <w:sz w:val="28"/>
-          <w:szCs w:val="28"/>
-          <w:lang w:val="en-US"/>
-        </w:rPr>
-        <w:t xml:space="preserve"> </w:t>
-      </w:r>
-      <w:r>
-        <w:rPr>
-          <w:rFonts w:ascii="Times New Roman" w:hAnsi="Times New Roman" w:eastAsia="Times New Roman" w:cs="Times New Roman"/>
-          <w:sz w:val="28"/>
-          <w:szCs w:val="28"/>
-        </w:rPr>
-        <w:t xml:space="preserve">оснастить его системой цифрового</w:t>
-      </w:r>
-      <w:r>
-        <w:rPr>
-          <w:rFonts w:ascii="Times New Roman" w:hAnsi="Times New Roman" w:eastAsia="Times New Roman" w:cs="Times New Roman"/>
-          <w:sz w:val="28"/>
-          <w:szCs w:val="28"/>
-          <w:lang w:val="en-US"/>
-        </w:rPr>
-        <w:t xml:space="preserve"> </w:t>
-      </w:r>
-      <w:r>
-        <w:rPr>
-          <w:rFonts w:ascii="Times New Roman" w:hAnsi="Times New Roman" w:eastAsia="Times New Roman" w:cs="Times New Roman"/>
-          <w:sz w:val="28"/>
-          <w:szCs w:val="28"/>
-        </w:rPr>
-        <w:t xml:space="preserve">управления и беспроводной телеметрии,</w:t>
-      </w:r>
-      <w:r>
-        <w:rPr>
-          <w:rFonts w:ascii="Times New Roman" w:hAnsi="Times New Roman" w:eastAsia="Times New Roman" w:cs="Times New Roman"/>
-          <w:sz w:val="28"/>
-          <w:szCs w:val="28"/>
-          <w:lang w:val="en-US"/>
-        </w:rPr>
-        <w:t xml:space="preserve"> </w:t>
-      </w:r>
-      <w:r>
-        <w:rPr>
-          <w:rFonts w:ascii="Times New Roman" w:hAnsi="Times New Roman" w:eastAsia="Times New Roman" w:cs="Times New Roman"/>
-          <w:sz w:val="28"/>
-          <w:szCs w:val="28"/>
-        </w:rPr>
-        <w:t xml:space="preserve">обеспечивающей интеграцию в современные</w:t>
-      </w:r>
-      <w:r>
-        <w:rPr>
-          <w:rFonts w:ascii="Times New Roman" w:hAnsi="Times New Roman" w:eastAsia="Times New Roman" w:cs="Times New Roman"/>
-          <w:sz w:val="28"/>
-          <w:szCs w:val="28"/>
-          <w:lang w:val="en-US"/>
-        </w:rPr>
-        <w:t xml:space="preserve"> </w:t>
-      </w:r>
-      <w:r>
-        <w:rPr>
-          <w:rFonts w:ascii="Times New Roman" w:hAnsi="Times New Roman" w:eastAsia="Times New Roman" w:cs="Times New Roman"/>
-          <w:sz w:val="28"/>
-          <w:szCs w:val="28"/>
-        </w:rPr>
-        <w:t xml:space="preserve">радиоинформационные комплексы.</w:t>
-      </w:r>
-      <w:r>
-        <w:rPr>
-          <w:rFonts w:ascii="Times New Roman" w:hAnsi="Times New Roman" w:eastAsia="Times New Roman" w:cs="Times New Roman"/>
-          <w:sz w:val="28"/>
-          <w:szCs w:val="28"/>
-          <w:lang w:val="en-US"/>
-        </w:rPr>
-        <w:t xml:space="preserve"> </w:t>
-      </w:r>
-      <w:r>
-        <w:rPr>
-          <w:rFonts w:ascii="Times New Roman" w:hAnsi="Times New Roman" w:eastAsia="Times New Roman" w:cs="Times New Roman"/>
           <w:sz w:val="28"/>
           <w:szCs w:val="28"/>
         </w:rPr>
@@ -2230,6 +2184,7 @@
     </w:p>
     <w:p>
       <w:pPr>
+        <w:pageBreakBefore w:val="false"/>
         <w:pBdr>
           <w:top w:val="none" w:color="000000" w:sz="4" w:space="0"/>
           <w:left w:val="none" w:color="000000" w:sz="4" w:space="0"/>
@@ -2259,49 +2214,11 @@
           <w:sz w:val="28"/>
           <w:szCs w:val="28"/>
         </w:rPr>
-        <w:t xml:space="preserve">Методы исследования:</w:t>
-      </w:r>
-      <w:r>
-        <w:rPr>
-          <w:rFonts w:ascii="Times New Roman" w:hAnsi="Times New Roman" w:eastAsia="Times New Roman" w:cs="Times New Roman"/>
-          <w:sz w:val="28"/>
-          <w:szCs w:val="28"/>
-        </w:rPr>
-        <w:br/>
-      </w:r>
-      <w:r>
-        <w:rPr>
-          <w:rFonts w:ascii="Times New Roman" w:hAnsi="Times New Roman" w:eastAsia="Times New Roman" w:cs="Times New Roman"/>
-          <w:b/>
-          <w:bCs/>
-          <w:sz w:val="28"/>
-          <w:szCs w:val="28"/>
-        </w:rPr>
-        <w:t xml:space="preserve">Научная новизна:</w:t>
-        <w:br/>
-      </w:r>
-      <w:r>
-        <w:rPr>
-          <w:rFonts w:ascii="Times New Roman" w:hAnsi="Times New Roman" w:eastAsia="Times New Roman" w:cs="Times New Roman"/>
-          <w:b/>
-          <w:bCs/>
-          <w:sz w:val="28"/>
-          <w:szCs w:val="28"/>
-        </w:rPr>
-        <w:t xml:space="preserve">Практическая значимость работы:</w:t>
-      </w:r>
-      <w:r>
-        <w:rPr>
-          <w:rFonts w:ascii="Times New Roman" w:hAnsi="Times New Roman" w:eastAsia="Times New Roman" w:cs="Times New Roman"/>
-          <w:sz w:val="28"/>
-          <w:szCs w:val="28"/>
-        </w:rPr>
-      </w:r>
-      <w:r>
-        <w:rPr>
-          <w:rFonts w:ascii="Times New Roman" w:hAnsi="Times New Roman" w:eastAsia="Times New Roman" w:cs="Times New Roman"/>
-          <w:b/>
-          <w:bCs/>
+        <w:t xml:space="preserve">Цель проекта:</w:t>
+      </w:r>
+      <w:r>
+        <w:rPr>
+          <w:rFonts w:ascii="Times New Roman" w:hAnsi="Times New Roman" w:cs="Times New Roman"/>
           <w:sz w:val="28"/>
           <w:szCs w:val="28"/>
         </w:rPr>
@@ -2316,11 +2233,9 @@
           <w:right w:val="none" w:color="000000" w:sz="4" w:space="0"/>
         </w:pBdr>
         <w:spacing/>
-        <w:ind w:right="0" w:firstLine="0" w:left="0"/>
+        <w:ind w:right="0" w:firstLine="708" w:left="0"/>
         <w:rPr>
           <w:rFonts w:ascii="Times New Roman" w:hAnsi="Times New Roman" w:cs="Times New Roman"/>
-          <w:b/>
-          <w:bCs/>
           <w:sz w:val="28"/>
           <w:szCs w:val="28"/>
         </w:rPr>
@@ -2328,18 +2243,166 @@
       <w:r>
         <w:rPr>
           <w:rFonts w:ascii="Times New Roman" w:hAnsi="Times New Roman" w:eastAsia="Times New Roman" w:cs="Times New Roman"/>
-          <w:b/>
-          <w:bCs/>
-          <w:sz w:val="28"/>
-          <w:szCs w:val="28"/>
-        </w:rPr>
-        <w:t xml:space="preserve">Основные положения работы, представленные автором к защите ВКР:</w:t>
+          <w:sz w:val="28"/>
+          <w:szCs w:val="28"/>
+        </w:rPr>
+        <w:t xml:space="preserve">Разработать источник постоянного тока с</w:t>
       </w:r>
       <w:r>
         <w:rPr>
           <w:rFonts w:ascii="Times New Roman" w:hAnsi="Times New Roman" w:eastAsia="Times New Roman" w:cs="Times New Roman"/>
-          <w:b/>
-          <w:bCs/>
+          <w:sz w:val="28"/>
+          <w:szCs w:val="28"/>
+          <w:lang w:val="en-US"/>
+        </w:rPr>
+        <w:t xml:space="preserve"> </w:t>
+      </w:r>
+      <w:r>
+        <w:rPr>
+          <w:rFonts w:ascii="Times New Roman" w:hAnsi="Times New Roman" w:eastAsia="Times New Roman" w:cs="Times New Roman"/>
+          <w:sz w:val="28"/>
+          <w:szCs w:val="28"/>
+        </w:rPr>
+        <w:t xml:space="preserve">регулируемым выходным напряжением</w:t>
+      </w:r>
+      <w:r>
+        <w:rPr>
+          <w:rFonts w:ascii="Times New Roman" w:hAnsi="Times New Roman" w:eastAsia="Times New Roman" w:cs="Times New Roman"/>
+          <w:sz w:val="28"/>
+          <w:szCs w:val="28"/>
+          <w:lang w:val="en-US"/>
+        </w:rPr>
+        <w:t xml:space="preserve"> </w:t>
+      </w:r>
+      <w:r>
+        <w:rPr>
+          <w:rFonts w:ascii="Times New Roman" w:hAnsi="Times New Roman" w:eastAsia="Times New Roman" w:cs="Times New Roman"/>
+          <w:sz w:val="28"/>
+          <w:szCs w:val="28"/>
+        </w:rPr>
+        <w:t xml:space="preserve">(3–310 В), предназначенный для питания или</w:t>
+      </w:r>
+      <w:r>
+        <w:rPr>
+          <w:rFonts w:ascii="Times New Roman" w:hAnsi="Times New Roman" w:eastAsia="Times New Roman" w:cs="Times New Roman"/>
+          <w:sz w:val="28"/>
+          <w:szCs w:val="28"/>
+          <w:lang w:val="en-US"/>
+        </w:rPr>
+        <w:t xml:space="preserve"> </w:t>
+      </w:r>
+      <w:r>
+        <w:rPr>
+          <w:rFonts w:ascii="Times New Roman" w:hAnsi="Times New Roman" w:eastAsia="Times New Roman" w:cs="Times New Roman"/>
+          <w:sz w:val="28"/>
+          <w:szCs w:val="28"/>
+        </w:rPr>
+        <w:t xml:space="preserve">заряда аккумуляторных батарей в составе</w:t>
+      </w:r>
+      <w:r>
+        <w:rPr>
+          <w:rFonts w:ascii="Times New Roman" w:hAnsi="Times New Roman" w:eastAsia="Times New Roman" w:cs="Times New Roman"/>
+          <w:sz w:val="28"/>
+          <w:szCs w:val="28"/>
+          <w:lang w:val="en-US"/>
+        </w:rPr>
+        <w:t xml:space="preserve"> </w:t>
+      </w:r>
+      <w:r>
+        <w:rPr>
+          <w:rFonts w:ascii="Times New Roman" w:hAnsi="Times New Roman" w:eastAsia="Times New Roman" w:cs="Times New Roman"/>
+          <w:sz w:val="28"/>
+          <w:szCs w:val="28"/>
+        </w:rPr>
+        <w:t xml:space="preserve">автономных технических средств, и</w:t>
+      </w:r>
+      <w:r>
+        <w:rPr>
+          <w:rFonts w:ascii="Times New Roman" w:hAnsi="Times New Roman" w:eastAsia="Times New Roman" w:cs="Times New Roman"/>
+          <w:sz w:val="28"/>
+          <w:szCs w:val="28"/>
+          <w:lang w:val="en-US"/>
+        </w:rPr>
+        <w:t xml:space="preserve"> </w:t>
+      </w:r>
+      <w:r>
+        <w:rPr>
+          <w:rFonts w:ascii="Times New Roman" w:hAnsi="Times New Roman" w:eastAsia="Times New Roman" w:cs="Times New Roman"/>
+          <w:sz w:val="28"/>
+          <w:szCs w:val="28"/>
+        </w:rPr>
+        <w:t xml:space="preserve">оснастить его системой цифрового</w:t>
+      </w:r>
+      <w:r>
+        <w:rPr>
+          <w:rFonts w:ascii="Times New Roman" w:hAnsi="Times New Roman" w:eastAsia="Times New Roman" w:cs="Times New Roman"/>
+          <w:sz w:val="28"/>
+          <w:szCs w:val="28"/>
+          <w:lang w:val="en-US"/>
+        </w:rPr>
+        <w:t xml:space="preserve"> </w:t>
+      </w:r>
+      <w:r>
+        <w:rPr>
+          <w:rFonts w:ascii="Times New Roman" w:hAnsi="Times New Roman" w:eastAsia="Times New Roman" w:cs="Times New Roman"/>
+          <w:sz w:val="28"/>
+          <w:szCs w:val="28"/>
+        </w:rPr>
+        <w:t xml:space="preserve">управления и беспроводной телеметрии,</w:t>
+      </w:r>
+      <w:r>
+        <w:rPr>
+          <w:rFonts w:ascii="Times New Roman" w:hAnsi="Times New Roman" w:eastAsia="Times New Roman" w:cs="Times New Roman"/>
+          <w:sz w:val="28"/>
+          <w:szCs w:val="28"/>
+          <w:lang w:val="en-US"/>
+        </w:rPr>
+        <w:t xml:space="preserve"> </w:t>
+      </w:r>
+      <w:r>
+        <w:rPr>
+          <w:rFonts w:ascii="Times New Roman" w:hAnsi="Times New Roman" w:eastAsia="Times New Roman" w:cs="Times New Roman"/>
+          <w:sz w:val="28"/>
+          <w:szCs w:val="28"/>
+        </w:rPr>
+        <w:t xml:space="preserve">обеспечивающей интеграцию в современные</w:t>
+      </w:r>
+      <w:r>
+        <w:rPr>
+          <w:rFonts w:ascii="Times New Roman" w:hAnsi="Times New Roman" w:eastAsia="Times New Roman" w:cs="Times New Roman"/>
+          <w:sz w:val="28"/>
+          <w:szCs w:val="28"/>
+          <w:lang w:val="en-US"/>
+        </w:rPr>
+        <w:t xml:space="preserve"> </w:t>
+      </w:r>
+      <w:r>
+        <w:rPr>
+          <w:rFonts w:ascii="Times New Roman" w:hAnsi="Times New Roman" w:eastAsia="Times New Roman" w:cs="Times New Roman"/>
+          <w:sz w:val="28"/>
+          <w:szCs w:val="28"/>
+        </w:rPr>
+        <w:t xml:space="preserve">радиоинформационные комплексы.</w:t>
+      </w:r>
+      <w:r>
+        <w:rPr>
+          <w:rFonts w:ascii="Times New Roman" w:hAnsi="Times New Roman" w:eastAsia="Times New Roman" w:cs="Times New Roman"/>
+          <w:sz w:val="28"/>
+          <w:szCs w:val="28"/>
+          <w:lang w:val="en-US"/>
+        </w:rPr>
+        <w:t xml:space="preserve"> </w:t>
+      </w:r>
+      <w:r>
+        <w:rPr>
+          <w:rFonts w:ascii="Times New Roman" w:hAnsi="Times New Roman" w:cs="Times New Roman"/>
+          <w:sz w:val="28"/>
+          <w:szCs w:val="28"/>
+        </w:rPr>
+      </w:r>
+      <w:r>
+        <w:rPr>
+          <w:rFonts w:ascii="Times New Roman" w:hAnsi="Times New Roman" w:cs="Times New Roman"/>
           <w:sz w:val="28"/>
           <w:szCs w:val="28"/>
         </w:rPr>
@@ -2356,22 +2419,38 @@
         <w:spacing/>
         <w:ind w:right="0" w:firstLine="0" w:left="0"/>
         <w:rPr>
-          <w:rFonts w:ascii="Times New Roman" w:hAnsi="Times New Roman" w:cs="Times New Roman"/>
-          <w:b/>
-          <w:bCs/>
-          <w:sz w:val="28"/>
-          <w:szCs w:val="28"/>
-        </w:rPr>
-      </w:pPr>
-      <w:r>
-        <w:rPr>
           <w:rFonts w:ascii="Times New Roman" w:hAnsi="Times New Roman" w:eastAsia="Times New Roman" w:cs="Times New Roman"/>
           <w:b/>
           <w:bCs/>
           <w:sz w:val="28"/>
           <w:szCs w:val="28"/>
         </w:rPr>
-        <w:t xml:space="preserve">Реализация и апробация результатов работы:</w:t>
+      </w:pPr>
+      <w:r>
+        <w:rPr>
+          <w:rFonts w:ascii="Times New Roman" w:hAnsi="Times New Roman" w:eastAsia="Times New Roman" w:cs="Times New Roman"/>
+          <w:sz w:val="28"/>
+          <w:szCs w:val="28"/>
+        </w:rPr>
+      </w:r>
+      <w:r>
+        <w:rPr>
+          <w:rFonts w:ascii="Times New Roman" w:hAnsi="Times New Roman" w:eastAsia="Times New Roman" w:cs="Times New Roman"/>
+          <w:b/>
+          <w:bCs/>
+          <w:sz w:val="28"/>
+          <w:szCs w:val="28"/>
+        </w:rPr>
+        <w:t xml:space="preserve">Методы исследования:</w:t>
+      </w:r>
+      <w:r>
+        <w:rPr>
+          <w:rFonts w:ascii="Times New Roman" w:hAnsi="Times New Roman" w:eastAsia="Times New Roman" w:cs="Times New Roman"/>
+          <w:b/>
+          <w:bCs/>
+          <w:sz w:val="28"/>
+          <w:szCs w:val="28"/>
+        </w:rPr>
       </w:r>
       <w:r>
         <w:rPr>
@@ -2395,10 +2474,10 @@
         <w:ind w:right="0" w:firstLine="0" w:left="0"/>
         <w:rPr>
           <w:rFonts w:ascii="Times New Roman" w:hAnsi="Times New Roman" w:cs="Times New Roman"/>
-          <w:b/>
-          <w:bCs/>
-          <w:sz w:val="28"/>
-          <w:szCs w:val="28"/>
+          <w:sz w:val="28"/>
+          <w:szCs w:val="28"/>
+          <w:highlight w:val="none"/>
+          <w:lang w:val="ru-RU"/>
         </w:rPr>
       </w:pPr>
       <w:r>
@@ -2409,7 +2488,26 @@
           <w:sz w:val="28"/>
           <w:szCs w:val="28"/>
         </w:rPr>
-        <w:t xml:space="preserve">Достоверность результатов работы:</w:t>
+      </w:r>
+      <w:r>
+        <w:rPr>
+          <w:rFonts w:ascii="Times New Roman" w:hAnsi="Times New Roman" w:cs="Times New Roman"/>
+          <w:sz w:val="28"/>
+          <w:szCs w:val="28"/>
+          <w:highlight w:val="none"/>
+          <w:lang w:val="en-US"/>
+        </w:rPr>
+        <w:t xml:space="preserve">TODO: </w:t>
+      </w:r>
+      <w:r>
+        <w:rPr>
+          <w:rFonts w:ascii="Times New Roman" w:hAnsi="Times New Roman" w:cs="Times New Roman"/>
+          <w:sz w:val="28"/>
+          <w:szCs w:val="28"/>
+          <w:highlight w:val="none"/>
+          <w:lang w:val="ru-RU"/>
+        </w:rPr>
+        <w:t xml:space="preserve">Дописать</w:t>
       </w:r>
       <w:r>
         <w:rPr>
@@ -2418,6 +2516,15 @@
           <w:bCs/>
           <w:sz w:val="28"/>
           <w:szCs w:val="28"/>
+        </w:rPr>
+      </w:r>
+      <w:r>
+        <w:rPr>
+          <w:rFonts w:ascii="Times New Roman" w:hAnsi="Times New Roman" w:cs="Times New Roman"/>
+          <w:sz w:val="28"/>
+          <w:szCs w:val="28"/>
+          <w:highlight w:val="none"/>
+          <w:lang w:val="ru-RU"/>
         </w:rPr>
       </w:r>
     </w:p>
@@ -2432,6 +2539,353 @@
         <w:spacing/>
         <w:ind w:right="0" w:firstLine="0" w:left="0"/>
         <w:rPr>
+          <w:rFonts w:ascii="Times New Roman" w:hAnsi="Times New Roman" w:eastAsia="Times New Roman" w:cs="Times New Roman"/>
+          <w:b/>
+          <w:bCs/>
+          <w:sz w:val="28"/>
+          <w:szCs w:val="28"/>
+        </w:rPr>
+      </w:pPr>
+      <w:r>
+        <w:rPr>
+          <w:rFonts w:ascii="Times New Roman" w:hAnsi="Times New Roman" w:cs="Times New Roman"/>
+          <w:sz w:val="28"/>
+          <w:szCs w:val="28"/>
+          <w:highlight w:val="none"/>
+          <w:lang w:val="ru-RU"/>
+        </w:rPr>
+      </w:r>
+      <w:r>
+        <w:rPr>
+          <w:rFonts w:ascii="Times New Roman" w:hAnsi="Times New Roman" w:eastAsia="Times New Roman" w:cs="Times New Roman"/>
+          <w:sz w:val="28"/>
+          <w:szCs w:val="28"/>
+        </w:rPr>
+        <w:br/>
+      </w:r>
+      <w:r>
+        <w:rPr>
+          <w:rFonts w:ascii="Times New Roman" w:hAnsi="Times New Roman" w:eastAsia="Times New Roman" w:cs="Times New Roman"/>
+          <w:b/>
+          <w:bCs/>
+          <w:sz w:val="28"/>
+          <w:szCs w:val="28"/>
+        </w:rPr>
+        <w:t xml:space="preserve">Научная новизна:</w:t>
+      </w:r>
+      <w:r>
+        <w:rPr>
+          <w:rFonts w:ascii="Times New Roman" w:hAnsi="Times New Roman" w:eastAsia="Times New Roman" w:cs="Times New Roman"/>
+          <w:b/>
+          <w:bCs/>
+          <w:sz w:val="28"/>
+          <w:szCs w:val="28"/>
+        </w:rPr>
+      </w:r>
+    </w:p>
+    <w:p>
+      <w:pPr>
+        <w:pBdr>
+          <w:top w:val="none" w:color="000000" w:sz="4" w:space="0"/>
+          <w:left w:val="none" w:color="000000" w:sz="4" w:space="0"/>
+          <w:bottom w:val="none" w:color="000000" w:sz="4" w:space="0"/>
+          <w:right w:val="none" w:color="000000" w:sz="4" w:space="0"/>
+        </w:pBdr>
+        <w:spacing/>
+        <w:ind w:right="0" w:firstLine="708" w:left="0"/>
+        <w:rPr>
+          <w:rFonts w:ascii="Times New Roman" w:hAnsi="Times New Roman" w:eastAsia="Times New Roman" w:cs="Times New Roman"/>
+          <w:b w:val="0"/>
+          <w:bCs w:val="0"/>
+          <w:sz w:val="28"/>
+          <w:szCs w:val="28"/>
+        </w:rPr>
+      </w:pPr>
+      <w:r>
+        <w:rPr>
+          <w:rFonts w:ascii="Times New Roman" w:hAnsi="Times New Roman" w:eastAsia="Times New Roman" w:cs="Times New Roman"/>
+          <w:b/>
+          <w:bCs/>
+          <w:sz w:val="28"/>
+          <w:szCs w:val="28"/>
+        </w:rPr>
+      </w:r>
+      <w:r>
+        <w:rPr>
+          <w:rFonts w:ascii="Times New Roman" w:hAnsi="Times New Roman" w:eastAsia="Times New Roman" w:cs="Times New Roman"/>
+          <w:b w:val="0"/>
+          <w:bCs w:val="0"/>
+          <w:sz w:val="28"/>
+          <w:szCs w:val="28"/>
+        </w:rPr>
+        <w:t xml:space="preserve">Научная новизна работы заключается в комплексном подходе в проектировании выпрямителя, </w:t>
+      </w:r>
+      <w:r>
+        <w:rPr>
+          <w:rFonts w:ascii="Times New Roman" w:hAnsi="Times New Roman" w:eastAsia="Times New Roman" w:cs="Times New Roman"/>
+          <w:b w:val="0"/>
+          <w:bCs w:val="0"/>
+          <w:sz w:val="28"/>
+          <w:szCs w:val="28"/>
+        </w:rPr>
+        <w:t xml:space="preserve">объединяющего </w:t>
+      </w:r>
+      <w:r>
+        <w:rPr>
+          <w:rFonts w:ascii="Times New Roman" w:hAnsi="Times New Roman" w:eastAsia="Times New Roman" w:cs="Times New Roman"/>
+          <w:b w:val="0"/>
+          <w:bCs w:val="0"/>
+          <w:sz w:val="28"/>
+          <w:szCs w:val="28"/>
+        </w:rPr>
+        <w:t xml:space="preserve">классический метод фазового управления по средствам тиристора с современными цифровыми системами управления и </w:t>
+      </w:r>
+      <w:r>
+        <w:rPr>
+          <w:rFonts w:ascii="Times New Roman" w:hAnsi="Times New Roman" w:eastAsia="Times New Roman" w:cs="Times New Roman"/>
+          <w:b w:val="0"/>
+          <w:bCs w:val="0"/>
+          <w:sz w:val="28"/>
+          <w:szCs w:val="28"/>
+        </w:rPr>
+        <w:t xml:space="preserve">беспроводными радиочастотными технологиями. </w:t>
+      </w:r>
+      <w:r>
+        <w:rPr>
+          <w:rFonts w:ascii="Times New Roman" w:hAnsi="Times New Roman" w:eastAsia="Times New Roman" w:cs="Times New Roman"/>
+          <w:b w:val="0"/>
+          <w:bCs w:val="0"/>
+          <w:sz w:val="28"/>
+          <w:szCs w:val="28"/>
+        </w:rPr>
+      </w:r>
+    </w:p>
+    <w:p>
+      <w:pPr>
+        <w:pBdr>
+          <w:top w:val="none" w:color="000000" w:sz="4" w:space="0"/>
+          <w:left w:val="none" w:color="000000" w:sz="4" w:space="0"/>
+          <w:bottom w:val="none" w:color="000000" w:sz="4" w:space="0"/>
+          <w:right w:val="none" w:color="000000" w:sz="4" w:space="0"/>
+        </w:pBdr>
+        <w:spacing/>
+        <w:ind w:right="0" w:firstLine="0" w:left="0"/>
+        <w:rPr>
+          <w:rFonts w:ascii="Times New Roman" w:hAnsi="Times New Roman" w:cs="Times New Roman"/>
+          <w:sz w:val="28"/>
+          <w:szCs w:val="28"/>
+          <w:highlight w:val="none"/>
+        </w:rPr>
+      </w:pPr>
+      <w:r>
+        <w:rPr>
+          <w:rFonts w:ascii="Times New Roman" w:hAnsi="Times New Roman" w:eastAsia="Times New Roman" w:cs="Times New Roman"/>
+          <w:b/>
+          <w:bCs/>
+          <w:sz w:val="28"/>
+          <w:szCs w:val="28"/>
+          <w:highlight w:val="none"/>
+        </w:rPr>
+      </w:r>
+      <w:r>
+        <w:rPr>
+          <w:rFonts w:ascii="Times New Roman" w:hAnsi="Times New Roman" w:eastAsia="Times New Roman" w:cs="Times New Roman"/>
+          <w:b/>
+          <w:bCs/>
+          <w:sz w:val="28"/>
+          <w:szCs w:val="28"/>
+          <w:highlight w:val="none"/>
+        </w:rPr>
+      </w:r>
+      <w:r>
+        <w:rPr>
+          <w:rFonts w:ascii="Times New Roman" w:hAnsi="Times New Roman" w:cs="Times New Roman"/>
+          <w:sz w:val="28"/>
+          <w:szCs w:val="28"/>
+          <w:highlight w:val="none"/>
+        </w:rPr>
+      </w:r>
+    </w:p>
+    <w:p>
+      <w:pPr>
+        <w:pBdr>
+          <w:top w:val="none" w:color="000000" w:sz="4" w:space="0"/>
+          <w:left w:val="none" w:color="000000" w:sz="4" w:space="0"/>
+          <w:bottom w:val="none" w:color="000000" w:sz="4" w:space="0"/>
+          <w:right w:val="none" w:color="000000" w:sz="4" w:space="0"/>
+        </w:pBdr>
+        <w:spacing/>
+        <w:ind w:right="0" w:firstLine="0" w:left="0"/>
+        <w:rPr>
+          <w:rFonts w:ascii="Times New Roman" w:hAnsi="Times New Roman" w:eastAsia="Times New Roman" w:cs="Times New Roman"/>
+          <w:b/>
+          <w:bCs/>
+          <w:sz w:val="28"/>
+          <w:szCs w:val="28"/>
+          <w:highlight w:val="none"/>
+        </w:rPr>
+      </w:pPr>
+      <w:r>
+        <w:rPr>
+          <w:rFonts w:ascii="Times New Roman" w:hAnsi="Times New Roman" w:eastAsia="Times New Roman" w:cs="Times New Roman"/>
+          <w:b/>
+          <w:bCs/>
+          <w:sz w:val="28"/>
+          <w:szCs w:val="28"/>
+          <w:highlight w:val="none"/>
+        </w:rPr>
+      </w:r>
+      <w:r>
+        <w:rPr>
+          <w:rFonts w:ascii="Times New Roman" w:hAnsi="Times New Roman" w:eastAsia="Times New Roman" w:cs="Times New Roman"/>
+          <w:b/>
+          <w:bCs/>
+          <w:sz w:val="28"/>
+          <w:szCs w:val="28"/>
+          <w:highlight w:val="none"/>
+        </w:rPr>
+      </w:r>
+      <w:r>
+        <w:rPr>
+          <w:rFonts w:ascii="Times New Roman" w:hAnsi="Times New Roman" w:eastAsia="Times New Roman" w:cs="Times New Roman"/>
+          <w:b/>
+          <w:bCs/>
+          <w:sz w:val="28"/>
+          <w:szCs w:val="28"/>
+          <w:highlight w:val="none"/>
+        </w:rPr>
+      </w:r>
+    </w:p>
+    <w:p>
+      <w:pPr>
+        <w:pBdr>
+          <w:top w:val="none" w:color="000000" w:sz="4" w:space="0"/>
+          <w:left w:val="none" w:color="000000" w:sz="4" w:space="0"/>
+          <w:bottom w:val="none" w:color="000000" w:sz="4" w:space="0"/>
+          <w:right w:val="none" w:color="000000" w:sz="4" w:space="0"/>
+        </w:pBdr>
+        <w:spacing/>
+        <w:ind w:right="0" w:firstLine="0" w:left="0"/>
+        <w:rPr>
+          <w:rFonts w:ascii="Times New Roman" w:hAnsi="Times New Roman" w:eastAsia="Times New Roman" w:cs="Times New Roman"/>
+          <w:b/>
+          <w:bCs/>
+          <w:sz w:val="28"/>
+          <w:szCs w:val="28"/>
+          <w:highlight w:val="none"/>
+        </w:rPr>
+      </w:pPr>
+      <w:r>
+        <w:rPr>
+          <w:rFonts w:ascii="Times New Roman" w:hAnsi="Times New Roman" w:eastAsia="Times New Roman" w:cs="Times New Roman"/>
+          <w:b/>
+          <w:bCs/>
+          <w:sz w:val="28"/>
+          <w:szCs w:val="28"/>
+        </w:rPr>
+      </w:r>
+      <w:r>
+        <w:rPr>
+          <w:rFonts w:ascii="Times New Roman" w:hAnsi="Times New Roman" w:eastAsia="Times New Roman" w:cs="Times New Roman"/>
+          <w:b/>
+          <w:bCs/>
+          <w:sz w:val="28"/>
+          <w:szCs w:val="28"/>
+        </w:rPr>
+        <w:t xml:space="preserve">Практическая значимость работы:</w:t>
+      </w:r>
+      <w:r>
+        <w:rPr>
+          <w:rFonts w:ascii="Times New Roman" w:hAnsi="Times New Roman" w:cs="Times New Roman"/>
+          <w:sz w:val="28"/>
+          <w:szCs w:val="28"/>
+        </w:rPr>
+      </w:r>
+      <w:r>
+        <w:rPr>
+          <w:rFonts w:ascii="Times New Roman" w:hAnsi="Times New Roman" w:eastAsia="Times New Roman" w:cs="Times New Roman"/>
+          <w:b/>
+          <w:bCs/>
+          <w:sz w:val="28"/>
+          <w:szCs w:val="28"/>
+          <w:highlight w:val="none"/>
+        </w:rPr>
+      </w:r>
+    </w:p>
+    <w:p>
+      <w:pPr>
+        <w:pBdr>
+          <w:top w:val="none" w:color="000000" w:sz="4" w:space="0"/>
+          <w:left w:val="none" w:color="000000" w:sz="4" w:space="0"/>
+          <w:bottom w:val="none" w:color="000000" w:sz="4" w:space="0"/>
+          <w:right w:val="none" w:color="000000" w:sz="4" w:space="0"/>
+        </w:pBdr>
+        <w:spacing/>
+        <w:ind w:right="0" w:firstLine="0" w:left="0"/>
+        <w:rPr>
+          <w:rFonts w:ascii="Times New Roman" w:hAnsi="Times New Roman" w:cs="Times New Roman"/>
+          <w:sz w:val="28"/>
+          <w:szCs w:val="28"/>
+        </w:rPr>
+      </w:pPr>
+      <w:r>
+        <w:rPr>
+          <w:rFonts w:ascii="Times New Roman" w:hAnsi="Times New Roman" w:cs="Times New Roman"/>
+          <w:sz w:val="28"/>
+          <w:szCs w:val="28"/>
+          <w:highlight w:val="none"/>
+        </w:rPr>
+        <w:tab/>
+        <w:t xml:space="preserve">Разработанный макет может использоваться для зарядки аккумуляторных батарей с электронной системой управления батареями...</w:t>
+        <w:br/>
+      </w:r>
+      <w:r>
+        <w:rPr>
+          <w:rFonts w:ascii="Times New Roman" w:hAnsi="Times New Roman" w:cs="Times New Roman"/>
+          <w:sz w:val="28"/>
+          <w:szCs w:val="28"/>
+          <w:highlight w:val="none"/>
+          <w:lang w:val="en-US"/>
+        </w:rPr>
+        <w:t xml:space="preserve">TODO: </w:t>
+      </w:r>
+      <w:r>
+        <w:rPr>
+          <w:rFonts w:ascii="Times New Roman" w:hAnsi="Times New Roman" w:cs="Times New Roman"/>
+          <w:sz w:val="28"/>
+          <w:szCs w:val="28"/>
+          <w:highlight w:val="none"/>
+          <w:lang w:val="ru-RU"/>
+        </w:rPr>
+        <w:t xml:space="preserve">добавить еще</w:t>
+      </w:r>
+      <w:r>
+        <w:rPr>
+          <w:rFonts w:ascii="Times New Roman" w:hAnsi="Times New Roman" w:cs="Times New Roman"/>
+          <w:sz w:val="28"/>
+          <w:szCs w:val="28"/>
+          <w:highlight w:val="none"/>
+        </w:rPr>
+      </w:r>
+      <w:r>
+        <w:rPr>
+          <w:rFonts w:ascii="Times New Roman" w:hAnsi="Times New Roman" w:cs="Times New Roman"/>
+          <w:sz w:val="28"/>
+          <w:szCs w:val="28"/>
+        </w:rPr>
+      </w:r>
+    </w:p>
+    <w:p>
+      <w:pPr>
+        <w:pBdr>
+          <w:top w:val="none" w:color="000000" w:sz="4" w:space="0"/>
+          <w:left w:val="none" w:color="000000" w:sz="4" w:space="0"/>
+          <w:bottom w:val="none" w:color="000000" w:sz="4" w:space="0"/>
+          <w:right w:val="none" w:color="000000" w:sz="4" w:space="0"/>
+        </w:pBdr>
+        <w:spacing/>
+        <w:ind w:right="0" w:firstLine="0" w:left="0"/>
+        <w:rPr>
           <w:rFonts w:ascii="Times New Roman" w:hAnsi="Times New Roman" w:cs="Times New Roman"/>
           <w:b/>
           <w:bCs/>
@@ -2447,7 +2901,45 @@
           <w:sz w:val="28"/>
           <w:szCs w:val="28"/>
         </w:rPr>
-      </w:r>
+        <w:t xml:space="preserve">Основные положения работы, представленные автором к защите ВКР:</w:t>
+      </w:r>
+      <w:r>
+        <w:rPr>
+          <w:rFonts w:ascii="Times New Roman" w:hAnsi="Times New Roman" w:cs="Times New Roman"/>
+          <w:b/>
+          <w:bCs/>
+          <w:sz w:val="28"/>
+          <w:szCs w:val="28"/>
+        </w:rPr>
+      </w:r>
+      <w:r>
+        <w:rPr>
+          <w:rFonts w:ascii="Times New Roman" w:hAnsi="Times New Roman" w:cs="Times New Roman"/>
+          <w:b/>
+          <w:bCs/>
+          <w:sz w:val="28"/>
+          <w:szCs w:val="28"/>
+        </w:rPr>
+      </w:r>
+    </w:p>
+    <w:p>
+      <w:pPr>
+        <w:pBdr>
+          <w:top w:val="none" w:color="000000" w:sz="4" w:space="0"/>
+          <w:left w:val="none" w:color="000000" w:sz="4" w:space="0"/>
+          <w:bottom w:val="none" w:color="000000" w:sz="4" w:space="0"/>
+          <w:right w:val="none" w:color="000000" w:sz="4" w:space="0"/>
+        </w:pBdr>
+        <w:spacing/>
+        <w:ind w:right="0" w:firstLine="0" w:left="0"/>
+        <w:rPr>
+          <w:rFonts w:ascii="Times New Roman" w:hAnsi="Times New Roman" w:cs="Times New Roman"/>
+          <w:b/>
+          <w:bCs/>
+          <w:sz w:val="28"/>
+          <w:szCs w:val="28"/>
+        </w:rPr>
+      </w:pPr>
       <w:r>
         <w:rPr>
           <w:rFonts w:ascii="Times New Roman" w:hAnsi="Times New Roman" w:eastAsia="Times New Roman" w:cs="Times New Roman"/>
@@ -2456,6 +2948,110 @@
           <w:sz w:val="28"/>
           <w:szCs w:val="28"/>
         </w:rPr>
+        <w:t xml:space="preserve">Реализация и апробация результатов работы:</w:t>
+      </w:r>
+      <w:r>
+        <w:rPr>
+          <w:rFonts w:ascii="Times New Roman" w:hAnsi="Times New Roman" w:cs="Times New Roman"/>
+          <w:b/>
+          <w:bCs/>
+          <w:sz w:val="28"/>
+          <w:szCs w:val="28"/>
+        </w:rPr>
+      </w:r>
+      <w:r>
+        <w:rPr>
+          <w:rFonts w:ascii="Times New Roman" w:hAnsi="Times New Roman" w:cs="Times New Roman"/>
+          <w:b/>
+          <w:bCs/>
+          <w:sz w:val="28"/>
+          <w:szCs w:val="28"/>
+        </w:rPr>
+      </w:r>
+    </w:p>
+    <w:p>
+      <w:pPr>
+        <w:pBdr>
+          <w:top w:val="none" w:color="000000" w:sz="4" w:space="0"/>
+          <w:left w:val="none" w:color="000000" w:sz="4" w:space="0"/>
+          <w:bottom w:val="none" w:color="000000" w:sz="4" w:space="0"/>
+          <w:right w:val="none" w:color="000000" w:sz="4" w:space="0"/>
+        </w:pBdr>
+        <w:spacing/>
+        <w:ind w:right="0" w:firstLine="0" w:left="0"/>
+        <w:rPr>
+          <w:rFonts w:ascii="Times New Roman" w:hAnsi="Times New Roman" w:cs="Times New Roman"/>
+          <w:b/>
+          <w:bCs/>
+          <w:sz w:val="28"/>
+          <w:szCs w:val="28"/>
+        </w:rPr>
+      </w:pPr>
+      <w:r>
+        <w:rPr>
+          <w:rFonts w:ascii="Times New Roman" w:hAnsi="Times New Roman" w:eastAsia="Times New Roman" w:cs="Times New Roman"/>
+          <w:b/>
+          <w:bCs/>
+          <w:sz w:val="28"/>
+          <w:szCs w:val="28"/>
+        </w:rPr>
+        <w:t xml:space="preserve">Достоверность результатов работы:</w:t>
+      </w:r>
+      <w:r>
+        <w:rPr>
+          <w:rFonts w:ascii="Times New Roman" w:hAnsi="Times New Roman" w:cs="Times New Roman"/>
+          <w:b/>
+          <w:bCs/>
+          <w:sz w:val="28"/>
+          <w:szCs w:val="28"/>
+        </w:rPr>
+      </w:r>
+      <w:r>
+        <w:rPr>
+          <w:rFonts w:ascii="Times New Roman" w:hAnsi="Times New Roman" w:cs="Times New Roman"/>
+          <w:b/>
+          <w:bCs/>
+          <w:sz w:val="28"/>
+          <w:szCs w:val="28"/>
+        </w:rPr>
+      </w:r>
+    </w:p>
+    <w:p>
+      <w:pPr>
+        <w:pBdr>
+          <w:top w:val="none" w:color="000000" w:sz="4" w:space="0"/>
+          <w:left w:val="none" w:color="000000" w:sz="4" w:space="0"/>
+          <w:bottom w:val="none" w:color="000000" w:sz="4" w:space="0"/>
+          <w:right w:val="none" w:color="000000" w:sz="4" w:space="0"/>
+        </w:pBdr>
+        <w:spacing/>
+        <w:ind w:right="0" w:firstLine="0" w:left="0"/>
+        <w:rPr>
+          <w:rFonts w:ascii="Times New Roman" w:hAnsi="Times New Roman" w:cs="Times New Roman"/>
+          <w:b/>
+          <w:bCs/>
+          <w:sz w:val="28"/>
+          <w:szCs w:val="28"/>
+          <w:highlight w:val="none"/>
+        </w:rPr>
+      </w:pPr>
+      <w:r>
+        <w:rPr>
+          <w:rFonts w:ascii="Times New Roman" w:hAnsi="Times New Roman" w:eastAsia="Times New Roman" w:cs="Times New Roman"/>
+          <w:b/>
+          <w:bCs/>
+          <w:sz w:val="28"/>
+          <w:szCs w:val="28"/>
+        </w:rPr>
+      </w:r>
+      <w:r>
+        <w:rPr>
+          <w:rFonts w:ascii="Times New Roman" w:hAnsi="Times New Roman" w:eastAsia="Times New Roman" w:cs="Times New Roman"/>
+          <w:b/>
+          <w:bCs/>
+          <w:sz w:val="28"/>
+          <w:szCs w:val="28"/>
+        </w:rPr>
         <w:t xml:space="preserve">Публикации по теме работы:</w:t>
         <w:br/>
         <w:t xml:space="preserve">Анализ технического задания и обзор аналитич</w:t>
@@ -2472,7 +3068,7 @@
       </w:r>
       <w:r>
         <w:rPr>
-          <w:rFonts w:ascii="Times New Roman" w:hAnsi="Times New Roman" w:eastAsia="Times New Roman" w:cs="Times New Roman"/>
+          <w:rFonts w:ascii="Times New Roman" w:hAnsi="Times New Roman" w:cs="Times New Roman"/>
           <w:b/>
           <w:bCs/>
           <w:sz w:val="28"/>
@@ -2481,11 +3077,1253 @@
       </w:r>
       <w:r>
         <w:rPr>
-          <w:rFonts w:ascii="Times New Roman" w:hAnsi="Times New Roman" w:eastAsia="Times New Roman" w:cs="Times New Roman"/>
+          <w:rFonts w:ascii="Times New Roman" w:hAnsi="Times New Roman" w:cs="Times New Roman"/>
           <w:b/>
           <w:bCs/>
           <w:sz w:val="28"/>
           <w:szCs w:val="28"/>
+        </w:rPr>
+      </w:r>
+    </w:p>
+    <w:p>
+      <w:pPr>
+        <w:pBdr>
+          <w:top w:val="none" w:color="000000" w:sz="4" w:space="0"/>
+          <w:left w:val="none" w:color="000000" w:sz="4" w:space="0"/>
+          <w:bottom w:val="none" w:color="000000" w:sz="4" w:space="0"/>
+          <w:right w:val="none" w:color="000000" w:sz="4" w:space="0"/>
+        </w:pBdr>
+        <w:spacing/>
+        <w:ind w:right="0" w:firstLine="0" w:left="0"/>
+        <w:rPr>
+          <w:b w:val="0"/>
+          <w:bCs w:val="0"/>
+        </w:rPr>
+      </w:pPr>
+      <w:r>
+        <w:rPr>
+          <w:rFonts w:ascii="Times New Roman" w:hAnsi="Times New Roman" w:cs="Times New Roman"/>
+          <w:b w:val="0"/>
+          <w:bCs w:val="0"/>
+          <w:sz w:val="28"/>
+          <w:szCs w:val="28"/>
+          <w:highlight w:val="none"/>
+        </w:rPr>
+        <w:t xml:space="preserve">Глава 1. Анализ требований и обзор методов управления источниками питания (Теория, ~20-25 стр.)</w:t>
+      </w:r>
+      <w:r>
+        <w:rPr>
+          <w:rFonts w:ascii="Times New Roman" w:hAnsi="Times New Roman" w:cs="Times New Roman"/>
+          <w:b w:val="0"/>
+          <w:bCs w:val="0"/>
+          <w:sz w:val="28"/>
+          <w:szCs w:val="28"/>
+          <w:highlight w:val="none"/>
+        </w:rPr>
+      </w:r>
+    </w:p>
+    <w:p>
+      <w:pPr>
+        <w:pBdr>
+          <w:top w:val="none" w:color="000000" w:sz="4" w:space="0"/>
+          <w:left w:val="none" w:color="000000" w:sz="4" w:space="0"/>
+          <w:bottom w:val="none" w:color="000000" w:sz="4" w:space="0"/>
+          <w:right w:val="none" w:color="000000" w:sz="4" w:space="0"/>
+        </w:pBdr>
+        <w:spacing/>
+        <w:ind w:right="0" w:firstLine="0" w:left="0"/>
+        <w:rPr>
+          <w:b w:val="0"/>
+          <w:bCs w:val="0"/>
+        </w:rPr>
+      </w:pPr>
+      <w:r>
+        <w:rPr>
+          <w:rFonts w:ascii="Times New Roman" w:hAnsi="Times New Roman" w:cs="Times New Roman"/>
+          <w:b w:val="0"/>
+          <w:bCs w:val="0"/>
+          <w:sz w:val="28"/>
+          <w:szCs w:val="28"/>
+          <w:highlight w:val="none"/>
+        </w:rPr>
+      </w:r>
+      <w:r>
+        <w:rPr>
+          <w:rFonts w:ascii="Times New Roman" w:hAnsi="Times New Roman" w:cs="Times New Roman"/>
+          <w:b w:val="0"/>
+          <w:bCs w:val="0"/>
+          <w:sz w:val="28"/>
+          <w:szCs w:val="28"/>
+          <w:highlight w:val="none"/>
+        </w:rPr>
+      </w:r>
+    </w:p>
+    <w:p>
+      <w:pPr>
+        <w:pBdr>
+          <w:top w:val="none" w:color="000000" w:sz="4" w:space="0"/>
+          <w:left w:val="none" w:color="000000" w:sz="4" w:space="0"/>
+          <w:bottom w:val="none" w:color="000000" w:sz="4" w:space="0"/>
+          <w:right w:val="none" w:color="000000" w:sz="4" w:space="0"/>
+        </w:pBdr>
+        <w:spacing/>
+        <w:ind w:right="0" w:firstLine="0" w:left="0"/>
+        <w:rPr>
+          <w:b w:val="0"/>
+          <w:bCs w:val="0"/>
+        </w:rPr>
+      </w:pPr>
+      <w:r>
+        <w:rPr>
+          <w:rFonts w:ascii="Times New Roman" w:hAnsi="Times New Roman" w:cs="Times New Roman"/>
+          <w:b w:val="0"/>
+          <w:bCs w:val="0"/>
+          <w:sz w:val="28"/>
+          <w:szCs w:val="28"/>
+          <w:highlight w:val="none"/>
+        </w:rPr>
+        <w:t xml:space="preserve">1.1. Требования к источникам вторичного электропитания в системах радиомониторинга. (Тут пишешь про важность стабильности при 220В ± 10% и про необходимость гальванической развязки или защиты).</w:t>
+      </w:r>
+      <w:r>
+        <w:rPr>
+          <w:rFonts w:ascii="Times New Roman" w:hAnsi="Times New Roman" w:cs="Times New Roman"/>
+          <w:b w:val="0"/>
+          <w:bCs w:val="0"/>
+          <w:sz w:val="28"/>
+          <w:szCs w:val="28"/>
+          <w:highlight w:val="none"/>
+        </w:rPr>
+      </w:r>
+    </w:p>
+    <w:p>
+      <w:pPr>
+        <w:pBdr>
+          <w:top w:val="none" w:color="000000" w:sz="4" w:space="0"/>
+          <w:left w:val="none" w:color="000000" w:sz="4" w:space="0"/>
+          <w:bottom w:val="none" w:color="000000" w:sz="4" w:space="0"/>
+          <w:right w:val="none" w:color="000000" w:sz="4" w:space="0"/>
+        </w:pBdr>
+        <w:spacing/>
+        <w:ind w:right="0" w:firstLine="0" w:left="0"/>
+        <w:rPr>
+          <w:b w:val="0"/>
+          <w:bCs w:val="0"/>
+        </w:rPr>
+      </w:pPr>
+      <w:r>
+        <w:rPr>
+          <w:rFonts w:ascii="Times New Roman" w:hAnsi="Times New Roman" w:cs="Times New Roman"/>
+          <w:b w:val="0"/>
+          <w:bCs w:val="0"/>
+          <w:sz w:val="28"/>
+          <w:szCs w:val="28"/>
+          <w:highlight w:val="none"/>
+        </w:rPr>
+        <w:t xml:space="preserve">На ИВЭП распространяются следующие нормативные документы: </w:t>
+        <w:br/>
+        <w:br/>
+      </w:r>
+      <w:r>
+        <w:rPr>
+          <w:rFonts w:ascii="Times New Roman" w:hAnsi="Times New Roman" w:cs="Times New Roman"/>
+          <w:b w:val="0"/>
+          <w:bCs w:val="0"/>
+          <w:sz w:val="28"/>
+          <w:szCs w:val="28"/>
+          <w:highlight w:val="none"/>
+        </w:rPr>
+        <w:t xml:space="preserve">ГОСТ Р 51318.11-2006</w:t>
+      </w:r>
+      <w:r>
+        <w:rPr>
+          <w:rFonts w:ascii="Times New Roman" w:hAnsi="Times New Roman" w:cs="Times New Roman"/>
+          <w:b w:val="0"/>
+          <w:bCs w:val="0"/>
+          <w:sz w:val="28"/>
+          <w:szCs w:val="28"/>
+          <w:highlight w:val="none"/>
+        </w:rPr>
+      </w:r>
+      <w:r>
+        <w:rPr>
+          <w:rFonts w:ascii="Times New Roman" w:hAnsi="Times New Roman" w:cs="Times New Roman"/>
+          <w:b w:val="0"/>
+          <w:bCs w:val="0"/>
+          <w:sz w:val="28"/>
+          <w:szCs w:val="28"/>
+          <w:highlight w:val="none"/>
+        </w:rPr>
+      </w:r>
+    </w:p>
+    <w:p>
+      <w:pPr>
+        <w:pBdr>
+          <w:top w:val="none" w:color="000000" w:sz="4" w:space="0"/>
+          <w:left w:val="none" w:color="000000" w:sz="4" w:space="0"/>
+          <w:bottom w:val="none" w:color="000000" w:sz="4" w:space="0"/>
+          <w:right w:val="none" w:color="000000" w:sz="4" w:space="0"/>
+        </w:pBdr>
+        <w:spacing/>
+        <w:ind w:right="0" w:firstLine="0" w:left="0"/>
+        <w:rPr>
+          <w:b w:val="0"/>
+          <w:bCs w:val="0"/>
+        </w:rPr>
+      </w:pPr>
+      <w:r>
+        <w:rPr>
+          <w:rFonts w:ascii="Times New Roman" w:hAnsi="Times New Roman" w:cs="Times New Roman"/>
+          <w:b w:val="0"/>
+          <w:bCs w:val="0"/>
+          <w:sz w:val="28"/>
+          <w:szCs w:val="28"/>
+          <w:highlight w:val="none"/>
+        </w:rPr>
+        <w:t xml:space="preserve">1.2. Анализ схем фазового регулирования.</w:t>
+      </w:r>
+      <w:r>
+        <w:rPr>
+          <w:rFonts w:ascii="Times New Roman" w:hAnsi="Times New Roman" w:cs="Times New Roman"/>
+          <w:b w:val="0"/>
+          <w:bCs w:val="0"/>
+          <w:sz w:val="28"/>
+          <w:szCs w:val="28"/>
+          <w:highlight w:val="none"/>
+        </w:rPr>
+      </w:r>
+    </w:p>
+    <w:p>
+      <w:pPr>
+        <w:pBdr>
+          <w:top w:val="none" w:color="000000" w:sz="4" w:space="0"/>
+          <w:left w:val="none" w:color="000000" w:sz="4" w:space="0"/>
+          <w:bottom w:val="none" w:color="000000" w:sz="4" w:space="0"/>
+          <w:right w:val="none" w:color="000000" w:sz="4" w:space="0"/>
+        </w:pBdr>
+        <w:spacing/>
+        <w:ind w:right="0" w:firstLine="0" w:left="0"/>
+        <w:rPr>
+          <w:b w:val="0"/>
+          <w:bCs w:val="0"/>
+        </w:rPr>
+      </w:pPr>
+      <w:r>
+        <w:rPr>
+          <w:rFonts w:ascii="Times New Roman" w:hAnsi="Times New Roman" w:cs="Times New Roman"/>
+          <w:b w:val="0"/>
+          <w:bCs w:val="0"/>
+          <w:sz w:val="28"/>
+          <w:szCs w:val="28"/>
+          <w:highlight w:val="none"/>
+        </w:rPr>
+      </w:r>
+      <w:r>
+        <w:rPr>
+          <w:rFonts w:ascii="Times New Roman" w:hAnsi="Times New Roman" w:cs="Times New Roman"/>
+          <w:b w:val="0"/>
+          <w:bCs w:val="0"/>
+          <w:sz w:val="28"/>
+          <w:szCs w:val="28"/>
+          <w:highlight w:val="none"/>
+        </w:rPr>
+      </w:r>
+    </w:p>
+    <w:p>
+      <w:pPr>
+        <w:pBdr>
+          <w:top w:val="none" w:color="000000" w:sz="4" w:space="0"/>
+          <w:left w:val="none" w:color="000000" w:sz="4" w:space="0"/>
+          <w:bottom w:val="none" w:color="000000" w:sz="4" w:space="0"/>
+          <w:right w:val="none" w:color="000000" w:sz="4" w:space="0"/>
+        </w:pBdr>
+        <w:spacing/>
+        <w:ind w:right="0" w:firstLine="0" w:left="0"/>
+        <w:rPr>
+          <w:b w:val="0"/>
+          <w:bCs w:val="0"/>
+        </w:rPr>
+      </w:pPr>
+      <w:r>
+        <w:rPr>
+          <w:rFonts w:ascii="Times New Roman" w:hAnsi="Times New Roman" w:cs="Times New Roman"/>
+          <w:b w:val="0"/>
+          <w:bCs w:val="0"/>
+          <w:sz w:val="28"/>
+          <w:szCs w:val="28"/>
+          <w:highlight w:val="none"/>
+        </w:rPr>
+        <w:t xml:space="preserve">1.2.1. Схема с тиристором в цепи переменного тока. (Плюсы/минусы).</w:t>
+      </w:r>
+      <w:r>
+        <w:rPr>
+          <w:rFonts w:ascii="Times New Roman" w:hAnsi="Times New Roman" w:cs="Times New Roman"/>
+          <w:b w:val="0"/>
+          <w:bCs w:val="0"/>
+          <w:sz w:val="28"/>
+          <w:szCs w:val="28"/>
+          <w:highlight w:val="none"/>
+        </w:rPr>
+      </w:r>
+    </w:p>
+    <w:p>
+      <w:pPr>
+        <w:pBdr>
+          <w:top w:val="none" w:color="000000" w:sz="4" w:space="0"/>
+          <w:left w:val="none" w:color="000000" w:sz="4" w:space="0"/>
+          <w:bottom w:val="none" w:color="000000" w:sz="4" w:space="0"/>
+          <w:right w:val="none" w:color="000000" w:sz="4" w:space="0"/>
+        </w:pBdr>
+        <w:spacing/>
+        <w:ind w:right="0" w:firstLine="0" w:left="0"/>
+        <w:rPr>
+          <w:b w:val="0"/>
+          <w:bCs w:val="0"/>
+        </w:rPr>
+      </w:pPr>
+      <w:r>
+        <w:rPr>
+          <w:rFonts w:ascii="Times New Roman" w:hAnsi="Times New Roman" w:cs="Times New Roman"/>
+          <w:b w:val="0"/>
+          <w:bCs w:val="0"/>
+          <w:sz w:val="28"/>
+          <w:szCs w:val="28"/>
+          <w:highlight w:val="none"/>
+        </w:rPr>
+      </w:r>
+      <w:r>
+        <w:rPr>
+          <w:rFonts w:ascii="Times New Roman" w:hAnsi="Times New Roman" w:cs="Times New Roman"/>
+          <w:b w:val="0"/>
+          <w:bCs w:val="0"/>
+          <w:sz w:val="28"/>
+          <w:szCs w:val="28"/>
+          <w:highlight w:val="none"/>
+        </w:rPr>
+      </w:r>
+    </w:p>
+    <w:p>
+      <w:pPr>
+        <w:pBdr>
+          <w:top w:val="none" w:color="000000" w:sz="4" w:space="0"/>
+          <w:left w:val="none" w:color="000000" w:sz="4" w:space="0"/>
+          <w:bottom w:val="none" w:color="000000" w:sz="4" w:space="0"/>
+          <w:right w:val="none" w:color="000000" w:sz="4" w:space="0"/>
+        </w:pBdr>
+        <w:spacing/>
+        <w:ind w:right="0" w:firstLine="0" w:left="0"/>
+        <w:rPr>
+          <w:b w:val="0"/>
+          <w:bCs w:val="0"/>
+        </w:rPr>
+      </w:pPr>
+      <w:r>
+        <w:rPr>
+          <w:rFonts w:ascii="Times New Roman" w:hAnsi="Times New Roman" w:cs="Times New Roman"/>
+          <w:b w:val="0"/>
+          <w:bCs w:val="0"/>
+          <w:sz w:val="28"/>
+          <w:szCs w:val="28"/>
+          <w:highlight w:val="none"/>
+        </w:rPr>
+        <w:t xml:space="preserve">*1.2.2. Несимметричный мостовой выпрямитель (диоды + тиристоры).* Вот твоя тема! Тут подробно описываешь свою схему: почему два тиристора в верхних плечах лучше, чем один в разрыв моста (проще управление катодной группой).</w:t>
+      </w:r>
+      <w:r>
+        <w:rPr>
+          <w:rFonts w:ascii="Times New Roman" w:hAnsi="Times New Roman" w:cs="Times New Roman"/>
+          <w:b w:val="0"/>
+          <w:bCs w:val="0"/>
+          <w:sz w:val="28"/>
+          <w:szCs w:val="28"/>
+          <w:highlight w:val="none"/>
+        </w:rPr>
+      </w:r>
+    </w:p>
+    <w:p>
+      <w:pPr>
+        <w:pBdr>
+          <w:top w:val="none" w:color="000000" w:sz="4" w:space="0"/>
+          <w:left w:val="none" w:color="000000" w:sz="4" w:space="0"/>
+          <w:bottom w:val="none" w:color="000000" w:sz="4" w:space="0"/>
+          <w:right w:val="none" w:color="000000" w:sz="4" w:space="0"/>
+        </w:pBdr>
+        <w:spacing/>
+        <w:ind w:right="0" w:firstLine="0" w:left="0"/>
+        <w:rPr>
+          <w:b w:val="0"/>
+          <w:bCs w:val="0"/>
+        </w:rPr>
+      </w:pPr>
+      <w:r>
+        <w:rPr>
+          <w:rFonts w:ascii="Times New Roman" w:hAnsi="Times New Roman" w:cs="Times New Roman"/>
+          <w:b w:val="0"/>
+          <w:bCs w:val="0"/>
+          <w:sz w:val="28"/>
+          <w:szCs w:val="28"/>
+          <w:highlight w:val="none"/>
+        </w:rPr>
+      </w:r>
+      <w:r>
+        <w:rPr>
+          <w:rFonts w:ascii="Times New Roman" w:hAnsi="Times New Roman" w:cs="Times New Roman"/>
+          <w:b w:val="0"/>
+          <w:bCs w:val="0"/>
+          <w:sz w:val="28"/>
+          <w:szCs w:val="28"/>
+          <w:highlight w:val="none"/>
+        </w:rPr>
+      </w:r>
+    </w:p>
+    <w:p>
+      <w:pPr>
+        <w:pBdr>
+          <w:top w:val="none" w:color="000000" w:sz="4" w:space="0"/>
+          <w:left w:val="none" w:color="000000" w:sz="4" w:space="0"/>
+          <w:bottom w:val="none" w:color="000000" w:sz="4" w:space="0"/>
+          <w:right w:val="none" w:color="000000" w:sz="4" w:space="0"/>
+        </w:pBdr>
+        <w:spacing/>
+        <w:ind w:right="0" w:firstLine="0" w:left="0"/>
+        <w:rPr>
+          <w:b w:val="0"/>
+          <w:bCs w:val="0"/>
+        </w:rPr>
+      </w:pPr>
+      <w:r>
+        <w:rPr>
+          <w:rFonts w:ascii="Times New Roman" w:hAnsi="Times New Roman" w:cs="Times New Roman"/>
+          <w:b w:val="0"/>
+          <w:bCs w:val="0"/>
+          <w:sz w:val="28"/>
+          <w:szCs w:val="28"/>
+          <w:highlight w:val="none"/>
+        </w:rPr>
+        <w:t xml:space="preserve">1.3. Выбор микроконтроллера для реализации цифрового фазового управления. (Сравнение ESP32 и ATmega. Упираешь на то, что ESP32 дает нативную поддержку Wi-Fi/LoRa для телеметрии, что соответствует профилю «Радиотехника»).</w:t>
+      </w:r>
+      <w:r>
+        <w:rPr>
+          <w:rFonts w:ascii="Times New Roman" w:hAnsi="Times New Roman" w:cs="Times New Roman"/>
+          <w:b w:val="0"/>
+          <w:bCs w:val="0"/>
+          <w:sz w:val="28"/>
+          <w:szCs w:val="28"/>
+          <w:highlight w:val="none"/>
+        </w:rPr>
+      </w:r>
+    </w:p>
+    <w:p>
+      <w:pPr>
+        <w:pBdr>
+          <w:top w:val="none" w:color="000000" w:sz="4" w:space="0"/>
+          <w:left w:val="none" w:color="000000" w:sz="4" w:space="0"/>
+          <w:bottom w:val="none" w:color="000000" w:sz="4" w:space="0"/>
+          <w:right w:val="none" w:color="000000" w:sz="4" w:space="0"/>
+        </w:pBdr>
+        <w:spacing/>
+        <w:ind w:right="0" w:firstLine="0" w:left="0"/>
+        <w:rPr>
+          <w:b w:val="0"/>
+          <w:bCs w:val="0"/>
+        </w:rPr>
+      </w:pPr>
+      <w:r>
+        <w:rPr>
+          <w:rFonts w:ascii="Times New Roman" w:hAnsi="Times New Roman" w:cs="Times New Roman"/>
+          <w:b w:val="0"/>
+          <w:bCs w:val="0"/>
+          <w:sz w:val="28"/>
+          <w:szCs w:val="28"/>
+          <w:highlight w:val="none"/>
+        </w:rPr>
+      </w:r>
+      <w:r>
+        <w:rPr>
+          <w:rFonts w:ascii="Times New Roman" w:hAnsi="Times New Roman" w:cs="Times New Roman"/>
+          <w:b w:val="0"/>
+          <w:bCs w:val="0"/>
+          <w:sz w:val="28"/>
+          <w:szCs w:val="28"/>
+          <w:highlight w:val="none"/>
+        </w:rPr>
+      </w:r>
+    </w:p>
+    <w:p>
+      <w:pPr>
+        <w:pBdr>
+          <w:top w:val="none" w:color="000000" w:sz="4" w:space="0"/>
+          <w:left w:val="none" w:color="000000" w:sz="4" w:space="0"/>
+          <w:bottom w:val="none" w:color="000000" w:sz="4" w:space="0"/>
+          <w:right w:val="none" w:color="000000" w:sz="4" w:space="0"/>
+        </w:pBdr>
+        <w:spacing/>
+        <w:ind w:right="0" w:firstLine="0" w:left="0"/>
+        <w:rPr>
+          <w:b w:val="0"/>
+          <w:bCs w:val="0"/>
+        </w:rPr>
+      </w:pPr>
+      <w:r>
+        <w:rPr>
+          <w:rFonts w:ascii="Times New Roman" w:hAnsi="Times New Roman" w:cs="Times New Roman"/>
+          <w:b w:val="0"/>
+          <w:bCs w:val="0"/>
+          <w:sz w:val="28"/>
+          <w:szCs w:val="28"/>
+          <w:highlight w:val="none"/>
+        </w:rPr>
+        <w:t xml:space="preserve">Глава 2. Разработка и моделирование управляемого источника питания (Практика, ~25-30 стр.)</w:t>
+      </w:r>
+      <w:r>
+        <w:rPr>
+          <w:rFonts w:ascii="Times New Roman" w:hAnsi="Times New Roman" w:cs="Times New Roman"/>
+          <w:b w:val="0"/>
+          <w:bCs w:val="0"/>
+          <w:sz w:val="28"/>
+          <w:szCs w:val="28"/>
+          <w:highlight w:val="none"/>
+        </w:rPr>
+      </w:r>
+    </w:p>
+    <w:p>
+      <w:pPr>
+        <w:pBdr>
+          <w:top w:val="none" w:color="000000" w:sz="4" w:space="0"/>
+          <w:left w:val="none" w:color="000000" w:sz="4" w:space="0"/>
+          <w:bottom w:val="none" w:color="000000" w:sz="4" w:space="0"/>
+          <w:right w:val="none" w:color="000000" w:sz="4" w:space="0"/>
+        </w:pBdr>
+        <w:spacing/>
+        <w:ind w:right="0" w:firstLine="0" w:left="0"/>
+        <w:rPr>
+          <w:b w:val="0"/>
+          <w:bCs w:val="0"/>
+        </w:rPr>
+      </w:pPr>
+      <w:r>
+        <w:rPr>
+          <w:rFonts w:ascii="Times New Roman" w:hAnsi="Times New Roman" w:cs="Times New Roman"/>
+          <w:b w:val="0"/>
+          <w:bCs w:val="0"/>
+          <w:sz w:val="28"/>
+          <w:szCs w:val="28"/>
+          <w:highlight w:val="none"/>
+        </w:rPr>
+      </w:r>
+      <w:r>
+        <w:rPr>
+          <w:rFonts w:ascii="Times New Roman" w:hAnsi="Times New Roman" w:cs="Times New Roman"/>
+          <w:b w:val="0"/>
+          <w:bCs w:val="0"/>
+          <w:sz w:val="28"/>
+          <w:szCs w:val="28"/>
+          <w:highlight w:val="none"/>
+        </w:rPr>
+      </w:r>
+    </w:p>
+    <w:p>
+      <w:pPr>
+        <w:pBdr>
+          <w:top w:val="none" w:color="000000" w:sz="4" w:space="0"/>
+          <w:left w:val="none" w:color="000000" w:sz="4" w:space="0"/>
+          <w:bottom w:val="none" w:color="000000" w:sz="4" w:space="0"/>
+          <w:right w:val="none" w:color="000000" w:sz="4" w:space="0"/>
+        </w:pBdr>
+        <w:spacing/>
+        <w:ind w:right="0" w:firstLine="0" w:left="0"/>
+        <w:rPr>
+          <w:b w:val="0"/>
+          <w:bCs w:val="0"/>
+        </w:rPr>
+      </w:pPr>
+      <w:r>
+        <w:rPr>
+          <w:rFonts w:ascii="Times New Roman" w:hAnsi="Times New Roman" w:cs="Times New Roman"/>
+          <w:b w:val="0"/>
+          <w:bCs w:val="0"/>
+          <w:sz w:val="28"/>
+          <w:szCs w:val="28"/>
+          <w:highlight w:val="none"/>
+        </w:rPr>
+        <w:t xml:space="preserve">2.1. Разработка структурной и принципиальной электрической схемы. (Здесь вставляешь свои чертежи. По ГОСТу их надо оформлять как «Рисунок 2.1 — Схема электрическая структурная»).</w:t>
+      </w:r>
+      <w:r>
+        <w:rPr>
+          <w:rFonts w:ascii="Times New Roman" w:hAnsi="Times New Roman" w:cs="Times New Roman"/>
+          <w:b w:val="0"/>
+          <w:bCs w:val="0"/>
+          <w:sz w:val="28"/>
+          <w:szCs w:val="28"/>
+          <w:highlight w:val="none"/>
+        </w:rPr>
+      </w:r>
+    </w:p>
+    <w:p>
+      <w:pPr>
+        <w:pBdr>
+          <w:top w:val="none" w:color="000000" w:sz="4" w:space="0"/>
+          <w:left w:val="none" w:color="000000" w:sz="4" w:space="0"/>
+          <w:bottom w:val="none" w:color="000000" w:sz="4" w:space="0"/>
+          <w:right w:val="none" w:color="000000" w:sz="4" w:space="0"/>
+        </w:pBdr>
+        <w:spacing/>
+        <w:ind w:right="0" w:firstLine="0" w:left="0"/>
+        <w:rPr>
+          <w:b w:val="0"/>
+          <w:bCs w:val="0"/>
+        </w:rPr>
+      </w:pPr>
+      <w:r>
+        <w:rPr>
+          <w:rFonts w:ascii="Times New Roman" w:hAnsi="Times New Roman" w:cs="Times New Roman"/>
+          <w:b w:val="0"/>
+          <w:bCs w:val="0"/>
+          <w:sz w:val="28"/>
+          <w:szCs w:val="28"/>
+          <w:highlight w:val="none"/>
+        </w:rPr>
+      </w:r>
+      <w:r>
+        <w:rPr>
+          <w:rFonts w:ascii="Times New Roman" w:hAnsi="Times New Roman" w:cs="Times New Roman"/>
+          <w:b w:val="0"/>
+          <w:bCs w:val="0"/>
+          <w:sz w:val="28"/>
+          <w:szCs w:val="28"/>
+          <w:highlight w:val="none"/>
+        </w:rPr>
+      </w:r>
+    </w:p>
+    <w:p>
+      <w:pPr>
+        <w:pBdr>
+          <w:top w:val="none" w:color="000000" w:sz="4" w:space="0"/>
+          <w:left w:val="none" w:color="000000" w:sz="4" w:space="0"/>
+          <w:bottom w:val="none" w:color="000000" w:sz="4" w:space="0"/>
+          <w:right w:val="none" w:color="000000" w:sz="4" w:space="0"/>
+        </w:pBdr>
+        <w:spacing/>
+        <w:ind w:right="0" w:firstLine="0" w:left="0"/>
+        <w:rPr>
+          <w:b w:val="0"/>
+          <w:bCs w:val="0"/>
+        </w:rPr>
+      </w:pPr>
+      <w:r>
+        <w:rPr>
+          <w:rFonts w:ascii="Times New Roman" w:hAnsi="Times New Roman" w:cs="Times New Roman"/>
+          <w:b w:val="0"/>
+          <w:bCs w:val="0"/>
+          <w:sz w:val="28"/>
+          <w:szCs w:val="28"/>
+          <w:highlight w:val="none"/>
+        </w:rPr>
+        <w:t xml:space="preserve">2.2. Расчет силовой части.</w:t>
+      </w:r>
+      <w:r>
+        <w:rPr>
+          <w:rFonts w:ascii="Times New Roman" w:hAnsi="Times New Roman" w:cs="Times New Roman"/>
+          <w:b w:val="0"/>
+          <w:bCs w:val="0"/>
+          <w:sz w:val="28"/>
+          <w:szCs w:val="28"/>
+          <w:highlight w:val="none"/>
+        </w:rPr>
+      </w:r>
+    </w:p>
+    <w:p>
+      <w:pPr>
+        <w:pBdr>
+          <w:top w:val="none" w:color="000000" w:sz="4" w:space="0"/>
+          <w:left w:val="none" w:color="000000" w:sz="4" w:space="0"/>
+          <w:bottom w:val="none" w:color="000000" w:sz="4" w:space="0"/>
+          <w:right w:val="none" w:color="000000" w:sz="4" w:space="0"/>
+        </w:pBdr>
+        <w:spacing/>
+        <w:ind w:right="0" w:firstLine="0" w:left="0"/>
+        <w:rPr>
+          <w:b w:val="0"/>
+          <w:bCs w:val="0"/>
+        </w:rPr>
+      </w:pPr>
+      <w:r>
+        <w:rPr>
+          <w:rFonts w:ascii="Times New Roman" w:hAnsi="Times New Roman" w:cs="Times New Roman"/>
+          <w:b w:val="0"/>
+          <w:bCs w:val="0"/>
+          <w:sz w:val="28"/>
+          <w:szCs w:val="28"/>
+          <w:highlight w:val="none"/>
+        </w:rPr>
+      </w:r>
+      <w:r>
+        <w:rPr>
+          <w:rFonts w:ascii="Times New Roman" w:hAnsi="Times New Roman" w:cs="Times New Roman"/>
+          <w:b w:val="0"/>
+          <w:bCs w:val="0"/>
+          <w:sz w:val="28"/>
+          <w:szCs w:val="28"/>
+          <w:highlight w:val="none"/>
+        </w:rPr>
+      </w:r>
+    </w:p>
+    <w:p>
+      <w:pPr>
+        <w:pBdr>
+          <w:top w:val="none" w:color="000000" w:sz="4" w:space="0"/>
+          <w:left w:val="none" w:color="000000" w:sz="4" w:space="0"/>
+          <w:bottom w:val="none" w:color="000000" w:sz="4" w:space="0"/>
+          <w:right w:val="none" w:color="000000" w:sz="4" w:space="0"/>
+        </w:pBdr>
+        <w:spacing/>
+        <w:ind w:right="0" w:firstLine="0" w:left="0"/>
+        <w:rPr>
+          <w:b w:val="0"/>
+          <w:bCs w:val="0"/>
+        </w:rPr>
+      </w:pPr>
+      <w:r>
+        <w:rPr>
+          <w:rFonts w:ascii="Times New Roman" w:hAnsi="Times New Roman" w:cs="Times New Roman"/>
+          <w:b w:val="0"/>
+          <w:bCs w:val="0"/>
+          <w:sz w:val="28"/>
+          <w:szCs w:val="28"/>
+          <w:highlight w:val="none"/>
+        </w:rPr>
+        <w:t xml:space="preserve">2.2.1. Выбор тиристоров и диодов моста. (Пиши расчет: ток нагрузки, обратное напряжение = 310В + запас 30%, итого берем диоды на 600В).</w:t>
+      </w:r>
+      <w:r>
+        <w:rPr>
+          <w:rFonts w:ascii="Times New Roman" w:hAnsi="Times New Roman" w:cs="Times New Roman"/>
+          <w:b w:val="0"/>
+          <w:bCs w:val="0"/>
+          <w:sz w:val="28"/>
+          <w:szCs w:val="28"/>
+          <w:highlight w:val="none"/>
+        </w:rPr>
+      </w:r>
+    </w:p>
+    <w:p>
+      <w:pPr>
+        <w:pBdr>
+          <w:top w:val="none" w:color="000000" w:sz="4" w:space="0"/>
+          <w:left w:val="none" w:color="000000" w:sz="4" w:space="0"/>
+          <w:bottom w:val="none" w:color="000000" w:sz="4" w:space="0"/>
+          <w:right w:val="none" w:color="000000" w:sz="4" w:space="0"/>
+        </w:pBdr>
+        <w:spacing/>
+        <w:ind w:right="0" w:firstLine="0" w:left="0"/>
+        <w:rPr>
+          <w:b w:val="0"/>
+          <w:bCs w:val="0"/>
+        </w:rPr>
+      </w:pPr>
+      <w:r>
+        <w:rPr>
+          <w:rFonts w:ascii="Times New Roman" w:hAnsi="Times New Roman" w:cs="Times New Roman"/>
+          <w:b w:val="0"/>
+          <w:bCs w:val="0"/>
+          <w:sz w:val="28"/>
+          <w:szCs w:val="28"/>
+          <w:highlight w:val="none"/>
+        </w:rPr>
+      </w:r>
+      <w:r>
+        <w:rPr>
+          <w:rFonts w:ascii="Times New Roman" w:hAnsi="Times New Roman" w:cs="Times New Roman"/>
+          <w:b w:val="0"/>
+          <w:bCs w:val="0"/>
+          <w:sz w:val="28"/>
+          <w:szCs w:val="28"/>
+          <w:highlight w:val="none"/>
+        </w:rPr>
+      </w:r>
+    </w:p>
+    <w:p>
+      <w:pPr>
+        <w:pBdr>
+          <w:top w:val="none" w:color="000000" w:sz="4" w:space="0"/>
+          <w:left w:val="none" w:color="000000" w:sz="4" w:space="0"/>
+          <w:bottom w:val="none" w:color="000000" w:sz="4" w:space="0"/>
+          <w:right w:val="none" w:color="000000" w:sz="4" w:space="0"/>
+        </w:pBdr>
+        <w:spacing/>
+        <w:ind w:right="0" w:firstLine="0" w:left="0"/>
+        <w:rPr>
+          <w:b w:val="0"/>
+          <w:bCs w:val="0"/>
+        </w:rPr>
+      </w:pPr>
+      <w:r>
+        <w:rPr>
+          <w:rFonts w:ascii="Times New Roman" w:hAnsi="Times New Roman" w:cs="Times New Roman"/>
+          <w:b w:val="0"/>
+          <w:bCs w:val="0"/>
+          <w:sz w:val="28"/>
+          <w:szCs w:val="28"/>
+          <w:highlight w:val="none"/>
+        </w:rPr>
+        <w:t xml:space="preserve">*2.2.2. Расчет узла детектирования перехода через ноль (Zero-Cross).* (Это важно! Без этого фазовое управление не заработает. Методичка любит расчеты, а не просто слова).</w:t>
+      </w:r>
+      <w:r>
+        <w:rPr>
+          <w:rFonts w:ascii="Times New Roman" w:hAnsi="Times New Roman" w:cs="Times New Roman"/>
+          <w:b w:val="0"/>
+          <w:bCs w:val="0"/>
+          <w:sz w:val="28"/>
+          <w:szCs w:val="28"/>
+          <w:highlight w:val="none"/>
+        </w:rPr>
+      </w:r>
+    </w:p>
+    <w:p>
+      <w:pPr>
+        <w:pBdr>
+          <w:top w:val="none" w:color="000000" w:sz="4" w:space="0"/>
+          <w:left w:val="none" w:color="000000" w:sz="4" w:space="0"/>
+          <w:bottom w:val="none" w:color="000000" w:sz="4" w:space="0"/>
+          <w:right w:val="none" w:color="000000" w:sz="4" w:space="0"/>
+        </w:pBdr>
+        <w:spacing/>
+        <w:ind w:right="0" w:firstLine="0" w:left="0"/>
+        <w:rPr>
+          <w:b w:val="0"/>
+          <w:bCs w:val="0"/>
+        </w:rPr>
+      </w:pPr>
+      <w:r>
+        <w:rPr>
+          <w:rFonts w:ascii="Times New Roman" w:hAnsi="Times New Roman" w:cs="Times New Roman"/>
+          <w:b w:val="0"/>
+          <w:bCs w:val="0"/>
+          <w:sz w:val="28"/>
+          <w:szCs w:val="28"/>
+          <w:highlight w:val="none"/>
+        </w:rPr>
+      </w:r>
+      <w:r>
+        <w:rPr>
+          <w:rFonts w:ascii="Times New Roman" w:hAnsi="Times New Roman" w:cs="Times New Roman"/>
+          <w:b w:val="0"/>
+          <w:bCs w:val="0"/>
+          <w:sz w:val="28"/>
+          <w:szCs w:val="28"/>
+          <w:highlight w:val="none"/>
+        </w:rPr>
+      </w:r>
+    </w:p>
+    <w:p>
+      <w:pPr>
+        <w:pBdr>
+          <w:top w:val="none" w:color="000000" w:sz="4" w:space="0"/>
+          <w:left w:val="none" w:color="000000" w:sz="4" w:space="0"/>
+          <w:bottom w:val="none" w:color="000000" w:sz="4" w:space="0"/>
+          <w:right w:val="none" w:color="000000" w:sz="4" w:space="0"/>
+        </w:pBdr>
+        <w:spacing/>
+        <w:ind w:right="0" w:firstLine="0" w:left="0"/>
+        <w:rPr>
+          <w:b w:val="0"/>
+          <w:bCs w:val="0"/>
+        </w:rPr>
+      </w:pPr>
+      <w:r>
+        <w:rPr>
+          <w:rFonts w:ascii="Times New Roman" w:hAnsi="Times New Roman" w:cs="Times New Roman"/>
+          <w:b w:val="0"/>
+          <w:bCs w:val="0"/>
+          <w:sz w:val="28"/>
+          <w:szCs w:val="28"/>
+          <w:highlight w:val="none"/>
+        </w:rPr>
+        <w:t xml:space="preserve">2.3. Разработка алгоритма управления для ESP32. (Блок-схема работы: Прерывание по нулю -&gt; Расчет задержки -&gt; Выдача импульса на оптосимистор -&gt; Измерение АЦП).</w:t>
+      </w:r>
+      <w:r>
+        <w:rPr>
+          <w:rFonts w:ascii="Times New Roman" w:hAnsi="Times New Roman" w:cs="Times New Roman"/>
+          <w:b w:val="0"/>
+          <w:bCs w:val="0"/>
+          <w:sz w:val="28"/>
+          <w:szCs w:val="28"/>
+          <w:highlight w:val="none"/>
+        </w:rPr>
+      </w:r>
+    </w:p>
+    <w:p>
+      <w:pPr>
+        <w:pBdr>
+          <w:top w:val="none" w:color="000000" w:sz="4" w:space="0"/>
+          <w:left w:val="none" w:color="000000" w:sz="4" w:space="0"/>
+          <w:bottom w:val="none" w:color="000000" w:sz="4" w:space="0"/>
+          <w:right w:val="none" w:color="000000" w:sz="4" w:space="0"/>
+        </w:pBdr>
+        <w:spacing/>
+        <w:ind w:right="0" w:firstLine="0" w:left="0"/>
+        <w:rPr>
+          <w:b w:val="0"/>
+          <w:bCs w:val="0"/>
+        </w:rPr>
+      </w:pPr>
+      <w:r>
+        <w:rPr>
+          <w:rFonts w:ascii="Times New Roman" w:hAnsi="Times New Roman" w:cs="Times New Roman"/>
+          <w:b w:val="0"/>
+          <w:bCs w:val="0"/>
+          <w:sz w:val="28"/>
+          <w:szCs w:val="28"/>
+          <w:highlight w:val="none"/>
+        </w:rPr>
+      </w:r>
+      <w:r>
+        <w:rPr>
+          <w:rFonts w:ascii="Times New Roman" w:hAnsi="Times New Roman" w:cs="Times New Roman"/>
+          <w:b w:val="0"/>
+          <w:bCs w:val="0"/>
+          <w:sz w:val="28"/>
+          <w:szCs w:val="28"/>
+          <w:highlight w:val="none"/>
+        </w:rPr>
+      </w:r>
+    </w:p>
+    <w:p>
+      <w:pPr>
+        <w:pBdr>
+          <w:top w:val="none" w:color="000000" w:sz="4" w:space="0"/>
+          <w:left w:val="none" w:color="000000" w:sz="4" w:space="0"/>
+          <w:bottom w:val="none" w:color="000000" w:sz="4" w:space="0"/>
+          <w:right w:val="none" w:color="000000" w:sz="4" w:space="0"/>
+        </w:pBdr>
+        <w:spacing/>
+        <w:ind w:right="0" w:firstLine="0" w:left="0"/>
+        <w:rPr>
+          <w:b w:val="0"/>
+          <w:bCs w:val="0"/>
+        </w:rPr>
+      </w:pPr>
+      <w:r>
+        <w:rPr>
+          <w:rFonts w:ascii="Times New Roman" w:hAnsi="Times New Roman" w:cs="Times New Roman"/>
+          <w:b w:val="0"/>
+          <w:bCs w:val="0"/>
+          <w:sz w:val="28"/>
+          <w:szCs w:val="28"/>
+          <w:highlight w:val="none"/>
+        </w:rPr>
+        <w:t xml:space="preserve">2.4. Моделирование работы в среде Proteus. (Тут твоя задача — получить скриншоты. Рисунок 2.5 — Осциллограмма напряжения на нагрузке при угле открытия 90 градусов).</w:t>
+      </w:r>
+      <w:r>
+        <w:rPr>
+          <w:rFonts w:ascii="Times New Roman" w:hAnsi="Times New Roman" w:cs="Times New Roman"/>
+          <w:b w:val="0"/>
+          <w:bCs w:val="0"/>
+          <w:sz w:val="28"/>
+          <w:szCs w:val="28"/>
+          <w:highlight w:val="none"/>
+        </w:rPr>
+      </w:r>
+    </w:p>
+    <w:p>
+      <w:pPr>
+        <w:pBdr>
+          <w:top w:val="none" w:color="000000" w:sz="4" w:space="0"/>
+          <w:left w:val="none" w:color="000000" w:sz="4" w:space="0"/>
+          <w:bottom w:val="none" w:color="000000" w:sz="4" w:space="0"/>
+          <w:right w:val="none" w:color="000000" w:sz="4" w:space="0"/>
+        </w:pBdr>
+        <w:spacing/>
+        <w:ind w:right="0" w:firstLine="0" w:left="0"/>
+        <w:rPr>
+          <w:b w:val="0"/>
+          <w:bCs w:val="0"/>
+        </w:rPr>
+      </w:pPr>
+      <w:r>
+        <w:rPr>
+          <w:rFonts w:ascii="Times New Roman" w:hAnsi="Times New Roman" w:cs="Times New Roman"/>
+          <w:b w:val="0"/>
+          <w:bCs w:val="0"/>
+          <w:sz w:val="28"/>
+          <w:szCs w:val="28"/>
+          <w:highlight w:val="none"/>
+        </w:rPr>
+      </w:r>
+      <w:r>
+        <w:rPr>
+          <w:rFonts w:ascii="Times New Roman" w:hAnsi="Times New Roman" w:cs="Times New Roman"/>
+          <w:b w:val="0"/>
+          <w:bCs w:val="0"/>
+          <w:sz w:val="28"/>
+          <w:szCs w:val="28"/>
+          <w:highlight w:val="none"/>
+        </w:rPr>
+      </w:r>
+    </w:p>
+    <w:p>
+      <w:pPr>
+        <w:pBdr>
+          <w:top w:val="none" w:color="000000" w:sz="4" w:space="0"/>
+          <w:left w:val="none" w:color="000000" w:sz="4" w:space="0"/>
+          <w:bottom w:val="none" w:color="000000" w:sz="4" w:space="0"/>
+          <w:right w:val="none" w:color="000000" w:sz="4" w:space="0"/>
+        </w:pBdr>
+        <w:spacing/>
+        <w:ind w:right="0" w:firstLine="0" w:left="0"/>
+        <w:rPr>
+          <w:b w:val="0"/>
+          <w:bCs w:val="0"/>
+        </w:rPr>
+      </w:pPr>
+      <w:r>
+        <w:rPr>
+          <w:rFonts w:ascii="Times New Roman" w:hAnsi="Times New Roman" w:cs="Times New Roman"/>
+          <w:b w:val="0"/>
+          <w:bCs w:val="0"/>
+          <w:sz w:val="28"/>
+          <w:szCs w:val="28"/>
+          <w:highlight w:val="none"/>
+        </w:rPr>
+        <w:t xml:space="preserve">Глава 3. Реализация системы телеметрии и экспериментальная проверка (~15 стр.)</w:t>
+      </w:r>
+      <w:r>
+        <w:rPr>
+          <w:rFonts w:ascii="Times New Roman" w:hAnsi="Times New Roman" w:cs="Times New Roman"/>
+          <w:b w:val="0"/>
+          <w:bCs w:val="0"/>
+          <w:sz w:val="28"/>
+          <w:szCs w:val="28"/>
+          <w:highlight w:val="none"/>
+        </w:rPr>
+      </w:r>
+    </w:p>
+    <w:p>
+      <w:pPr>
+        <w:pBdr>
+          <w:top w:val="none" w:color="000000" w:sz="4" w:space="0"/>
+          <w:left w:val="none" w:color="000000" w:sz="4" w:space="0"/>
+          <w:bottom w:val="none" w:color="000000" w:sz="4" w:space="0"/>
+          <w:right w:val="none" w:color="000000" w:sz="4" w:space="0"/>
+        </w:pBdr>
+        <w:spacing/>
+        <w:ind w:right="0" w:firstLine="0" w:left="0"/>
+        <w:rPr>
+          <w:b w:val="0"/>
+          <w:bCs w:val="0"/>
+        </w:rPr>
+      </w:pPr>
+      <w:r>
+        <w:rPr>
+          <w:rFonts w:ascii="Times New Roman" w:hAnsi="Times New Roman" w:cs="Times New Roman"/>
+          <w:b w:val="0"/>
+          <w:bCs w:val="0"/>
+          <w:sz w:val="28"/>
+          <w:szCs w:val="28"/>
+          <w:highlight w:val="none"/>
+        </w:rPr>
+      </w:r>
+      <w:r>
+        <w:rPr>
+          <w:rFonts w:ascii="Times New Roman" w:hAnsi="Times New Roman" w:cs="Times New Roman"/>
+          <w:b w:val="0"/>
+          <w:bCs w:val="0"/>
+          <w:sz w:val="28"/>
+          <w:szCs w:val="28"/>
+          <w:highlight w:val="none"/>
+        </w:rPr>
+      </w:r>
+    </w:p>
+    <w:p>
+      <w:pPr>
+        <w:pBdr>
+          <w:top w:val="none" w:color="000000" w:sz="4" w:space="0"/>
+          <w:left w:val="none" w:color="000000" w:sz="4" w:space="0"/>
+          <w:bottom w:val="none" w:color="000000" w:sz="4" w:space="0"/>
+          <w:right w:val="none" w:color="000000" w:sz="4" w:space="0"/>
+        </w:pBdr>
+        <w:spacing/>
+        <w:ind w:right="0" w:firstLine="0" w:left="0"/>
+        <w:rPr>
+          <w:b w:val="0"/>
+          <w:bCs w:val="0"/>
+        </w:rPr>
+      </w:pPr>
+      <w:r>
+        <w:rPr>
+          <w:rFonts w:ascii="Times New Roman" w:hAnsi="Times New Roman" w:cs="Times New Roman"/>
+          <w:b w:val="0"/>
+          <w:bCs w:val="0"/>
+          <w:sz w:val="28"/>
+          <w:szCs w:val="28"/>
+          <w:highlight w:val="none"/>
+        </w:rPr>
+        <w:t xml:space="preserve">*3.1. Организация канала передачи данных LoRa и RS-485.* (Сравнение протоколов Modbus RTU поверх RS-485 и LoRaWAN. Поскольку у тебя «Радиотехника», про распространение радиоволн LoRa пару абзацев вставь — кафедра оценит).</w:t>
+      </w:r>
+      <w:r>
+        <w:rPr>
+          <w:rFonts w:ascii="Times New Roman" w:hAnsi="Times New Roman" w:cs="Times New Roman"/>
+          <w:b w:val="0"/>
+          <w:bCs w:val="0"/>
+          <w:sz w:val="28"/>
+          <w:szCs w:val="28"/>
+          <w:highlight w:val="none"/>
+        </w:rPr>
+      </w:r>
+    </w:p>
+    <w:p>
+      <w:pPr>
+        <w:pBdr>
+          <w:top w:val="none" w:color="000000" w:sz="4" w:space="0"/>
+          <w:left w:val="none" w:color="000000" w:sz="4" w:space="0"/>
+          <w:bottom w:val="none" w:color="000000" w:sz="4" w:space="0"/>
+          <w:right w:val="none" w:color="000000" w:sz="4" w:space="0"/>
+        </w:pBdr>
+        <w:spacing/>
+        <w:ind w:right="0" w:firstLine="0" w:left="0"/>
+        <w:rPr>
+          <w:b w:val="0"/>
+          <w:bCs w:val="0"/>
+        </w:rPr>
+      </w:pPr>
+      <w:r>
+        <w:rPr>
+          <w:rFonts w:ascii="Times New Roman" w:hAnsi="Times New Roman" w:cs="Times New Roman"/>
+          <w:b w:val="0"/>
+          <w:bCs w:val="0"/>
+          <w:sz w:val="28"/>
+          <w:szCs w:val="28"/>
+          <w:highlight w:val="none"/>
+        </w:rPr>
+      </w:r>
+      <w:r>
+        <w:rPr>
+          <w:rFonts w:ascii="Times New Roman" w:hAnsi="Times New Roman" w:cs="Times New Roman"/>
+          <w:b w:val="0"/>
+          <w:bCs w:val="0"/>
+          <w:sz w:val="28"/>
+          <w:szCs w:val="28"/>
+          <w:highlight w:val="none"/>
+        </w:rPr>
+      </w:r>
+    </w:p>
+    <w:p>
+      <w:pPr>
+        <w:pBdr>
+          <w:top w:val="none" w:color="000000" w:sz="4" w:space="0"/>
+          <w:left w:val="none" w:color="000000" w:sz="4" w:space="0"/>
+          <w:bottom w:val="none" w:color="000000" w:sz="4" w:space="0"/>
+          <w:right w:val="none" w:color="000000" w:sz="4" w:space="0"/>
+        </w:pBdr>
+        <w:spacing/>
+        <w:ind w:right="0" w:firstLine="0" w:left="0"/>
+        <w:rPr>
+          <w:b w:val="0"/>
+          <w:bCs w:val="0"/>
+        </w:rPr>
+      </w:pPr>
+      <w:r>
+        <w:rPr>
+          <w:rFonts w:ascii="Times New Roman" w:hAnsi="Times New Roman" w:cs="Times New Roman"/>
+          <w:b w:val="0"/>
+          <w:bCs w:val="0"/>
+          <w:sz w:val="28"/>
+          <w:szCs w:val="28"/>
+          <w:highlight w:val="none"/>
+        </w:rPr>
+        <w:t xml:space="preserve">3.2. Сборка и настройка лабораторного макета. (Фото макета обязательно).</w:t>
+      </w:r>
+      <w:r>
+        <w:rPr>
+          <w:rFonts w:ascii="Times New Roman" w:hAnsi="Times New Roman" w:cs="Times New Roman"/>
+          <w:b w:val="0"/>
+          <w:bCs w:val="0"/>
+          <w:sz w:val="28"/>
+          <w:szCs w:val="28"/>
+          <w:highlight w:val="none"/>
+        </w:rPr>
+      </w:r>
+    </w:p>
+    <w:p>
+      <w:pPr>
+        <w:pBdr>
+          <w:top w:val="none" w:color="000000" w:sz="4" w:space="0"/>
+          <w:left w:val="none" w:color="000000" w:sz="4" w:space="0"/>
+          <w:bottom w:val="none" w:color="000000" w:sz="4" w:space="0"/>
+          <w:right w:val="none" w:color="000000" w:sz="4" w:space="0"/>
+        </w:pBdr>
+        <w:spacing/>
+        <w:ind w:right="0" w:firstLine="0" w:left="0"/>
+        <w:rPr>
+          <w:b w:val="0"/>
+          <w:bCs w:val="0"/>
+        </w:rPr>
+      </w:pPr>
+      <w:r>
+        <w:rPr>
+          <w:rFonts w:ascii="Times New Roman" w:hAnsi="Times New Roman" w:cs="Times New Roman"/>
+          <w:b w:val="0"/>
+          <w:bCs w:val="0"/>
+          <w:sz w:val="28"/>
+          <w:szCs w:val="28"/>
+          <w:highlight w:val="none"/>
+        </w:rPr>
+      </w:r>
+      <w:r>
+        <w:rPr>
+          <w:rFonts w:ascii="Times New Roman" w:hAnsi="Times New Roman" w:cs="Times New Roman"/>
+          <w:b w:val="0"/>
+          <w:bCs w:val="0"/>
+          <w:sz w:val="28"/>
+          <w:szCs w:val="28"/>
+          <w:highlight w:val="none"/>
+        </w:rPr>
+      </w:r>
+    </w:p>
+    <w:p>
+      <w:pPr>
+        <w:pBdr>
+          <w:top w:val="none" w:color="000000" w:sz="4" w:space="0"/>
+          <w:left w:val="none" w:color="000000" w:sz="4" w:space="0"/>
+          <w:bottom w:val="none" w:color="000000" w:sz="4" w:space="0"/>
+          <w:right w:val="none" w:color="000000" w:sz="4" w:space="0"/>
+        </w:pBdr>
+        <w:spacing/>
+        <w:ind w:right="0" w:firstLine="0" w:left="0"/>
+        <w:rPr>
+          <w:rFonts w:ascii="Times New Roman" w:hAnsi="Times New Roman" w:cs="Times New Roman"/>
+          <w:b w:val="0"/>
+          <w:bCs w:val="0"/>
+          <w:sz w:val="28"/>
+          <w:szCs w:val="28"/>
+        </w:rPr>
+      </w:pPr>
+      <w:r>
+        <w:rPr>
+          <w:rFonts w:ascii="Times New Roman" w:hAnsi="Times New Roman" w:cs="Times New Roman"/>
+          <w:b w:val="0"/>
+          <w:bCs w:val="0"/>
+          <w:sz w:val="28"/>
+          <w:szCs w:val="28"/>
+          <w:highlight w:val="none"/>
+        </w:rPr>
+        <w:t xml:space="preserve">3.3. Оценка точности стабилизации и энергоэффективности. (Таблицы с замерами: Задали 12В — получили 12.1В. Погрешность 0.8% — это отличный результат для бакалавра).</w:t>
+      </w:r>
+      <w:r>
+        <w:rPr>
+          <w:rFonts w:ascii="Times New Roman" w:hAnsi="Times New Roman" w:cs="Times New Roman"/>
+          <w:b w:val="0"/>
+          <w:bCs w:val="0"/>
+          <w:sz w:val="28"/>
+          <w:szCs w:val="28"/>
+          <w:highlight w:val="none"/>
+        </w:rPr>
+      </w:r>
+      <w:r>
+        <w:rPr>
+          <w:rFonts w:ascii="Times New Roman" w:hAnsi="Times New Roman" w:cs="Times New Roman"/>
+          <w:b w:val="0"/>
+          <w:bCs w:val="0"/>
+          <w:sz w:val="28"/>
+          <w:szCs w:val="28"/>
+          <w:highlight w:val="none"/>
         </w:rPr>
       </w:r>
     </w:p>
@@ -2515,10 +4353,16 @@
       </w:r>
       <w:r>
         <w:rPr>
-          <w:rFonts w:ascii="Times New Roman" w:hAnsi="Times New Roman" w:eastAsia="Times New Roman" w:cs="Times New Roman"/>
-          <w:sz w:val="28"/>
-          <w:szCs w:val="28"/>
-          <w:highlight w:val="none"/>
+          <w:rFonts w:ascii="Times New Roman" w:hAnsi="Times New Roman" w:cs="Times New Roman"/>
+          <w:sz w:val="28"/>
+          <w:szCs w:val="28"/>
+        </w:rPr>
+      </w:r>
+      <w:r>
+        <w:rPr>
+          <w:rFonts w:ascii="Times New Roman" w:hAnsi="Times New Roman" w:cs="Times New Roman"/>
+          <w:sz w:val="28"/>
+          <w:szCs w:val="28"/>
         </w:rPr>
       </w:r>
     </w:p>
@@ -2548,10 +4392,16 @@
       </w:r>
       <w:r>
         <w:rPr>
-          <w:rFonts w:ascii="Times New Roman" w:hAnsi="Times New Roman" w:eastAsia="Times New Roman" w:cs="Times New Roman"/>
-          <w:sz w:val="28"/>
-          <w:szCs w:val="28"/>
-          <w:highlight w:val="none"/>
+          <w:rFonts w:ascii="Times New Roman" w:hAnsi="Times New Roman" w:cs="Times New Roman"/>
+          <w:sz w:val="28"/>
+          <w:szCs w:val="28"/>
+        </w:rPr>
+      </w:r>
+      <w:r>
+        <w:rPr>
+          <w:rFonts w:ascii="Times New Roman" w:hAnsi="Times New Roman" w:cs="Times New Roman"/>
+          <w:sz w:val="28"/>
+          <w:szCs w:val="28"/>
         </w:rPr>
       </w:r>
     </w:p>
@@ -2581,10 +4431,16 @@
       </w:r>
       <w:r>
         <w:rPr>
-          <w:rFonts w:ascii="Times New Roman" w:hAnsi="Times New Roman" w:eastAsia="Times New Roman" w:cs="Times New Roman"/>
-          <w:sz w:val="28"/>
-          <w:szCs w:val="28"/>
-          <w:highlight w:val="none"/>
+          <w:rFonts w:ascii="Times New Roman" w:hAnsi="Times New Roman" w:cs="Times New Roman"/>
+          <w:sz w:val="28"/>
+          <w:szCs w:val="28"/>
+        </w:rPr>
+      </w:r>
+      <w:r>
+        <w:rPr>
+          <w:rFonts w:ascii="Times New Roman" w:hAnsi="Times New Roman" w:cs="Times New Roman"/>
+          <w:sz w:val="28"/>
+          <w:szCs w:val="28"/>
         </w:rPr>
       </w:r>
     </w:p>
@@ -2612,16 +4468,18 @@
       </w:r>
       <w:r>
         <w:rPr>
-          <w:rFonts w:ascii="Times New Roman" w:hAnsi="Times New Roman" w:eastAsia="Times New Roman" w:cs="Times New Roman"/>
-          <w:sz w:val="28"/>
-          <w:szCs w:val="28"/>
-        </w:rPr>
-      </w:r>
-      <w:r>
-        <w:rPr>
-          <w:rFonts w:ascii="Times New Roman" w:hAnsi="Times New Roman" w:eastAsia="Times New Roman" w:cs="Times New Roman"/>
-          <w:sz w:val="28"/>
-          <w:szCs w:val="28"/>
+          <w:rFonts w:ascii="Times New Roman" w:hAnsi="Times New Roman" w:cs="Times New Roman"/>
+          <w:sz w:val="28"/>
+          <w:szCs w:val="28"/>
+          <w:highlight w:val="none"/>
+        </w:rPr>
+      </w:r>
+      <w:r>
+        <w:rPr>
+          <w:rFonts w:ascii="Times New Roman" w:hAnsi="Times New Roman" w:cs="Times New Roman"/>
+          <w:sz w:val="28"/>
+          <w:szCs w:val="28"/>
+          <w:highlight w:val="none"/>
         </w:rPr>
       </w:r>
     </w:p>
@@ -2647,7 +4505,6 @@
         <w:ind/>
         <w:rPr/>
       </w:pPr>
-      <w:r/>
       <w:r>
         <w:separator/>
       </w:r>
@@ -2662,7 +4519,6 @@
         <w:ind/>
         <w:rPr/>
       </w:pPr>
-      <w:r/>
       <w:r>
         <w:continuationSeparator/>
       </w:r>
@@ -2682,7 +4538,6 @@
         <w:ind/>
         <w:rPr/>
       </w:pPr>
-      <w:r/>
       <w:r>
         <w:separator/>
       </w:r>
@@ -2697,7 +4552,6 @@
         <w:ind/>
         <w:rPr/>
       </w:pPr>
-      <w:r/>
       <w:r>
         <w:continuationSeparator/>
       </w:r>
@@ -2865,9 +4719,9 @@
     <w:lsdException w:name="Bibliography" w:uiPriority="37"/>
     <w:lsdException w:name="TOC Heading" w:uiPriority="39" w:qFormat="1"/>
   </w:latentStyles>
-  <w:style w:type="table" w:styleId="12">
+  <w:style w:type="table" w:styleId="701">
     <w:name w:val="Table Grid"/>
-    <w:basedOn w:val="665"/>
+    <w:basedOn w:val="887"/>
     <w:uiPriority w:val="59"/>
     <w:pPr>
       <w:pBdr/>
@@ -3064,9 +4918,9 @@
       </w:tcPr>
     </w:tblStylePr>
   </w:style>
-  <w:style w:type="table" w:styleId="13">
+  <w:style w:type="table" w:styleId="702">
     <w:name w:val="Table Grid Light"/>
-    <w:basedOn w:val="665"/>
+    <w:basedOn w:val="887"/>
     <w:uiPriority w:val="59"/>
     <w:pPr>
       <w:pBdr/>
@@ -3263,9 +5117,9 @@
       </w:tcPr>
     </w:tblStylePr>
   </w:style>
-  <w:style w:type="table" w:styleId="14">
+  <w:style w:type="table" w:styleId="703">
     <w:name w:val="Plain Table 1"/>
-    <w:basedOn w:val="665"/>
+    <w:basedOn w:val="887"/>
     <w:uiPriority w:val="59"/>
     <w:pPr>
       <w:pBdr/>
@@ -3488,9 +5342,9 @@
       </w:tcPr>
     </w:tblStylePr>
   </w:style>
-  <w:style w:type="table" w:styleId="15">
+  <w:style w:type="table" w:styleId="704">
     <w:name w:val="Plain Table 2"/>
-    <w:basedOn w:val="665"/>
+    <w:basedOn w:val="887"/>
     <w:uiPriority w:val="59"/>
     <w:pPr>
       <w:pBdr/>
@@ -3721,9 +5575,9 @@
       </w:tcPr>
     </w:tblStylePr>
   </w:style>
-  <w:style w:type="table" w:styleId="16">
+  <w:style w:type="table" w:styleId="705">
     <w:name w:val="Plain Table 3"/>
-    <w:basedOn w:val="665"/>
+    <w:basedOn w:val="887"/>
     <w:uiPriority w:val="99"/>
     <w:pPr>
       <w:pBdr/>
@@ -3951,9 +5805,9 @@
       </w:tcPr>
     </w:tblStylePr>
   </w:style>
-  <w:style w:type="table" w:styleId="17">
+  <w:style w:type="table" w:styleId="706">
     <w:name w:val="Plain Table 4"/>
-    <w:basedOn w:val="665"/>
+    <w:basedOn w:val="887"/>
     <w:uiPriority w:val="99"/>
     <w:pPr>
       <w:pBdr/>
@@ -4167,9 +6021,9 @@
       </w:tcPr>
     </w:tblStylePr>
   </w:style>
-  <w:style w:type="table" w:styleId="18">
+  <w:style w:type="table" w:styleId="707">
     <w:name w:val="Plain Table 5"/>
-    <w:basedOn w:val="665"/>
+    <w:basedOn w:val="887"/>
     <w:uiPriority w:val="99"/>
     <w:pPr>
       <w:pBdr/>
@@ -4400,9 +6254,9 @@
       </w:tcPr>
     </w:tblStylePr>
   </w:style>
-  <w:style w:type="table" w:styleId="19">
+  <w:style w:type="table" w:styleId="708">
     <w:name w:val="Grid Table 1 Light"/>
-    <w:basedOn w:val="665"/>
+    <w:basedOn w:val="887"/>
     <w:uiPriority w:val="99"/>
     <w:pPr>
       <w:pBdr/>
@@ -4623,9 +6477,9 @@
       </w:tcPr>
     </w:tblStylePr>
   </w:style>
-  <w:style w:type="table" w:styleId="20">
+  <w:style w:type="table" w:styleId="709">
     <w:name w:val="Grid Table 1 Light - Accent 1"/>
-    <w:basedOn w:val="665"/>
+    <w:basedOn w:val="887"/>
     <w:uiPriority w:val="99"/>
     <w:pPr>
       <w:pBdr/>
@@ -4846,9 +6700,9 @@
       </w:tcPr>
     </w:tblStylePr>
   </w:style>
-  <w:style w:type="table" w:styleId="21">
+  <w:style w:type="table" w:styleId="710">
     <w:name w:val="Grid Table 1 Light - Accent 2"/>
-    <w:basedOn w:val="665"/>
+    <w:basedOn w:val="887"/>
     <w:uiPriority w:val="99"/>
     <w:pPr>
       <w:pBdr/>
@@ -5069,9 +6923,9 @@
       </w:tcPr>
     </w:tblStylePr>
   </w:style>
-  <w:style w:type="table" w:styleId="22">
+  <w:style w:type="table" w:styleId="711">
     <w:name w:val="Grid Table 1 Light - Accent 3"/>
-    <w:basedOn w:val="665"/>
+    <w:basedOn w:val="887"/>
     <w:uiPriority w:val="99"/>
     <w:pPr>
       <w:pBdr/>
@@ -5292,9 +7146,9 @@
       </w:tcPr>
     </w:tblStylePr>
   </w:style>
-  <w:style w:type="table" w:styleId="23">
+  <w:style w:type="table" w:styleId="712">
     <w:name w:val="Grid Table 1 Light - Accent 4"/>
-    <w:basedOn w:val="665"/>
+    <w:basedOn w:val="887"/>
     <w:uiPriority w:val="99"/>
     <w:pPr>
       <w:pBdr/>
@@ -5515,9 +7369,9 @@
       </w:tcPr>
     </w:tblStylePr>
   </w:style>
-  <w:style w:type="table" w:styleId="24">
+  <w:style w:type="table" w:styleId="713">
     <w:name w:val="Grid Table 1 Light - Accent 5"/>
-    <w:basedOn w:val="665"/>
+    <w:basedOn w:val="887"/>
     <w:uiPriority w:val="99"/>
     <w:pPr>
       <w:pBdr/>
@@ -5738,9 +7592,9 @@
       </w:tcPr>
     </w:tblStylePr>
   </w:style>
-  <w:style w:type="table" w:styleId="25">
+  <w:style w:type="table" w:styleId="714">
     <w:name w:val="Grid Table 1 Light - Accent 6"/>
-    <w:basedOn w:val="665"/>
+    <w:basedOn w:val="887"/>
     <w:uiPriority w:val="99"/>
     <w:pPr>
       <w:pBdr/>
@@ -5961,9 +7815,9 @@
       </w:tcPr>
     </w:tblStylePr>
   </w:style>
-  <w:style w:type="table" w:styleId="26">
+  <w:style w:type="table" w:styleId="715">
     <w:name w:val="Grid Table 2"/>
-    <w:basedOn w:val="665"/>
+    <w:basedOn w:val="887"/>
     <w:uiPriority w:val="99"/>
     <w:pPr>
       <w:pBdr/>
@@ -6193,9 +8047,9 @@
       </w:tcPr>
     </w:tblStylePr>
   </w:style>
-  <w:style w:type="table" w:styleId="27">
+  <w:style w:type="table" w:styleId="716">
     <w:name w:val="Grid Table 2 - Accent 1"/>
-    <w:basedOn w:val="665"/>
+    <w:basedOn w:val="887"/>
     <w:uiPriority w:val="99"/>
     <w:pPr>
       <w:pBdr/>
@@ -6425,9 +8279,9 @@
       </w:tcPr>
     </w:tblStylePr>
   </w:style>
-  <w:style w:type="table" w:styleId="28">
+  <w:style w:type="table" w:styleId="717">
     <w:name w:val="Grid Table 2 - Accent 2"/>
-    <w:basedOn w:val="665"/>
+    <w:basedOn w:val="887"/>
     <w:uiPriority w:val="99"/>
     <w:pPr>
       <w:pBdr/>
@@ -6657,9 +8511,9 @@
       </w:tcPr>
     </w:tblStylePr>
   </w:style>
-  <w:style w:type="table" w:styleId="29">
+  <w:style w:type="table" w:styleId="718">
     <w:name w:val="Grid Table 2 - Accent 3"/>
-    <w:basedOn w:val="665"/>
+    <w:basedOn w:val="887"/>
     <w:uiPriority w:val="99"/>
     <w:pPr>
       <w:pBdr/>
@@ -6889,9 +8743,9 @@
       </w:tcPr>
     </w:tblStylePr>
   </w:style>
-  <w:style w:type="table" w:styleId="30">
+  <w:style w:type="table" w:styleId="719">
     <w:name w:val="Grid Table 2 - Accent 4"/>
-    <w:basedOn w:val="665"/>
+    <w:basedOn w:val="887"/>
     <w:uiPriority w:val="99"/>
     <w:pPr>
       <w:pBdr/>
@@ -7121,9 +8975,9 @@
       </w:tcPr>
     </w:tblStylePr>
   </w:style>
-  <w:style w:type="table" w:styleId="31">
+  <w:style w:type="table" w:styleId="720">
     <w:name w:val="Grid Table 2 - Accent 5"/>
-    <w:basedOn w:val="665"/>
+    <w:basedOn w:val="887"/>
     <w:uiPriority w:val="99"/>
     <w:pPr>
       <w:pBdr/>
@@ -7353,9 +9207,9 @@
       </w:tcPr>
     </w:tblStylePr>
   </w:style>
-  <w:style w:type="table" w:styleId="32">
+  <w:style w:type="table" w:styleId="721">
     <w:name w:val="Grid Table 2 - Accent 6"/>
-    <w:basedOn w:val="665"/>
+    <w:basedOn w:val="887"/>
     <w:uiPriority w:val="99"/>
     <w:pPr>
       <w:pBdr/>
@@ -7585,9 +9439,9 @@
       </w:tcPr>
     </w:tblStylePr>
   </w:style>
-  <w:style w:type="table" w:styleId="33">
+  <w:style w:type="table" w:styleId="722">
     <w:name w:val="Grid Table 3"/>
-    <w:basedOn w:val="665"/>
+    <w:basedOn w:val="887"/>
     <w:uiPriority w:val="99"/>
     <w:pPr>
       <w:pBdr/>
@@ -7686,29 +9540,6 @@
         <w:tblBorders/>
       </w:tblPr>
       <w:tcPr>
-        <w:shd w:color="ffffff"/>
-        <w:tcBorders>
-          <w:top w:val="none" w:color="000000" w:sz="4" w:space="0"/>
-          <w:left w:val="none" w:color="000000" w:sz="4" w:space="0"/>
-          <w:bottom w:val="none" w:color="000000" w:sz="4" w:space="0"/>
-          <w:right w:val="none" w:color="000000" w:sz="4" w:space="0"/>
-        </w:tcBorders>
-      </w:tcPr>
-    </w:tblStylePr>
-    <w:tblStylePr w:type="firstRow">
-      <w:rPr>
-        <w:b/>
-        <w:color w:val="404040"/>
-      </w:rPr>
-      <w:pPr>
-        <w:pBdr/>
-        <w:spacing/>
-        <w:ind/>
-      </w:pPr>
-      <w:tblPr>
-        <w:tblBorders/>
-      </w:tblPr>
-      <w:tcPr>
         <w:shd w:val="clear" w:color="ffffff"/>
         <w:tcBorders>
           <w:top w:val="none" w:color="000000" w:sz="4" w:space="0"/>
@@ -7718,30 +9549,7 @@
         </w:tcBorders>
       </w:tcPr>
     </w:tblStylePr>
-    <w:tblStylePr w:type="lastCol">
-      <w:rPr>
-        <w:i/>
-        <w:color w:val="404040"/>
-      </w:rPr>
-      <w:pPr>
-        <w:pBdr/>
-        <w:spacing/>
-        <w:ind/>
-      </w:pPr>
-      <w:tblPr>
-        <w:tblBorders/>
-      </w:tblPr>
-      <w:tcPr>
-        <w:shd w:color="ffffff"/>
-        <w:tcBorders>
-          <w:top w:val="none" w:color="000000" w:sz="4" w:space="0"/>
-          <w:left w:val="none" w:color="000000" w:sz="4" w:space="0"/>
-          <w:bottom w:val="none" w:color="000000" w:sz="4" w:space="0"/>
-          <w:right w:val="none" w:color="000000" w:sz="4" w:space="0"/>
-        </w:tcBorders>
-      </w:tcPr>
-    </w:tblStylePr>
-    <w:tblStylePr w:type="lastRow">
+    <w:tblStylePr w:type="firstRow">
       <w:rPr>
         <w:b/>
         <w:color w:val="404040"/>
@@ -7764,6 +9572,52 @@
         </w:tcBorders>
       </w:tcPr>
     </w:tblStylePr>
+    <w:tblStylePr w:type="lastCol">
+      <w:rPr>
+        <w:i/>
+        <w:color w:val="404040"/>
+      </w:rPr>
+      <w:pPr>
+        <w:pBdr/>
+        <w:spacing/>
+        <w:ind/>
+      </w:pPr>
+      <w:tblPr>
+        <w:tblBorders/>
+      </w:tblPr>
+      <w:tcPr>
+        <w:shd w:val="clear" w:color="ffffff"/>
+        <w:tcBorders>
+          <w:top w:val="none" w:color="000000" w:sz="4" w:space="0"/>
+          <w:left w:val="none" w:color="000000" w:sz="4" w:space="0"/>
+          <w:bottom w:val="none" w:color="000000" w:sz="4" w:space="0"/>
+          <w:right w:val="none" w:color="000000" w:sz="4" w:space="0"/>
+        </w:tcBorders>
+      </w:tcPr>
+    </w:tblStylePr>
+    <w:tblStylePr w:type="lastRow">
+      <w:rPr>
+        <w:b/>
+        <w:color w:val="404040"/>
+      </w:rPr>
+      <w:pPr>
+        <w:pBdr/>
+        <w:spacing/>
+        <w:ind/>
+      </w:pPr>
+      <w:tblPr>
+        <w:tblBorders/>
+      </w:tblPr>
+      <w:tcPr>
+        <w:shd w:val="clear" w:color="ffffff"/>
+        <w:tcBorders>
+          <w:top w:val="none" w:color="000000" w:sz="4" w:space="0"/>
+          <w:left w:val="none" w:color="000000" w:sz="4" w:space="0"/>
+          <w:bottom w:val="none" w:color="000000" w:sz="4" w:space="0"/>
+          <w:right w:val="none" w:color="000000" w:sz="4" w:space="0"/>
+        </w:tcBorders>
+      </w:tcPr>
+    </w:tblStylePr>
     <w:tblStylePr w:type="nwCell">
       <w:pPr>
         <w:pBdr/>
@@ -7830,9 +9684,9 @@
       </w:tcPr>
     </w:tblStylePr>
   </w:style>
-  <w:style w:type="table" w:styleId="34">
+  <w:style w:type="table" w:styleId="723">
     <w:name w:val="Grid Table 3 - Accent 1"/>
-    <w:basedOn w:val="665"/>
+    <w:basedOn w:val="887"/>
     <w:uiPriority w:val="99"/>
     <w:pPr>
       <w:pBdr/>
@@ -7931,29 +9785,6 @@
         <w:tblBorders/>
       </w:tblPr>
       <w:tcPr>
-        <w:shd w:color="ffffff"/>
-        <w:tcBorders>
-          <w:top w:val="none" w:color="000000" w:sz="4" w:space="0"/>
-          <w:left w:val="none" w:color="000000" w:sz="4" w:space="0"/>
-          <w:bottom w:val="none" w:color="000000" w:sz="4" w:space="0"/>
-          <w:right w:val="none" w:color="000000" w:sz="4" w:space="0"/>
-        </w:tcBorders>
-      </w:tcPr>
-    </w:tblStylePr>
-    <w:tblStylePr w:type="firstRow">
-      <w:rPr>
-        <w:b/>
-        <w:color w:val="404040"/>
-      </w:rPr>
-      <w:pPr>
-        <w:pBdr/>
-        <w:spacing/>
-        <w:ind/>
-      </w:pPr>
-      <w:tblPr>
-        <w:tblBorders/>
-      </w:tblPr>
-      <w:tcPr>
         <w:shd w:val="clear" w:color="ffffff"/>
         <w:tcBorders>
           <w:top w:val="none" w:color="000000" w:sz="4" w:space="0"/>
@@ -7963,30 +9794,7 @@
         </w:tcBorders>
       </w:tcPr>
     </w:tblStylePr>
-    <w:tblStylePr w:type="lastCol">
-      <w:rPr>
-        <w:i/>
-        <w:color w:val="404040"/>
-      </w:rPr>
-      <w:pPr>
-        <w:pBdr/>
-        <w:spacing/>
-        <w:ind/>
-      </w:pPr>
-      <w:tblPr>
-        <w:tblBorders/>
-      </w:tblPr>
-      <w:tcPr>
-        <w:shd w:color="ffffff"/>
-        <w:tcBorders>
-          <w:top w:val="none" w:color="000000" w:sz="4" w:space="0"/>
-          <w:left w:val="none" w:color="000000" w:sz="4" w:space="0"/>
-          <w:bottom w:val="none" w:color="000000" w:sz="4" w:space="0"/>
-          <w:right w:val="none" w:color="000000" w:sz="4" w:space="0"/>
-        </w:tcBorders>
-      </w:tcPr>
-    </w:tblStylePr>
-    <w:tblStylePr w:type="lastRow">
+    <w:tblStylePr w:type="firstRow">
       <w:rPr>
         <w:b/>
         <w:color w:val="404040"/>
@@ -8009,6 +9817,52 @@
         </w:tcBorders>
       </w:tcPr>
     </w:tblStylePr>
+    <w:tblStylePr w:type="lastCol">
+      <w:rPr>
+        <w:i/>
+        <w:color w:val="404040"/>
+      </w:rPr>
+      <w:pPr>
+        <w:pBdr/>
+        <w:spacing/>
+        <w:ind/>
+      </w:pPr>
+      <w:tblPr>
+        <w:tblBorders/>
+      </w:tblPr>
+      <w:tcPr>
+        <w:shd w:val="clear" w:color="ffffff"/>
+        <w:tcBorders>
+          <w:top w:val="none" w:color="000000" w:sz="4" w:space="0"/>
+          <w:left w:val="none" w:color="000000" w:sz="4" w:space="0"/>
+          <w:bottom w:val="none" w:color="000000" w:sz="4" w:space="0"/>
+          <w:right w:val="none" w:color="000000" w:sz="4" w:space="0"/>
+        </w:tcBorders>
+      </w:tcPr>
+    </w:tblStylePr>
+    <w:tblStylePr w:type="lastRow">
+      <w:rPr>
+        <w:b/>
+        <w:color w:val="404040"/>
+      </w:rPr>
+      <w:pPr>
+        <w:pBdr/>
+        <w:spacing/>
+        <w:ind/>
+      </w:pPr>
+      <w:tblPr>
+        <w:tblBorders/>
+      </w:tblPr>
+      <w:tcPr>
+        <w:shd w:val="clear" w:color="ffffff"/>
+        <w:tcBorders>
+          <w:top w:val="none" w:color="000000" w:sz="4" w:space="0"/>
+          <w:left w:val="none" w:color="000000" w:sz="4" w:space="0"/>
+          <w:bottom w:val="none" w:color="000000" w:sz="4" w:space="0"/>
+          <w:right w:val="none" w:color="000000" w:sz="4" w:space="0"/>
+        </w:tcBorders>
+      </w:tcPr>
+    </w:tblStylePr>
     <w:tblStylePr w:type="nwCell">
       <w:pPr>
         <w:pBdr/>
@@ -8075,9 +9929,9 @@
       </w:tcPr>
     </w:tblStylePr>
   </w:style>
-  <w:style w:type="table" w:styleId="35">
+  <w:style w:type="table" w:styleId="724">
     <w:name w:val="Grid Table 3 - Accent 2"/>
-    <w:basedOn w:val="665"/>
+    <w:basedOn w:val="887"/>
     <w:uiPriority w:val="99"/>
     <w:pPr>
       <w:pBdr/>
@@ -8176,29 +10030,6 @@
         <w:tblBorders/>
       </w:tblPr>
       <w:tcPr>
-        <w:shd w:color="ffffff"/>
-        <w:tcBorders>
-          <w:top w:val="none" w:color="000000" w:sz="4" w:space="0"/>
-          <w:left w:val="none" w:color="000000" w:sz="4" w:space="0"/>
-          <w:bottom w:val="none" w:color="000000" w:sz="4" w:space="0"/>
-          <w:right w:val="none" w:color="000000" w:sz="4" w:space="0"/>
-        </w:tcBorders>
-      </w:tcPr>
-    </w:tblStylePr>
-    <w:tblStylePr w:type="firstRow">
-      <w:rPr>
-        <w:b/>
-        <w:color w:val="404040"/>
-      </w:rPr>
-      <w:pPr>
-        <w:pBdr/>
-        <w:spacing/>
-        <w:ind/>
-      </w:pPr>
-      <w:tblPr>
-        <w:tblBorders/>
-      </w:tblPr>
-      <w:tcPr>
         <w:shd w:val="clear" w:color="ffffff"/>
         <w:tcBorders>
           <w:top w:val="none" w:color="000000" w:sz="4" w:space="0"/>
@@ -8208,30 +10039,7 @@
         </w:tcBorders>
       </w:tcPr>
     </w:tblStylePr>
-    <w:tblStylePr w:type="lastCol">
-      <w:rPr>
-        <w:i/>
-        <w:color w:val="404040"/>
-      </w:rPr>
-      <w:pPr>
-        <w:pBdr/>
-        <w:spacing/>
-        <w:ind/>
-      </w:pPr>
-      <w:tblPr>
-        <w:tblBorders/>
-      </w:tblPr>
-      <w:tcPr>
-        <w:shd w:color="ffffff"/>
-        <w:tcBorders>
-          <w:top w:val="none" w:color="000000" w:sz="4" w:space="0"/>
-          <w:left w:val="none" w:color="000000" w:sz="4" w:space="0"/>
-          <w:bottom w:val="none" w:color="000000" w:sz="4" w:space="0"/>
-          <w:right w:val="none" w:color="000000" w:sz="4" w:space="0"/>
-        </w:tcBorders>
-      </w:tcPr>
-    </w:tblStylePr>
-    <w:tblStylePr w:type="lastRow">
+    <w:tblStylePr w:type="firstRow">
       <w:rPr>
         <w:b/>
         <w:color w:val="404040"/>
@@ -8254,6 +10062,52 @@
         </w:tcBorders>
       </w:tcPr>
     </w:tblStylePr>
+    <w:tblStylePr w:type="lastCol">
+      <w:rPr>
+        <w:i/>
+        <w:color w:val="404040"/>
+      </w:rPr>
+      <w:pPr>
+        <w:pBdr/>
+        <w:spacing/>
+        <w:ind/>
+      </w:pPr>
+      <w:tblPr>
+        <w:tblBorders/>
+      </w:tblPr>
+      <w:tcPr>
+        <w:shd w:val="clear" w:color="ffffff"/>
+        <w:tcBorders>
+          <w:top w:val="none" w:color="000000" w:sz="4" w:space="0"/>
+          <w:left w:val="none" w:color="000000" w:sz="4" w:space="0"/>
+          <w:bottom w:val="none" w:color="000000" w:sz="4" w:space="0"/>
+          <w:right w:val="none" w:color="000000" w:sz="4" w:space="0"/>
+        </w:tcBorders>
+      </w:tcPr>
+    </w:tblStylePr>
+    <w:tblStylePr w:type="lastRow">
+      <w:rPr>
+        <w:b/>
+        <w:color w:val="404040"/>
+      </w:rPr>
+      <w:pPr>
+        <w:pBdr/>
+        <w:spacing/>
+        <w:ind/>
+      </w:pPr>
+      <w:tblPr>
+        <w:tblBorders/>
+      </w:tblPr>
+      <w:tcPr>
+        <w:shd w:val="clear" w:color="ffffff"/>
+        <w:tcBorders>
+          <w:top w:val="none" w:color="000000" w:sz="4" w:space="0"/>
+          <w:left w:val="none" w:color="000000" w:sz="4" w:space="0"/>
+          <w:bottom w:val="none" w:color="000000" w:sz="4" w:space="0"/>
+          <w:right w:val="none" w:color="000000" w:sz="4" w:space="0"/>
+        </w:tcBorders>
+      </w:tcPr>
+    </w:tblStylePr>
     <w:tblStylePr w:type="nwCell">
       <w:pPr>
         <w:pBdr/>
@@ -8320,9 +10174,9 @@
       </w:tcPr>
     </w:tblStylePr>
   </w:style>
-  <w:style w:type="table" w:styleId="36">
+  <w:style w:type="table" w:styleId="725">
     <w:name w:val="Grid Table 3 - Accent 3"/>
-    <w:basedOn w:val="665"/>
+    <w:basedOn w:val="887"/>
     <w:uiPriority w:val="99"/>
     <w:pPr>
       <w:pBdr/>
@@ -8421,29 +10275,6 @@
         <w:tblBorders/>
       </w:tblPr>
       <w:tcPr>
-        <w:shd w:color="ffffff"/>
-        <w:tcBorders>
-          <w:top w:val="none" w:color="000000" w:sz="4" w:space="0"/>
-          <w:left w:val="none" w:color="000000" w:sz="4" w:space="0"/>
-          <w:bottom w:val="none" w:color="000000" w:sz="4" w:space="0"/>
-          <w:right w:val="none" w:color="000000" w:sz="4" w:space="0"/>
-        </w:tcBorders>
-      </w:tcPr>
-    </w:tblStylePr>
-    <w:tblStylePr w:type="firstRow">
-      <w:rPr>
-        <w:b/>
-        <w:color w:val="404040"/>
-      </w:rPr>
-      <w:pPr>
-        <w:pBdr/>
-        <w:spacing/>
-        <w:ind/>
-      </w:pPr>
-      <w:tblPr>
-        <w:tblBorders/>
-      </w:tblPr>
-      <w:tcPr>
         <w:shd w:val="clear" w:color="ffffff"/>
         <w:tcBorders>
           <w:top w:val="none" w:color="000000" w:sz="4" w:space="0"/>
@@ -8453,30 +10284,7 @@
         </w:tcBorders>
       </w:tcPr>
     </w:tblStylePr>
-    <w:tblStylePr w:type="lastCol">
-      <w:rPr>
-        <w:i/>
-        <w:color w:val="404040"/>
-      </w:rPr>
-      <w:pPr>
-        <w:pBdr/>
-        <w:spacing/>
-        <w:ind/>
-      </w:pPr>
-      <w:tblPr>
-        <w:tblBorders/>
-      </w:tblPr>
-      <w:tcPr>
-        <w:shd w:color="ffffff"/>
-        <w:tcBorders>
-          <w:top w:val="none" w:color="000000" w:sz="4" w:space="0"/>
-          <w:left w:val="none" w:color="000000" w:sz="4" w:space="0"/>
-          <w:bottom w:val="none" w:color="000000" w:sz="4" w:space="0"/>
-          <w:right w:val="none" w:color="000000" w:sz="4" w:space="0"/>
-        </w:tcBorders>
-      </w:tcPr>
-    </w:tblStylePr>
-    <w:tblStylePr w:type="lastRow">
+    <w:tblStylePr w:type="firstRow">
       <w:rPr>
         <w:b/>
         <w:color w:val="404040"/>
@@ -8499,6 +10307,52 @@
         </w:tcBorders>
       </w:tcPr>
     </w:tblStylePr>
+    <w:tblStylePr w:type="lastCol">
+      <w:rPr>
+        <w:i/>
+        <w:color w:val="404040"/>
+      </w:rPr>
+      <w:pPr>
+        <w:pBdr/>
+        <w:spacing/>
+        <w:ind/>
+      </w:pPr>
+      <w:tblPr>
+        <w:tblBorders/>
+      </w:tblPr>
+      <w:tcPr>
+        <w:shd w:val="clear" w:color="ffffff"/>
+        <w:tcBorders>
+          <w:top w:val="none" w:color="000000" w:sz="4" w:space="0"/>
+          <w:left w:val="none" w:color="000000" w:sz="4" w:space="0"/>
+          <w:bottom w:val="none" w:color="000000" w:sz="4" w:space="0"/>
+          <w:right w:val="none" w:color="000000" w:sz="4" w:space="0"/>
+        </w:tcBorders>
+      </w:tcPr>
+    </w:tblStylePr>
+    <w:tblStylePr w:type="lastRow">
+      <w:rPr>
+        <w:b/>
+        <w:color w:val="404040"/>
+      </w:rPr>
+      <w:pPr>
+        <w:pBdr/>
+        <w:spacing/>
+        <w:ind/>
+      </w:pPr>
+      <w:tblPr>
+        <w:tblBorders/>
+      </w:tblPr>
+      <w:tcPr>
+        <w:shd w:val="clear" w:color="ffffff"/>
+        <w:tcBorders>
+          <w:top w:val="none" w:color="000000" w:sz="4" w:space="0"/>
+          <w:left w:val="none" w:color="000000" w:sz="4" w:space="0"/>
+          <w:bottom w:val="none" w:color="000000" w:sz="4" w:space="0"/>
+          <w:right w:val="none" w:color="000000" w:sz="4" w:space="0"/>
+        </w:tcBorders>
+      </w:tcPr>
+    </w:tblStylePr>
     <w:tblStylePr w:type="nwCell">
       <w:pPr>
         <w:pBdr/>
@@ -8565,9 +10419,9 @@
       </w:tcPr>
     </w:tblStylePr>
   </w:style>
-  <w:style w:type="table" w:styleId="37">
+  <w:style w:type="table" w:styleId="726">
     <w:name w:val="Grid Table 3 - Accent 4"/>
-    <w:basedOn w:val="665"/>
+    <w:basedOn w:val="887"/>
     <w:uiPriority w:val="99"/>
     <w:pPr>
       <w:pBdr/>
@@ -8666,29 +10520,6 @@
         <w:tblBorders/>
       </w:tblPr>
       <w:tcPr>
-        <w:shd w:color="ffffff"/>
-        <w:tcBorders>
-          <w:top w:val="none" w:color="000000" w:sz="4" w:space="0"/>
-          <w:left w:val="none" w:color="000000" w:sz="4" w:space="0"/>
-          <w:bottom w:val="none" w:color="000000" w:sz="4" w:space="0"/>
-          <w:right w:val="none" w:color="000000" w:sz="4" w:space="0"/>
-        </w:tcBorders>
-      </w:tcPr>
-    </w:tblStylePr>
-    <w:tblStylePr w:type="firstRow">
-      <w:rPr>
-        <w:b/>
-        <w:color w:val="404040"/>
-      </w:rPr>
-      <w:pPr>
-        <w:pBdr/>
-        <w:spacing/>
-        <w:ind/>
-      </w:pPr>
-      <w:tblPr>
-        <w:tblBorders/>
-      </w:tblPr>
-      <w:tcPr>
         <w:shd w:val="clear" w:color="ffffff"/>
         <w:tcBorders>
           <w:top w:val="none" w:color="000000" w:sz="4" w:space="0"/>
@@ -8698,30 +10529,7 @@
         </w:tcBorders>
       </w:tcPr>
     </w:tblStylePr>
-    <w:tblStylePr w:type="lastCol">
-      <w:rPr>
-        <w:i/>
-        <w:color w:val="404040"/>
-      </w:rPr>
-      <w:pPr>
-        <w:pBdr/>
-        <w:spacing/>
-        <w:ind/>
-      </w:pPr>
-      <w:tblPr>
-        <w:tblBorders/>
-      </w:tblPr>
-      <w:tcPr>
-        <w:shd w:color="ffffff"/>
-        <w:tcBorders>
-          <w:top w:val="none" w:color="000000" w:sz="4" w:space="0"/>
-          <w:left w:val="none" w:color="000000" w:sz="4" w:space="0"/>
-          <w:bottom w:val="none" w:color="000000" w:sz="4" w:space="0"/>
-          <w:right w:val="none" w:color="000000" w:sz="4" w:space="0"/>
-        </w:tcBorders>
-      </w:tcPr>
-    </w:tblStylePr>
-    <w:tblStylePr w:type="lastRow">
+    <w:tblStylePr w:type="firstRow">
       <w:rPr>
         <w:b/>
         <w:color w:val="404040"/>
@@ -8744,6 +10552,52 @@
         </w:tcBorders>
       </w:tcPr>
     </w:tblStylePr>
+    <w:tblStylePr w:type="lastCol">
+      <w:rPr>
+        <w:i/>
+        <w:color w:val="404040"/>
+      </w:rPr>
+      <w:pPr>
+        <w:pBdr/>
+        <w:spacing/>
+        <w:ind/>
+      </w:pPr>
+      <w:tblPr>
+        <w:tblBorders/>
+      </w:tblPr>
+      <w:tcPr>
+        <w:shd w:val="clear" w:color="ffffff"/>
+        <w:tcBorders>
+          <w:top w:val="none" w:color="000000" w:sz="4" w:space="0"/>
+          <w:left w:val="none" w:color="000000" w:sz="4" w:space="0"/>
+          <w:bottom w:val="none" w:color="000000" w:sz="4" w:space="0"/>
+          <w:right w:val="none" w:color="000000" w:sz="4" w:space="0"/>
+        </w:tcBorders>
+      </w:tcPr>
+    </w:tblStylePr>
+    <w:tblStylePr w:type="lastRow">
+      <w:rPr>
+        <w:b/>
+        <w:color w:val="404040"/>
+      </w:rPr>
+      <w:pPr>
+        <w:pBdr/>
+        <w:spacing/>
+        <w:ind/>
+      </w:pPr>
+      <w:tblPr>
+        <w:tblBorders/>
+      </w:tblPr>
+      <w:tcPr>
+        <w:shd w:val="clear" w:color="ffffff"/>
+        <w:tcBorders>
+          <w:top w:val="none" w:color="000000" w:sz="4" w:space="0"/>
+          <w:left w:val="none" w:color="000000" w:sz="4" w:space="0"/>
+          <w:bottom w:val="none" w:color="000000" w:sz="4" w:space="0"/>
+          <w:right w:val="none" w:color="000000" w:sz="4" w:space="0"/>
+        </w:tcBorders>
+      </w:tcPr>
+    </w:tblStylePr>
     <w:tblStylePr w:type="nwCell">
       <w:pPr>
         <w:pBdr/>
@@ -8810,9 +10664,9 @@
       </w:tcPr>
     </w:tblStylePr>
   </w:style>
-  <w:style w:type="table" w:styleId="38">
+  <w:style w:type="table" w:styleId="727">
     <w:name w:val="Grid Table 3 - Accent 5"/>
-    <w:basedOn w:val="665"/>
+    <w:basedOn w:val="887"/>
     <w:uiPriority w:val="99"/>
     <w:pPr>
       <w:pBdr/>
@@ -8911,29 +10765,6 @@
         <w:tblBorders/>
       </w:tblPr>
       <w:tcPr>
-        <w:shd w:color="ffffff"/>
-        <w:tcBorders>
-          <w:top w:val="none" w:color="000000" w:sz="4" w:space="0"/>
-          <w:left w:val="none" w:color="000000" w:sz="4" w:space="0"/>
-          <w:bottom w:val="none" w:color="000000" w:sz="4" w:space="0"/>
-          <w:right w:val="none" w:color="000000" w:sz="4" w:space="0"/>
-        </w:tcBorders>
-      </w:tcPr>
-    </w:tblStylePr>
-    <w:tblStylePr w:type="firstRow">
-      <w:rPr>
-        <w:b/>
-        <w:color w:val="404040"/>
-      </w:rPr>
-      <w:pPr>
-        <w:pBdr/>
-        <w:spacing/>
-        <w:ind/>
-      </w:pPr>
-      <w:tblPr>
-        <w:tblBorders/>
-      </w:tblPr>
-      <w:tcPr>
         <w:shd w:val="clear" w:color="ffffff"/>
         <w:tcBorders>
           <w:top w:val="none" w:color="000000" w:sz="4" w:space="0"/>
@@ -8943,30 +10774,7 @@
         </w:tcBorders>
       </w:tcPr>
     </w:tblStylePr>
-    <w:tblStylePr w:type="lastCol">
-      <w:rPr>
-        <w:i/>
-        <w:color w:val="404040"/>
-      </w:rPr>
-      <w:pPr>
-        <w:pBdr/>
-        <w:spacing/>
-        <w:ind/>
-      </w:pPr>
-      <w:tblPr>
-        <w:tblBorders/>
-      </w:tblPr>
-      <w:tcPr>
-        <w:shd w:color="ffffff"/>
-        <w:tcBorders>
-          <w:top w:val="none" w:color="000000" w:sz="4" w:space="0"/>
-          <w:left w:val="none" w:color="000000" w:sz="4" w:space="0"/>
-          <w:bottom w:val="none" w:color="000000" w:sz="4" w:space="0"/>
-          <w:right w:val="none" w:color="000000" w:sz="4" w:space="0"/>
-        </w:tcBorders>
-      </w:tcPr>
-    </w:tblStylePr>
-    <w:tblStylePr w:type="lastRow">
+    <w:tblStylePr w:type="firstRow">
       <w:rPr>
         <w:b/>
         <w:color w:val="404040"/>
@@ -8989,6 +10797,52 @@
         </w:tcBorders>
       </w:tcPr>
     </w:tblStylePr>
+    <w:tblStylePr w:type="lastCol">
+      <w:rPr>
+        <w:i/>
+        <w:color w:val="404040"/>
+      </w:rPr>
+      <w:pPr>
+        <w:pBdr/>
+        <w:spacing/>
+        <w:ind/>
+      </w:pPr>
+      <w:tblPr>
+        <w:tblBorders/>
+      </w:tblPr>
+      <w:tcPr>
+        <w:shd w:val="clear" w:color="ffffff"/>
+        <w:tcBorders>
+          <w:top w:val="none" w:color="000000" w:sz="4" w:space="0"/>
+          <w:left w:val="none" w:color="000000" w:sz="4" w:space="0"/>
+          <w:bottom w:val="none" w:color="000000" w:sz="4" w:space="0"/>
+          <w:right w:val="none" w:color="000000" w:sz="4" w:space="0"/>
+        </w:tcBorders>
+      </w:tcPr>
+    </w:tblStylePr>
+    <w:tblStylePr w:type="lastRow">
+      <w:rPr>
+        <w:b/>
+        <w:color w:val="404040"/>
+      </w:rPr>
+      <w:pPr>
+        <w:pBdr/>
+        <w:spacing/>
+        <w:ind/>
+      </w:pPr>
+      <w:tblPr>
+        <w:tblBorders/>
+      </w:tblPr>
+      <w:tcPr>
+        <w:shd w:val="clear" w:color="ffffff"/>
+        <w:tcBorders>
+          <w:top w:val="none" w:color="000000" w:sz="4" w:space="0"/>
+          <w:left w:val="none" w:color="000000" w:sz="4" w:space="0"/>
+          <w:bottom w:val="none" w:color="000000" w:sz="4" w:space="0"/>
+          <w:right w:val="none" w:color="000000" w:sz="4" w:space="0"/>
+        </w:tcBorders>
+      </w:tcPr>
+    </w:tblStylePr>
     <w:tblStylePr w:type="nwCell">
       <w:pPr>
         <w:pBdr/>
@@ -9055,9 +10909,9 @@
       </w:tcPr>
     </w:tblStylePr>
   </w:style>
-  <w:style w:type="table" w:styleId="39">
+  <w:style w:type="table" w:styleId="728">
     <w:name w:val="Grid Table 3 - Accent 6"/>
-    <w:basedOn w:val="665"/>
+    <w:basedOn w:val="887"/>
     <w:uiPriority w:val="99"/>
     <w:pPr>
       <w:pBdr/>
@@ -9156,29 +11010,6 @@
         <w:tblBorders/>
       </w:tblPr>
       <w:tcPr>
-        <w:shd w:color="ffffff"/>
-        <w:tcBorders>
-          <w:top w:val="none" w:color="000000" w:sz="4" w:space="0"/>
-          <w:left w:val="none" w:color="000000" w:sz="4" w:space="0"/>
-          <w:bottom w:val="none" w:color="000000" w:sz="4" w:space="0"/>
-          <w:right w:val="none" w:color="000000" w:sz="4" w:space="0"/>
-        </w:tcBorders>
-      </w:tcPr>
-    </w:tblStylePr>
-    <w:tblStylePr w:type="firstRow">
-      <w:rPr>
-        <w:b/>
-        <w:color w:val="404040"/>
-      </w:rPr>
-      <w:pPr>
-        <w:pBdr/>
-        <w:spacing/>
-        <w:ind/>
-      </w:pPr>
-      <w:tblPr>
-        <w:tblBorders/>
-      </w:tblPr>
-      <w:tcPr>
         <w:shd w:val="clear" w:color="ffffff"/>
         <w:tcBorders>
           <w:top w:val="none" w:color="000000" w:sz="4" w:space="0"/>
@@ -9188,30 +11019,7 @@
         </w:tcBorders>
       </w:tcPr>
     </w:tblStylePr>
-    <w:tblStylePr w:type="lastCol">
-      <w:rPr>
-        <w:i/>
-        <w:color w:val="404040"/>
-      </w:rPr>
-      <w:pPr>
-        <w:pBdr/>
-        <w:spacing/>
-        <w:ind/>
-      </w:pPr>
-      <w:tblPr>
-        <w:tblBorders/>
-      </w:tblPr>
-      <w:tcPr>
-        <w:shd w:color="ffffff"/>
-        <w:tcBorders>
-          <w:top w:val="none" w:color="000000" w:sz="4" w:space="0"/>
-          <w:left w:val="none" w:color="000000" w:sz="4" w:space="0"/>
-          <w:bottom w:val="none" w:color="000000" w:sz="4" w:space="0"/>
-          <w:right w:val="none" w:color="000000" w:sz="4" w:space="0"/>
-        </w:tcBorders>
-      </w:tcPr>
-    </w:tblStylePr>
-    <w:tblStylePr w:type="lastRow">
+    <w:tblStylePr w:type="firstRow">
       <w:rPr>
         <w:b/>
         <w:color w:val="404040"/>
@@ -9234,6 +11042,52 @@
         </w:tcBorders>
       </w:tcPr>
     </w:tblStylePr>
+    <w:tblStylePr w:type="lastCol">
+      <w:rPr>
+        <w:i/>
+        <w:color w:val="404040"/>
+      </w:rPr>
+      <w:pPr>
+        <w:pBdr/>
+        <w:spacing/>
+        <w:ind/>
+      </w:pPr>
+      <w:tblPr>
+        <w:tblBorders/>
+      </w:tblPr>
+      <w:tcPr>
+        <w:shd w:val="clear" w:color="ffffff"/>
+        <w:tcBorders>
+          <w:top w:val="none" w:color="000000" w:sz="4" w:space="0"/>
+          <w:left w:val="none" w:color="000000" w:sz="4" w:space="0"/>
+          <w:bottom w:val="none" w:color="000000" w:sz="4" w:space="0"/>
+          <w:right w:val="none" w:color="000000" w:sz="4" w:space="0"/>
+        </w:tcBorders>
+      </w:tcPr>
+    </w:tblStylePr>
+    <w:tblStylePr w:type="lastRow">
+      <w:rPr>
+        <w:b/>
+        <w:color w:val="404040"/>
+      </w:rPr>
+      <w:pPr>
+        <w:pBdr/>
+        <w:spacing/>
+        <w:ind/>
+      </w:pPr>
+      <w:tblPr>
+        <w:tblBorders/>
+      </w:tblPr>
+      <w:tcPr>
+        <w:shd w:val="clear" w:color="ffffff"/>
+        <w:tcBorders>
+          <w:top w:val="none" w:color="000000" w:sz="4" w:space="0"/>
+          <w:left w:val="none" w:color="000000" w:sz="4" w:space="0"/>
+          <w:bottom w:val="none" w:color="000000" w:sz="4" w:space="0"/>
+          <w:right w:val="none" w:color="000000" w:sz="4" w:space="0"/>
+        </w:tcBorders>
+      </w:tcPr>
+    </w:tblStylePr>
     <w:tblStylePr w:type="nwCell">
       <w:pPr>
         <w:pBdr/>
@@ -9300,9 +11154,9 @@
       </w:tcPr>
     </w:tblStylePr>
   </w:style>
-  <w:style w:type="table" w:styleId="40">
+  <w:style w:type="table" w:styleId="729">
     <w:name w:val="Grid Table 4"/>
-    <w:basedOn w:val="665"/>
+    <w:basedOn w:val="887"/>
     <w:uiPriority w:val="59"/>
     <w:pPr>
       <w:pBdr/>
@@ -9533,9 +11387,9 @@
       </w:tcPr>
     </w:tblStylePr>
   </w:style>
-  <w:style w:type="table" w:styleId="41">
+  <w:style w:type="table" w:styleId="730">
     <w:name w:val="Grid Table 4 - Accent 1"/>
-    <w:basedOn w:val="665"/>
+    <w:basedOn w:val="887"/>
     <w:uiPriority w:val="59"/>
     <w:pPr>
       <w:pBdr/>
@@ -9766,9 +11620,9 @@
       </w:tcPr>
     </w:tblStylePr>
   </w:style>
-  <w:style w:type="table" w:styleId="42">
+  <w:style w:type="table" w:styleId="731">
     <w:name w:val="Grid Table 4 - Accent 2"/>
-    <w:basedOn w:val="665"/>
+    <w:basedOn w:val="887"/>
     <w:uiPriority w:val="59"/>
     <w:pPr>
       <w:pBdr/>
@@ -9999,9 +11853,9 @@
       </w:tcPr>
     </w:tblStylePr>
   </w:style>
-  <w:style w:type="table" w:styleId="43">
+  <w:style w:type="table" w:styleId="732">
     <w:name w:val="Grid Table 4 - Accent 3"/>
-    <w:basedOn w:val="665"/>
+    <w:basedOn w:val="887"/>
     <w:uiPriority w:val="59"/>
     <w:pPr>
       <w:pBdr/>
@@ -10232,9 +12086,9 @@
       </w:tcPr>
     </w:tblStylePr>
   </w:style>
-  <w:style w:type="table" w:styleId="44">
+  <w:style w:type="table" w:styleId="733">
     <w:name w:val="Grid Table 4 - Accent 4"/>
-    <w:basedOn w:val="665"/>
+    <w:basedOn w:val="887"/>
     <w:uiPriority w:val="59"/>
     <w:pPr>
       <w:pBdr/>
@@ -10465,9 +12319,9 @@
       </w:tcPr>
     </w:tblStylePr>
   </w:style>
-  <w:style w:type="table" w:styleId="45">
+  <w:style w:type="table" w:styleId="734">
     <w:name w:val="Grid Table 4 - Accent 5"/>
-    <w:basedOn w:val="665"/>
+    <w:basedOn w:val="887"/>
     <w:uiPriority w:val="59"/>
     <w:pPr>
       <w:pBdr/>
@@ -10698,9 +12552,9 @@
       </w:tcPr>
     </w:tblStylePr>
   </w:style>
-  <w:style w:type="table" w:styleId="46">
+  <w:style w:type="table" w:styleId="735">
     <w:name w:val="Grid Table 4 - Accent 6"/>
-    <w:basedOn w:val="665"/>
+    <w:basedOn w:val="887"/>
     <w:uiPriority w:val="59"/>
     <w:pPr>
       <w:pBdr/>
@@ -10931,9 +12785,9 @@
       </w:tcPr>
     </w:tblStylePr>
   </w:style>
-  <w:style w:type="table" w:styleId="47">
+  <w:style w:type="table" w:styleId="736">
     <w:name w:val="Grid Table 5 Dark"/>
-    <w:basedOn w:val="665"/>
+    <w:basedOn w:val="887"/>
     <w:uiPriority w:val="99"/>
     <w:pPr>
       <w:pBdr/>
@@ -11159,9 +13013,9 @@
       </w:tcPr>
     </w:tblStylePr>
   </w:style>
-  <w:style w:type="table" w:styleId="48">
+  <w:style w:type="table" w:styleId="737">
     <w:name w:val="Grid Table 5 Dark- Accent 1"/>
-    <w:basedOn w:val="665"/>
+    <w:basedOn w:val="887"/>
     <w:uiPriority w:val="99"/>
     <w:pPr>
       <w:pBdr/>
@@ -11387,9 +13241,9 @@
       </w:tcPr>
     </w:tblStylePr>
   </w:style>
-  <w:style w:type="table" w:styleId="49">
+  <w:style w:type="table" w:styleId="738">
     <w:name w:val="Grid Table 5 Dark - Accent 2"/>
-    <w:basedOn w:val="665"/>
+    <w:basedOn w:val="887"/>
     <w:uiPriority w:val="99"/>
     <w:pPr>
       <w:pBdr/>
@@ -11615,9 +13469,9 @@
       </w:tcPr>
     </w:tblStylePr>
   </w:style>
-  <w:style w:type="table" w:styleId="50">
+  <w:style w:type="table" w:styleId="739">
     <w:name w:val="Grid Table 5 Dark - Accent 3"/>
-    <w:basedOn w:val="665"/>
+    <w:basedOn w:val="887"/>
     <w:uiPriority w:val="99"/>
     <w:pPr>
       <w:pBdr/>
@@ -11843,9 +13697,9 @@
       </w:tcPr>
     </w:tblStylePr>
   </w:style>
-  <w:style w:type="table" w:styleId="51">
+  <w:style w:type="table" w:styleId="740">
     <w:name w:val="Grid Table 5 Dark- Accent 4"/>
-    <w:basedOn w:val="665"/>
+    <w:basedOn w:val="887"/>
     <w:uiPriority w:val="99"/>
     <w:pPr>
       <w:pBdr/>
@@ -12071,9 +13925,9 @@
       </w:tcPr>
     </w:tblStylePr>
   </w:style>
-  <w:style w:type="table" w:styleId="52">
+  <w:style w:type="table" w:styleId="741">
     <w:name w:val="Grid Table 5 Dark - Accent 5"/>
-    <w:basedOn w:val="665"/>
+    <w:basedOn w:val="887"/>
     <w:uiPriority w:val="99"/>
     <w:pPr>
       <w:pBdr/>
@@ -12299,9 +14153,9 @@
       </w:tcPr>
     </w:tblStylePr>
   </w:style>
-  <w:style w:type="table" w:styleId="53">
+  <w:style w:type="table" w:styleId="742">
     <w:name w:val="Grid Table 5 Dark - Accent 6"/>
-    <w:basedOn w:val="665"/>
+    <w:basedOn w:val="887"/>
     <w:uiPriority w:val="99"/>
     <w:pPr>
       <w:pBdr/>
@@ -12527,9 +14381,9 @@
       </w:tcPr>
     </w:tblStylePr>
   </w:style>
-  <w:style w:type="table" w:styleId="54">
+  <w:style w:type="table" w:styleId="743">
     <w:name w:val="Grid Table 6 Colorful"/>
-    <w:basedOn w:val="665"/>
+    <w:basedOn w:val="887"/>
     <w:uiPriority w:val="99"/>
     <w:pPr>
       <w:pBdr/>
@@ -12757,9 +14611,9 @@
       </w:tcPr>
     </w:tblStylePr>
   </w:style>
-  <w:style w:type="table" w:styleId="55">
+  <w:style w:type="table" w:styleId="744">
     <w:name w:val="Grid Table 6 Colorful - Accent 1"/>
-    <w:basedOn w:val="665"/>
+    <w:basedOn w:val="887"/>
     <w:uiPriority w:val="99"/>
     <w:pPr>
       <w:pBdr/>
@@ -12987,9 +14841,9 @@
       </w:tcPr>
     </w:tblStylePr>
   </w:style>
-  <w:style w:type="table" w:styleId="56">
+  <w:style w:type="table" w:styleId="745">
     <w:name w:val="Grid Table 6 Colorful - Accent 2"/>
-    <w:basedOn w:val="665"/>
+    <w:basedOn w:val="887"/>
     <w:uiPriority w:val="99"/>
     <w:pPr>
       <w:pBdr/>
@@ -13217,9 +15071,9 @@
       </w:tcPr>
     </w:tblStylePr>
   </w:style>
-  <w:style w:type="table" w:styleId="57">
+  <w:style w:type="table" w:styleId="746">
     <w:name w:val="Grid Table 6 Colorful - Accent 3"/>
-    <w:basedOn w:val="665"/>
+    <w:basedOn w:val="887"/>
     <w:uiPriority w:val="99"/>
     <w:pPr>
       <w:pBdr/>
@@ -13447,9 +15301,9 @@
       </w:tcPr>
     </w:tblStylePr>
   </w:style>
-  <w:style w:type="table" w:styleId="58">
+  <w:style w:type="table" w:styleId="747">
     <w:name w:val="Grid Table 6 Colorful - Accent 4"/>
-    <w:basedOn w:val="665"/>
+    <w:basedOn w:val="887"/>
     <w:uiPriority w:val="99"/>
     <w:pPr>
       <w:pBdr/>
@@ -13677,9 +15531,9 @@
       </w:tcPr>
     </w:tblStylePr>
   </w:style>
-  <w:style w:type="table" w:styleId="59">
+  <w:style w:type="table" w:styleId="748">
     <w:name w:val="Grid Table 6 Colorful - Accent 5"/>
-    <w:basedOn w:val="665"/>
+    <w:basedOn w:val="887"/>
     <w:uiPriority w:val="99"/>
     <w:pPr>
       <w:pBdr/>
@@ -13907,9 +15761,9 @@
       </w:tcPr>
     </w:tblStylePr>
   </w:style>
-  <w:style w:type="table" w:styleId="60">
+  <w:style w:type="table" w:styleId="749">
     <w:name w:val="Grid Table 6 Colorful - Accent 6"/>
-    <w:basedOn w:val="665"/>
+    <w:basedOn w:val="887"/>
     <w:uiPriority w:val="99"/>
     <w:pPr>
       <w:pBdr/>
@@ -14137,9 +15991,9 @@
       </w:tcPr>
     </w:tblStylePr>
   </w:style>
-  <w:style w:type="table" w:styleId="61">
+  <w:style w:type="table" w:styleId="750">
     <w:name w:val="Grid Table 7 Colorful"/>
-    <w:basedOn w:val="665"/>
+    <w:basedOn w:val="887"/>
     <w:uiPriority w:val="99"/>
     <w:pPr>
       <w:pBdr/>
@@ -14241,11 +16095,11 @@
         <w:tblBorders/>
       </w:tblPr>
       <w:tcPr>
-        <w:shd w:color="ffffff"/>
+        <w:shd w:val="clear" w:color="ffffff"/>
         <w:tcBorders>
-          <w:top w:val="none"/>
-          <w:left w:val="none"/>
-          <w:bottom w:val="none"/>
+          <w:top w:val="none" w:color="000000" w:sz="4" w:space="0"/>
+          <w:left w:val="none" w:color="000000" w:sz="4" w:space="0"/>
+          <w:bottom w:val="none" w:color="000000" w:sz="4" w:space="0"/>
           <w:right w:val="single" w:color="000000" w:themeColor="text1" w:themeTint="80" w:sz="4" w:space="0"/>
         </w:tcBorders>
       </w:tcPr>
@@ -14268,10 +16122,10 @@
       <w:tcPr>
         <w:shd w:val="clear" w:color="ffffff" w:themeColor="light1" w:fill="ffffff" w:themeFill="light1"/>
         <w:tcBorders>
-          <w:top w:val="none"/>
-          <w:left w:val="none"/>
+          <w:top w:val="none" w:color="000000" w:sz="4" w:space="0"/>
+          <w:left w:val="none" w:color="000000" w:sz="4" w:space="0"/>
           <w:bottom w:val="single" w:color="000000" w:themeColor="text1" w:themeTint="80" w:sz="4" w:space="0"/>
-          <w:right w:val="none"/>
+          <w:right w:val="none" w:color="000000" w:sz="4" w:space="0"/>
         </w:tcBorders>
       </w:tcPr>
     </w:tblStylePr>
@@ -14291,12 +16145,12 @@
         <w:tblBorders/>
       </w:tblPr>
       <w:tcPr>
-        <w:shd w:color="ffffff"/>
+        <w:shd w:val="clear" w:color="ffffff"/>
         <w:tcBorders>
-          <w:top w:val="none"/>
+          <w:top w:val="none" w:color="000000" w:sz="4" w:space="0"/>
           <w:left w:val="single" w:color="000000" w:themeColor="text1" w:themeTint="80" w:sz="4" w:space="0"/>
-          <w:bottom w:val="none"/>
-          <w:right w:val="none"/>
+          <w:bottom w:val="none" w:color="000000" w:sz="4" w:space="0"/>
+          <w:right w:val="none" w:color="000000" w:sz="4" w:space="0"/>
         </w:tcBorders>
       </w:tcPr>
     </w:tblStylePr>
@@ -14319,9 +16173,9 @@
         <w:shd w:val="clear" w:color="ffffff" w:themeColor="light1" w:fill="ffffff" w:themeFill="light1"/>
         <w:tcBorders>
           <w:top w:val="single" w:color="000000" w:themeColor="text1" w:themeTint="80" w:sz="4" w:space="0"/>
-          <w:left w:val="none"/>
-          <w:bottom w:val="none"/>
-          <w:right w:val="none"/>
+          <w:left w:val="none" w:color="000000" w:sz="4" w:space="0"/>
+          <w:bottom w:val="none" w:color="000000" w:sz="4" w:space="0"/>
+          <w:right w:val="none" w:color="000000" w:sz="4" w:space="0"/>
         </w:tcBorders>
       </w:tcPr>
     </w:tblStylePr>
@@ -14391,9 +16245,9 @@
       </w:tcPr>
     </w:tblStylePr>
   </w:style>
-  <w:style w:type="table" w:styleId="62">
+  <w:style w:type="table" w:styleId="751">
     <w:name w:val="Grid Table 7 Colorful - Accent 1"/>
-    <w:basedOn w:val="665"/>
+    <w:basedOn w:val="887"/>
     <w:uiPriority w:val="99"/>
     <w:pPr>
       <w:pBdr/>
@@ -14495,11 +16349,11 @@
         <w:tblBorders/>
       </w:tblPr>
       <w:tcPr>
-        <w:shd w:color="ffffff"/>
+        <w:shd w:val="clear" w:color="ffffff"/>
         <w:tcBorders>
-          <w:top w:val="none"/>
-          <w:left w:val="none"/>
-          <w:bottom w:val="none"/>
+          <w:top w:val="none" w:color="000000" w:sz="4" w:space="0"/>
+          <w:left w:val="none" w:color="000000" w:sz="4" w:space="0"/>
+          <w:bottom w:val="none" w:color="000000" w:sz="4" w:space="0"/>
           <w:right w:val="single" w:color="000000" w:themeColor="accent1" w:themeTint="80" w:sz="4" w:space="0"/>
         </w:tcBorders>
       </w:tcPr>
@@ -14522,10 +16376,10 @@
       <w:tcPr>
         <w:shd w:val="clear" w:color="ffffff" w:themeColor="light1" w:fill="ffffff" w:themeFill="light1"/>
         <w:tcBorders>
-          <w:top w:val="none"/>
-          <w:left w:val="none"/>
+          <w:top w:val="none" w:color="000000" w:sz="4" w:space="0"/>
+          <w:left w:val="none" w:color="000000" w:sz="4" w:space="0"/>
           <w:bottom w:val="single" w:color="000000" w:themeColor="accent1" w:themeTint="80" w:sz="4" w:space="0"/>
-          <w:right w:val="none"/>
+          <w:right w:val="none" w:color="000000" w:sz="4" w:space="0"/>
         </w:tcBorders>
       </w:tcPr>
     </w:tblStylePr>
@@ -14545,12 +16399,12 @@
         <w:tblBorders/>
       </w:tblPr>
       <w:tcPr>
-        <w:shd w:color="ffffff"/>
+        <w:shd w:val="clear" w:color="ffffff"/>
         <w:tcBorders>
-          <w:top w:val="none"/>
+          <w:top w:val="none" w:color="000000" w:sz="4" w:space="0"/>
           <w:left w:val="single" w:color="000000" w:themeColor="accent1" w:themeTint="80" w:sz="4" w:space="0"/>
-          <w:bottom w:val="none"/>
-          <w:right w:val="none"/>
+          <w:bottom w:val="none" w:color="000000" w:sz="4" w:space="0"/>
+          <w:right w:val="none" w:color="000000" w:sz="4" w:space="0"/>
         </w:tcBorders>
       </w:tcPr>
     </w:tblStylePr>
@@ -14573,9 +16427,9 @@
         <w:shd w:val="clear" w:color="ffffff" w:themeColor="light1" w:fill="ffffff" w:themeFill="light1"/>
         <w:tcBorders>
           <w:top w:val="single" w:color="000000" w:themeColor="accent1" w:themeTint="80" w:sz="4" w:space="0"/>
-          <w:left w:val="none"/>
-          <w:bottom w:val="none"/>
-          <w:right w:val="none"/>
+          <w:left w:val="none" w:color="000000" w:sz="4" w:space="0"/>
+          <w:bottom w:val="none" w:color="000000" w:sz="4" w:space="0"/>
+          <w:right w:val="none" w:color="000000" w:sz="4" w:space="0"/>
         </w:tcBorders>
       </w:tcPr>
     </w:tblStylePr>
@@ -14645,9 +16499,9 @@
       </w:tcPr>
     </w:tblStylePr>
   </w:style>
-  <w:style w:type="table" w:styleId="63">
+  <w:style w:type="table" w:styleId="752">
     <w:name w:val="Grid Table 7 Colorful - Accent 2"/>
-    <w:basedOn w:val="665"/>
+    <w:basedOn w:val="887"/>
     <w:uiPriority w:val="99"/>
     <w:pPr>
       <w:pBdr/>
@@ -14749,11 +16603,11 @@
         <w:tblBorders/>
       </w:tblPr>
       <w:tcPr>
-        <w:shd w:color="ffffff"/>
+        <w:shd w:val="clear" w:color="ffffff"/>
         <w:tcBorders>
-          <w:top w:val="none"/>
-          <w:left w:val="none"/>
-          <w:bottom w:val="none"/>
+          <w:top w:val="none" w:color="000000" w:sz="4" w:space="0"/>
+          <w:left w:val="none" w:color="000000" w:sz="4" w:space="0"/>
+          <w:bottom w:val="none" w:color="000000" w:sz="4" w:space="0"/>
           <w:right w:val="single" w:color="000000" w:themeColor="accent2" w:themeTint="97" w:sz="4" w:space="0"/>
         </w:tcBorders>
       </w:tcPr>
@@ -14776,10 +16630,10 @@
       <w:tcPr>
         <w:shd w:val="clear" w:color="ffffff" w:themeColor="light1" w:fill="ffffff" w:themeFill="light1"/>
         <w:tcBorders>
-          <w:top w:val="none"/>
-          <w:left w:val="none"/>
+          <w:top w:val="none" w:color="000000" w:sz="4" w:space="0"/>
+          <w:left w:val="none" w:color="000000" w:sz="4" w:space="0"/>
           <w:bottom w:val="single" w:color="000000" w:themeColor="accent2" w:themeTint="97" w:sz="4" w:space="0"/>
-          <w:right w:val="none"/>
+          <w:right w:val="none" w:color="000000" w:sz="4" w:space="0"/>
         </w:tcBorders>
       </w:tcPr>
     </w:tblStylePr>
@@ -14799,12 +16653,12 @@
         <w:tblBorders/>
       </w:tblPr>
       <w:tcPr>
-        <w:shd w:color="ffffff"/>
+        <w:shd w:val="clear" w:color="ffffff"/>
         <w:tcBorders>
-          <w:top w:val="none"/>
+          <w:top w:val="none" w:color="000000" w:sz="4" w:space="0"/>
           <w:left w:val="single" w:color="000000" w:themeColor="accent2" w:themeTint="97" w:sz="4" w:space="0"/>
-          <w:bottom w:val="none"/>
-          <w:right w:val="none"/>
+          <w:bottom w:val="none" w:color="000000" w:sz="4" w:space="0"/>
+          <w:right w:val="none" w:color="000000" w:sz="4" w:space="0"/>
         </w:tcBorders>
       </w:tcPr>
     </w:tblStylePr>
@@ -14827,9 +16681,9 @@
         <w:shd w:val="clear" w:color="ffffff" w:themeColor="light1" w:fill="ffffff" w:themeFill="light1"/>
         <w:tcBorders>
           <w:top w:val="single" w:color="000000" w:themeColor="accent2" w:themeTint="97" w:sz="4" w:space="0"/>
-          <w:left w:val="none"/>
-          <w:bottom w:val="none"/>
-          <w:right w:val="none"/>
+          <w:left w:val="none" w:color="000000" w:sz="4" w:space="0"/>
+          <w:bottom w:val="none" w:color="000000" w:sz="4" w:space="0"/>
+          <w:right w:val="none" w:color="000000" w:sz="4" w:space="0"/>
         </w:tcBorders>
       </w:tcPr>
     </w:tblStylePr>
@@ -14899,9 +16753,9 @@
       </w:tcPr>
     </w:tblStylePr>
   </w:style>
-  <w:style w:type="table" w:styleId="64">
+  <w:style w:type="table" w:styleId="753">
     <w:name w:val="Grid Table 7 Colorful - Accent 3"/>
-    <w:basedOn w:val="665"/>
+    <w:basedOn w:val="887"/>
     <w:uiPriority w:val="99"/>
     <w:pPr>
       <w:pBdr/>
@@ -15003,11 +16857,11 @@
         <w:tblBorders/>
       </w:tblPr>
       <w:tcPr>
-        <w:shd w:color="ffffff"/>
+        <w:shd w:val="clear" w:color="ffffff"/>
         <w:tcBorders>
-          <w:top w:val="none"/>
-          <w:left w:val="none"/>
-          <w:bottom w:val="none"/>
+          <w:top w:val="none" w:color="000000" w:sz="4" w:space="0"/>
+          <w:left w:val="none" w:color="000000" w:sz="4" w:space="0"/>
+          <w:bottom w:val="none" w:color="000000" w:sz="4" w:space="0"/>
           <w:right w:val="single" w:color="000000" w:themeColor="accent3" w:themeTint="FE" w:sz="4" w:space="0"/>
         </w:tcBorders>
       </w:tcPr>
@@ -15030,10 +16884,10 @@
       <w:tcPr>
         <w:shd w:val="clear" w:color="ffffff" w:themeColor="light1" w:fill="ffffff" w:themeFill="light1"/>
         <w:tcBorders>
-          <w:top w:val="none"/>
-          <w:left w:val="none"/>
+          <w:top w:val="none" w:color="000000" w:sz="4" w:space="0"/>
+          <w:left w:val="none" w:color="000000" w:sz="4" w:space="0"/>
           <w:bottom w:val="single" w:color="000000" w:themeColor="accent3" w:themeTint="FE" w:sz="4" w:space="0"/>
-          <w:right w:val="none"/>
+          <w:right w:val="none" w:color="000000" w:sz="4" w:space="0"/>
         </w:tcBorders>
       </w:tcPr>
     </w:tblStylePr>
@@ -15053,12 +16907,12 @@
         <w:tblBorders/>
       </w:tblPr>
       <w:tcPr>
-        <w:shd w:color="ffffff"/>
+        <w:shd w:val="clear" w:color="ffffff"/>
         <w:tcBorders>
-          <w:top w:val="none"/>
+          <w:top w:val="none" w:color="000000" w:sz="4" w:space="0"/>
           <w:left w:val="single" w:color="000000" w:themeColor="accent3" w:themeTint="FE" w:sz="4" w:space="0"/>
-          <w:bottom w:val="none"/>
-          <w:right w:val="none"/>
+          <w:bottom w:val="none" w:color="000000" w:sz="4" w:space="0"/>
+          <w:right w:val="none" w:color="000000" w:sz="4" w:space="0"/>
         </w:tcBorders>
       </w:tcPr>
     </w:tblStylePr>
@@ -15081,9 +16935,9 @@
         <w:shd w:val="clear" w:color="ffffff" w:themeColor="light1" w:fill="ffffff" w:themeFill="light1"/>
         <w:tcBorders>
           <w:top w:val="single" w:color="000000" w:themeColor="accent3" w:themeTint="FE" w:sz="4" w:space="0"/>
-          <w:left w:val="none"/>
-          <w:bottom w:val="none"/>
-          <w:right w:val="none"/>
+          <w:left w:val="none" w:color="000000" w:sz="4" w:space="0"/>
+          <w:bottom w:val="none" w:color="000000" w:sz="4" w:space="0"/>
+          <w:right w:val="none" w:color="000000" w:sz="4" w:space="0"/>
         </w:tcBorders>
       </w:tcPr>
     </w:tblStylePr>
@@ -15153,9 +17007,9 @@
       </w:tcPr>
     </w:tblStylePr>
   </w:style>
-  <w:style w:type="table" w:styleId="65">
+  <w:style w:type="table" w:styleId="754">
     <w:name w:val="Grid Table 7 Colorful - Accent 4"/>
-    <w:basedOn w:val="665"/>
+    <w:basedOn w:val="887"/>
     <w:uiPriority w:val="99"/>
     <w:pPr>
       <w:pBdr/>
@@ -15257,11 +17111,11 @@
         <w:tblBorders/>
       </w:tblPr>
       <w:tcPr>
-        <w:shd w:color="ffffff"/>
+        <w:shd w:val="clear" w:color="ffffff"/>
         <w:tcBorders>
-          <w:top w:val="none"/>
-          <w:left w:val="none"/>
-          <w:bottom w:val="none"/>
+          <w:top w:val="none" w:color="000000" w:sz="4" w:space="0"/>
+          <w:left w:val="none" w:color="000000" w:sz="4" w:space="0"/>
+          <w:bottom w:val="none" w:color="000000" w:sz="4" w:space="0"/>
           <w:right w:val="single" w:color="000000" w:themeColor="accent4" w:themeTint="9A" w:sz="4" w:space="0"/>
         </w:tcBorders>
       </w:tcPr>
@@ -15284,10 +17138,10 @@
       <w:tcPr>
         <w:shd w:val="clear" w:color="ffffff" w:themeColor="light1" w:fill="ffffff" w:themeFill="light1"/>
         <w:tcBorders>
-          <w:top w:val="none"/>
-          <w:left w:val="none"/>
+          <w:top w:val="none" w:color="000000" w:sz="4" w:space="0"/>
+          <w:left w:val="none" w:color="000000" w:sz="4" w:space="0"/>
           <w:bottom w:val="single" w:color="000000" w:themeColor="accent4" w:themeTint="9A" w:sz="4" w:space="0"/>
-          <w:right w:val="none"/>
+          <w:right w:val="none" w:color="000000" w:sz="4" w:space="0"/>
         </w:tcBorders>
       </w:tcPr>
     </w:tblStylePr>
@@ -15307,12 +17161,12 @@
         <w:tblBorders/>
       </w:tblPr>
       <w:tcPr>
-        <w:shd w:color="ffffff"/>
+        <w:shd w:val="clear" w:color="ffffff"/>
         <w:tcBorders>
-          <w:top w:val="none"/>
+          <w:top w:val="none" w:color="000000" w:sz="4" w:space="0"/>
           <w:left w:val="single" w:color="000000" w:themeColor="accent4" w:themeTint="9A" w:sz="4" w:space="0"/>
-          <w:bottom w:val="none"/>
-          <w:right w:val="none"/>
+          <w:bottom w:val="none" w:color="000000" w:sz="4" w:space="0"/>
+          <w:right w:val="none" w:color="000000" w:sz="4" w:space="0"/>
         </w:tcBorders>
       </w:tcPr>
     </w:tblStylePr>
@@ -15335,9 +17189,9 @@
         <w:shd w:val="clear" w:color="ffffff" w:themeColor="light1" w:fill="ffffff" w:themeFill="light1"/>
         <w:tcBorders>
           <w:top w:val="single" w:color="000000" w:themeColor="accent4" w:themeTint="9A" w:sz="4" w:space="0"/>
-          <w:left w:val="none"/>
-          <w:bottom w:val="none"/>
-          <w:right w:val="none"/>
+          <w:left w:val="none" w:color="000000" w:sz="4" w:space="0"/>
+          <w:bottom w:val="none" w:color="000000" w:sz="4" w:space="0"/>
+          <w:right w:val="none" w:color="000000" w:sz="4" w:space="0"/>
         </w:tcBorders>
       </w:tcPr>
     </w:tblStylePr>
@@ -15407,9 +17261,9 @@
       </w:tcPr>
     </w:tblStylePr>
   </w:style>
-  <w:style w:type="table" w:styleId="66">
+  <w:style w:type="table" w:styleId="755">
     <w:name w:val="Grid Table 7 Colorful - Accent 5"/>
-    <w:basedOn w:val="665"/>
+    <w:basedOn w:val="887"/>
     <w:uiPriority w:val="99"/>
     <w:pPr>
       <w:pBdr/>
@@ -15511,11 +17365,11 @@
         <w:tblBorders/>
       </w:tblPr>
       <w:tcPr>
-        <w:shd w:color="ffffff"/>
+        <w:shd w:val="clear" w:color="ffffff"/>
         <w:tcBorders>
-          <w:top w:val="none"/>
-          <w:left w:val="none"/>
-          <w:bottom w:val="none"/>
+          <w:top w:val="none" w:color="000000" w:sz="4" w:space="0"/>
+          <w:left w:val="none" w:color="000000" w:sz="4" w:space="0"/>
+          <w:bottom w:val="none" w:color="000000" w:sz="4" w:space="0"/>
           <w:right w:val="single" w:color="000000" w:themeColor="accent5" w:themeTint="90" w:sz="4" w:space="0"/>
         </w:tcBorders>
       </w:tcPr>
@@ -15538,10 +17392,10 @@
       <w:tcPr>
         <w:shd w:val="clear" w:color="ffffff" w:themeColor="light1" w:fill="ffffff" w:themeFill="light1"/>
         <w:tcBorders>
-          <w:top w:val="none"/>
-          <w:left w:val="none"/>
+          <w:top w:val="none" w:color="000000" w:sz="4" w:space="0"/>
+          <w:left w:val="none" w:color="000000" w:sz="4" w:space="0"/>
           <w:bottom w:val="single" w:color="000000" w:themeColor="accent5" w:themeTint="90" w:sz="4" w:space="0"/>
-          <w:right w:val="none"/>
+          <w:right w:val="none" w:color="000000" w:sz="4" w:space="0"/>
         </w:tcBorders>
       </w:tcPr>
     </w:tblStylePr>
@@ -15561,12 +17415,12 @@
         <w:tblBorders/>
       </w:tblPr>
       <w:tcPr>
-        <w:shd w:color="ffffff"/>
+        <w:shd w:val="clear" w:color="ffffff"/>
         <w:tcBorders>
-          <w:top w:val="none"/>
+          <w:top w:val="none" w:color="000000" w:sz="4" w:space="0"/>
           <w:left w:val="single" w:color="000000" w:themeColor="accent5" w:themeTint="90" w:sz="4" w:space="0"/>
-          <w:bottom w:val="none"/>
-          <w:right w:val="none"/>
+          <w:bottom w:val="none" w:color="000000" w:sz="4" w:space="0"/>
+          <w:right w:val="none" w:color="000000" w:sz="4" w:space="0"/>
         </w:tcBorders>
       </w:tcPr>
     </w:tblStylePr>
@@ -15589,9 +17443,9 @@
         <w:shd w:val="clear" w:color="ffffff" w:themeColor="light1" w:fill="ffffff" w:themeFill="light1"/>
         <w:tcBorders>
           <w:top w:val="single" w:color="000000" w:themeColor="accent5" w:themeTint="90" w:sz="4" w:space="0"/>
-          <w:left w:val="none"/>
-          <w:bottom w:val="none"/>
-          <w:right w:val="none"/>
+          <w:left w:val="none" w:color="000000" w:sz="4" w:space="0"/>
+          <w:bottom w:val="none" w:color="000000" w:sz="4" w:space="0"/>
+          <w:right w:val="none" w:color="000000" w:sz="4" w:space="0"/>
         </w:tcBorders>
       </w:tcPr>
     </w:tblStylePr>
@@ -15661,9 +17515,9 @@
       </w:tcPr>
     </w:tblStylePr>
   </w:style>
-  <w:style w:type="table" w:styleId="67">
+  <w:style w:type="table" w:styleId="756">
     <w:name w:val="Grid Table 7 Colorful - Accent 6"/>
-    <w:basedOn w:val="665"/>
+    <w:basedOn w:val="887"/>
     <w:uiPriority w:val="99"/>
     <w:pPr>
       <w:pBdr/>
@@ -15765,11 +17619,11 @@
         <w:tblBorders/>
       </w:tblPr>
       <w:tcPr>
-        <w:shd w:color="ffffff"/>
+        <w:shd w:val="clear" w:color="ffffff"/>
         <w:tcBorders>
-          <w:top w:val="none"/>
-          <w:left w:val="none"/>
-          <w:bottom w:val="none"/>
+          <w:top w:val="none" w:color="000000" w:sz="4" w:space="0"/>
+          <w:left w:val="none" w:color="000000" w:sz="4" w:space="0"/>
+          <w:bottom w:val="none" w:color="000000" w:sz="4" w:space="0"/>
           <w:right w:val="single" w:color="000000" w:themeColor="accent6" w:themeTint="90" w:sz="4" w:space="0"/>
         </w:tcBorders>
       </w:tcPr>
@@ -15792,10 +17646,10 @@
       <w:tcPr>
         <w:shd w:val="clear" w:color="ffffff" w:themeColor="light1" w:fill="ffffff" w:themeFill="light1"/>
         <w:tcBorders>
-          <w:top w:val="none"/>
-          <w:left w:val="none"/>
+          <w:top w:val="none" w:color="000000" w:sz="4" w:space="0"/>
+          <w:left w:val="none" w:color="000000" w:sz="4" w:space="0"/>
           <w:bottom w:val="single" w:color="000000" w:themeColor="accent6" w:themeTint="90" w:sz="4" w:space="0"/>
-          <w:right w:val="none"/>
+          <w:right w:val="none" w:color="000000" w:sz="4" w:space="0"/>
         </w:tcBorders>
       </w:tcPr>
     </w:tblStylePr>
@@ -15815,12 +17669,12 @@
         <w:tblBorders/>
       </w:tblPr>
       <w:tcPr>
-        <w:shd w:color="ffffff"/>
+        <w:shd w:val="clear" w:color="ffffff"/>
         <w:tcBorders>
-          <w:top w:val="none"/>
+          <w:top w:val="none" w:color="000000" w:sz="4" w:space="0"/>
           <w:left w:val="single" w:color="000000" w:themeColor="accent6" w:themeTint="90" w:sz="4" w:space="0"/>
-          <w:bottom w:val="none"/>
-          <w:right w:val="none"/>
+          <w:bottom w:val="none" w:color="000000" w:sz="4" w:space="0"/>
+          <w:right w:val="none" w:color="000000" w:sz="4" w:space="0"/>
         </w:tcBorders>
       </w:tcPr>
     </w:tblStylePr>
@@ -15843,9 +17697,9 @@
         <w:shd w:val="clear" w:color="ffffff" w:themeColor="light1" w:fill="ffffff" w:themeFill="light1"/>
         <w:tcBorders>
           <w:top w:val="single" w:color="000000" w:themeColor="accent6" w:themeTint="90" w:sz="4" w:space="0"/>
-          <w:left w:val="none"/>
-          <w:bottom w:val="none"/>
-          <w:right w:val="none"/>
+          <w:left w:val="none" w:color="000000" w:sz="4" w:space="0"/>
+          <w:bottom w:val="none" w:color="000000" w:sz="4" w:space="0"/>
+          <w:right w:val="none" w:color="000000" w:sz="4" w:space="0"/>
         </w:tcBorders>
       </w:tcPr>
     </w:tblStylePr>
@@ -15915,9 +17769,9 @@
       </w:tcPr>
     </w:tblStylePr>
   </w:style>
-  <w:style w:type="table" w:styleId="68">
+  <w:style w:type="table" w:styleId="757">
     <w:name w:val="List Table 1 Light"/>
-    <w:basedOn w:val="665"/>
+    <w:basedOn w:val="887"/>
     <w:uiPriority w:val="99"/>
     <w:pPr>
       <w:pBdr/>
@@ -16131,9 +17985,9 @@
       </w:tcPr>
     </w:tblStylePr>
   </w:style>
-  <w:style w:type="table" w:styleId="69">
+  <w:style w:type="table" w:styleId="758">
     <w:name w:val="List Table 1 Light - Accent 1"/>
-    <w:basedOn w:val="665"/>
+    <w:basedOn w:val="887"/>
     <w:uiPriority w:val="99"/>
     <w:pPr>
       <w:pBdr/>
@@ -16347,9 +18201,9 @@
       </w:tcPr>
     </w:tblStylePr>
   </w:style>
-  <w:style w:type="table" w:styleId="70">
+  <w:style w:type="table" w:styleId="759">
     <w:name w:val="List Table 1 Light - Accent 2"/>
-    <w:basedOn w:val="665"/>
+    <w:basedOn w:val="887"/>
     <w:uiPriority w:val="99"/>
     <w:pPr>
       <w:pBdr/>
@@ -16563,9 +18417,9 @@
       </w:tcPr>
     </w:tblStylePr>
   </w:style>
-  <w:style w:type="table" w:styleId="71">
+  <w:style w:type="table" w:styleId="760">
     <w:name w:val="List Table 1 Light - Accent 3"/>
-    <w:basedOn w:val="665"/>
+    <w:basedOn w:val="887"/>
     <w:uiPriority w:val="99"/>
     <w:pPr>
       <w:pBdr/>
@@ -16779,9 +18633,9 @@
       </w:tcPr>
     </w:tblStylePr>
   </w:style>
-  <w:style w:type="table" w:styleId="72">
+  <w:style w:type="table" w:styleId="761">
     <w:name w:val="List Table 1 Light - Accent 4"/>
-    <w:basedOn w:val="665"/>
+    <w:basedOn w:val="887"/>
     <w:uiPriority w:val="99"/>
     <w:pPr>
       <w:pBdr/>
@@ -16995,9 +18849,9 @@
       </w:tcPr>
     </w:tblStylePr>
   </w:style>
-  <w:style w:type="table" w:styleId="73">
+  <w:style w:type="table" w:styleId="762">
     <w:name w:val="List Table 1 Light - Accent 5"/>
-    <w:basedOn w:val="665"/>
+    <w:basedOn w:val="887"/>
     <w:uiPriority w:val="99"/>
     <w:pPr>
       <w:pBdr/>
@@ -17211,9 +19065,9 @@
       </w:tcPr>
     </w:tblStylePr>
   </w:style>
-  <w:style w:type="table" w:styleId="74">
+  <w:style w:type="table" w:styleId="763">
     <w:name w:val="List Table 1 Light - Accent 6"/>
-    <w:basedOn w:val="665"/>
+    <w:basedOn w:val="887"/>
     <w:uiPriority w:val="99"/>
     <w:pPr>
       <w:pBdr/>
@@ -17427,9 +19281,9 @@
       </w:tcPr>
     </w:tblStylePr>
   </w:style>
-  <w:style w:type="table" w:styleId="75">
+  <w:style w:type="table" w:styleId="764">
     <w:name w:val="List Table 2"/>
-    <w:basedOn w:val="665"/>
+    <w:basedOn w:val="887"/>
     <w:uiPriority w:val="99"/>
     <w:pPr>
       <w:pBdr/>
@@ -17665,9 +19519,9 @@
       </w:tcPr>
     </w:tblStylePr>
   </w:style>
-  <w:style w:type="table" w:styleId="76">
+  <w:style w:type="table" w:styleId="765">
     <w:name w:val="List Table 2 - Accent 1"/>
-    <w:basedOn w:val="665"/>
+    <w:basedOn w:val="887"/>
     <w:uiPriority w:val="99"/>
     <w:pPr>
       <w:pBdr/>
@@ -17903,9 +19757,9 @@
       </w:tcPr>
     </w:tblStylePr>
   </w:style>
-  <w:style w:type="table" w:styleId="77">
+  <w:style w:type="table" w:styleId="766">
     <w:name w:val="List Table 2 - Accent 2"/>
-    <w:basedOn w:val="665"/>
+    <w:basedOn w:val="887"/>
     <w:uiPriority w:val="99"/>
     <w:pPr>
       <w:pBdr/>
@@ -18141,9 +19995,9 @@
       </w:tcPr>
     </w:tblStylePr>
   </w:style>
-  <w:style w:type="table" w:styleId="78">
+  <w:style w:type="table" w:styleId="767">
     <w:name w:val="List Table 2 - Accent 3"/>
-    <w:basedOn w:val="665"/>
+    <w:basedOn w:val="887"/>
     <w:uiPriority w:val="99"/>
     <w:pPr>
       <w:pBdr/>
@@ -18379,9 +20233,9 @@
       </w:tcPr>
     </w:tblStylePr>
   </w:style>
-  <w:style w:type="table" w:styleId="79">
+  <w:style w:type="table" w:styleId="768">
     <w:name w:val="List Table 2 - Accent 4"/>
-    <w:basedOn w:val="665"/>
+    <w:basedOn w:val="887"/>
     <w:uiPriority w:val="99"/>
     <w:pPr>
       <w:pBdr/>
@@ -18617,9 +20471,9 @@
       </w:tcPr>
     </w:tblStylePr>
   </w:style>
-  <w:style w:type="table" w:styleId="80">
+  <w:style w:type="table" w:styleId="769">
     <w:name w:val="List Table 2 - Accent 5"/>
-    <w:basedOn w:val="665"/>
+    <w:basedOn w:val="887"/>
     <w:uiPriority w:val="99"/>
     <w:pPr>
       <w:pBdr/>
@@ -18855,9 +20709,9 @@
       </w:tcPr>
     </w:tblStylePr>
   </w:style>
-  <w:style w:type="table" w:styleId="81">
+  <w:style w:type="table" w:styleId="770">
     <w:name w:val="List Table 2 - Accent 6"/>
-    <w:basedOn w:val="665"/>
+    <w:basedOn w:val="887"/>
     <w:uiPriority w:val="99"/>
     <w:pPr>
       <w:pBdr/>
@@ -19093,9 +20947,9 @@
       </w:tcPr>
     </w:tblStylePr>
   </w:style>
-  <w:style w:type="table" w:styleId="82">
+  <w:style w:type="table" w:styleId="771">
     <w:name w:val="List Table 3"/>
-    <w:basedOn w:val="665"/>
+    <w:basedOn w:val="887"/>
     <w:uiPriority w:val="99"/>
     <w:pPr>
       <w:pBdr/>
@@ -19321,9 +21175,9 @@
       </w:tcPr>
     </w:tblStylePr>
   </w:style>
-  <w:style w:type="table" w:styleId="83">
+  <w:style w:type="table" w:styleId="772">
     <w:name w:val="List Table 3 - Accent 1"/>
-    <w:basedOn w:val="665"/>
+    <w:basedOn w:val="887"/>
     <w:uiPriority w:val="99"/>
     <w:pPr>
       <w:pBdr/>
@@ -19549,9 +21403,9 @@
       </w:tcPr>
     </w:tblStylePr>
   </w:style>
-  <w:style w:type="table" w:styleId="84">
+  <w:style w:type="table" w:styleId="773">
     <w:name w:val="List Table 3 - Accent 2"/>
-    <w:basedOn w:val="665"/>
+    <w:basedOn w:val="887"/>
     <w:uiPriority w:val="99"/>
     <w:pPr>
       <w:pBdr/>
@@ -19777,9 +21631,9 @@
       </w:tcPr>
     </w:tblStylePr>
   </w:style>
-  <w:style w:type="table" w:styleId="85">
+  <w:style w:type="table" w:styleId="774">
     <w:name w:val="List Table 3 - Accent 3"/>
-    <w:basedOn w:val="665"/>
+    <w:basedOn w:val="887"/>
     <w:uiPriority w:val="99"/>
     <w:pPr>
       <w:pBdr/>
@@ -20005,9 +21859,9 @@
       </w:tcPr>
     </w:tblStylePr>
   </w:style>
-  <w:style w:type="table" w:styleId="86">
+  <w:style w:type="table" w:styleId="775">
     <w:name w:val="List Table 3 - Accent 4"/>
-    <w:basedOn w:val="665"/>
+    <w:basedOn w:val="887"/>
     <w:uiPriority w:val="99"/>
     <w:pPr>
       <w:pBdr/>
@@ -20233,9 +22087,9 @@
       </w:tcPr>
     </w:tblStylePr>
   </w:style>
-  <w:style w:type="table" w:styleId="87">
+  <w:style w:type="table" w:styleId="776">
     <w:name w:val="List Table 3 - Accent 5"/>
-    <w:basedOn w:val="665"/>
+    <w:basedOn w:val="887"/>
     <w:uiPriority w:val="99"/>
     <w:pPr>
       <w:pBdr/>
@@ -20461,9 +22315,9 @@
       </w:tcPr>
     </w:tblStylePr>
   </w:style>
-  <w:style w:type="table" w:styleId="88">
+  <w:style w:type="table" w:styleId="777">
     <w:name w:val="List Table 3 - Accent 6"/>
-    <w:basedOn w:val="665"/>
+    <w:basedOn w:val="887"/>
     <w:uiPriority w:val="99"/>
     <w:pPr>
       <w:pBdr/>
@@ -20689,9 +22543,9 @@
       </w:tcPr>
     </w:tblStylePr>
   </w:style>
-  <w:style w:type="table" w:styleId="89">
+  <w:style w:type="table" w:styleId="778">
     <w:name w:val="List Table 4"/>
-    <w:basedOn w:val="665"/>
+    <w:basedOn w:val="887"/>
     <w:uiPriority w:val="99"/>
     <w:pPr>
       <w:pBdr/>
@@ -20914,9 +22768,9 @@
       </w:tcPr>
     </w:tblStylePr>
   </w:style>
-  <w:style w:type="table" w:styleId="90">
+  <w:style w:type="table" w:styleId="779">
     <w:name w:val="List Table 4 - Accent 1"/>
-    <w:basedOn w:val="665"/>
+    <w:basedOn w:val="887"/>
     <w:uiPriority w:val="99"/>
     <w:pPr>
       <w:pBdr/>
@@ -21139,9 +22993,9 @@
       </w:tcPr>
     </w:tblStylePr>
   </w:style>
-  <w:style w:type="table" w:styleId="91">
+  <w:style w:type="table" w:styleId="780">
     <w:name w:val="List Table 4 - Accent 2"/>
-    <w:basedOn w:val="665"/>
+    <w:basedOn w:val="887"/>
     <w:uiPriority w:val="99"/>
     <w:pPr>
       <w:pBdr/>
@@ -21364,9 +23218,9 @@
       </w:tcPr>
     </w:tblStylePr>
   </w:style>
-  <w:style w:type="table" w:styleId="92">
+  <w:style w:type="table" w:styleId="781">
     <w:name w:val="List Table 4 - Accent 3"/>
-    <w:basedOn w:val="665"/>
+    <w:basedOn w:val="887"/>
     <w:uiPriority w:val="99"/>
     <w:pPr>
       <w:pBdr/>
@@ -21589,9 +23443,9 @@
       </w:tcPr>
     </w:tblStylePr>
   </w:style>
-  <w:style w:type="table" w:styleId="93">
+  <w:style w:type="table" w:styleId="782">
     <w:name w:val="List Table 4 - Accent 4"/>
-    <w:basedOn w:val="665"/>
+    <w:basedOn w:val="887"/>
     <w:uiPriority w:val="99"/>
     <w:pPr>
       <w:pBdr/>
@@ -21814,9 +23668,9 @@
       </w:tcPr>
     </w:tblStylePr>
   </w:style>
-  <w:style w:type="table" w:styleId="94">
+  <w:style w:type="table" w:styleId="783">
     <w:name w:val="List Table 4 - Accent 5"/>
-    <w:basedOn w:val="665"/>
+    <w:basedOn w:val="887"/>
     <w:uiPriority w:val="99"/>
     <w:pPr>
       <w:pBdr/>
@@ -22039,9 +23893,9 @@
       </w:tcPr>
     </w:tblStylePr>
   </w:style>
-  <w:style w:type="table" w:styleId="95">
+  <w:style w:type="table" w:styleId="784">
     <w:name w:val="List Table 4 - Accent 6"/>
-    <w:basedOn w:val="665"/>
+    <w:basedOn w:val="887"/>
     <w:uiPriority w:val="99"/>
     <w:pPr>
       <w:pBdr/>
@@ -22264,9 +24118,9 @@
       </w:tcPr>
     </w:tblStylePr>
   </w:style>
-  <w:style w:type="table" w:styleId="96">
+  <w:style w:type="table" w:styleId="785">
     <w:name w:val="List Table 5 Dark"/>
-    <w:basedOn w:val="665"/>
+    <w:basedOn w:val="887"/>
     <w:uiPriority w:val="99"/>
     <w:pPr>
       <w:pBdr/>
@@ -22506,9 +24360,9 @@
       </w:tcPr>
     </w:tblStylePr>
   </w:style>
-  <w:style w:type="table" w:styleId="97">
+  <w:style w:type="table" w:styleId="786">
     <w:name w:val="List Table 5 Dark - Accent 1"/>
-    <w:basedOn w:val="665"/>
+    <w:basedOn w:val="887"/>
     <w:uiPriority w:val="99"/>
     <w:pPr>
       <w:pBdr/>
@@ -22748,9 +24602,9 @@
       </w:tcPr>
     </w:tblStylePr>
   </w:style>
-  <w:style w:type="table" w:styleId="98">
+  <w:style w:type="table" w:styleId="787">
     <w:name w:val="List Table 5 Dark - Accent 2"/>
-    <w:basedOn w:val="665"/>
+    <w:basedOn w:val="887"/>
     <w:uiPriority w:val="99"/>
     <w:pPr>
       <w:pBdr/>
@@ -22990,9 +24844,9 @@
       </w:tcPr>
     </w:tblStylePr>
   </w:style>
-  <w:style w:type="table" w:styleId="99">
+  <w:style w:type="table" w:styleId="788">
     <w:name w:val="List Table 5 Dark - Accent 3"/>
-    <w:basedOn w:val="665"/>
+    <w:basedOn w:val="887"/>
     <w:uiPriority w:val="99"/>
     <w:pPr>
       <w:pBdr/>
@@ -23232,9 +25086,9 @@
       </w:tcPr>
     </w:tblStylePr>
   </w:style>
-  <w:style w:type="table" w:styleId="100">
+  <w:style w:type="table" w:styleId="789">
     <w:name w:val="List Table 5 Dark - Accent 4"/>
-    <w:basedOn w:val="665"/>
+    <w:basedOn w:val="887"/>
     <w:uiPriority w:val="99"/>
     <w:pPr>
       <w:pBdr/>
@@ -23474,9 +25328,9 @@
       </w:tcPr>
     </w:tblStylePr>
   </w:style>
-  <w:style w:type="table" w:styleId="101">
+  <w:style w:type="table" w:styleId="790">
     <w:name w:val="List Table 5 Dark - Accent 5"/>
-    <w:basedOn w:val="665"/>
+    <w:basedOn w:val="887"/>
     <w:uiPriority w:val="99"/>
     <w:pPr>
       <w:pBdr/>
@@ -23716,9 +25570,9 @@
       </w:tcPr>
     </w:tblStylePr>
   </w:style>
-  <w:style w:type="table" w:styleId="102">
+  <w:style w:type="table" w:styleId="791">
     <w:name w:val="List Table 5 Dark - Accent 6"/>
-    <w:basedOn w:val="665"/>
+    <w:basedOn w:val="887"/>
     <w:uiPriority w:val="99"/>
     <w:pPr>
       <w:pBdr/>
@@ -23958,9 +25812,9 @@
       </w:tcPr>
     </w:tblStylePr>
   </w:style>
-  <w:style w:type="table" w:styleId="103">
+  <w:style w:type="table" w:styleId="792">
     <w:name w:val="List Table 6 Colorful"/>
-    <w:basedOn w:val="665"/>
+    <w:basedOn w:val="887"/>
     <w:uiPriority w:val="99"/>
     <w:pPr>
       <w:pBdr/>
@@ -24181,9 +26035,9 @@
       </w:tcPr>
     </w:tblStylePr>
   </w:style>
-  <w:style w:type="table" w:styleId="104">
+  <w:style w:type="table" w:styleId="793">
     <w:name w:val="List Table 6 Colorful - Accent 1"/>
-    <w:basedOn w:val="665"/>
+    <w:basedOn w:val="887"/>
     <w:uiPriority w:val="99"/>
     <w:pPr>
       <w:pBdr/>
@@ -24404,9 +26258,9 @@
       </w:tcPr>
     </w:tblStylePr>
   </w:style>
-  <w:style w:type="table" w:styleId="105">
+  <w:style w:type="table" w:styleId="794">
     <w:name w:val="List Table 6 Colorful - Accent 2"/>
-    <w:basedOn w:val="665"/>
+    <w:basedOn w:val="887"/>
     <w:uiPriority w:val="99"/>
     <w:pPr>
       <w:pBdr/>
@@ -24627,9 +26481,9 @@
       </w:tcPr>
     </w:tblStylePr>
   </w:style>
-  <w:style w:type="table" w:styleId="106">
+  <w:style w:type="table" w:styleId="795">
     <w:name w:val="List Table 6 Colorful - Accent 3"/>
-    <w:basedOn w:val="665"/>
+    <w:basedOn w:val="887"/>
     <w:uiPriority w:val="99"/>
     <w:pPr>
       <w:pBdr/>
@@ -24850,9 +26704,9 @@
       </w:tcPr>
     </w:tblStylePr>
   </w:style>
-  <w:style w:type="table" w:styleId="107">
+  <w:style w:type="table" w:styleId="796">
     <w:name w:val="List Table 6 Colorful - Accent 4"/>
-    <w:basedOn w:val="665"/>
+    <w:basedOn w:val="887"/>
     <w:uiPriority w:val="99"/>
     <w:pPr>
       <w:pBdr/>
@@ -25073,9 +26927,9 @@
       </w:tcPr>
     </w:tblStylePr>
   </w:style>
-  <w:style w:type="table" w:styleId="108">
+  <w:style w:type="table" w:styleId="797">
     <w:name w:val="List Table 6 Colorful - Accent 5"/>
-    <w:basedOn w:val="665"/>
+    <w:basedOn w:val="887"/>
     <w:uiPriority w:val="99"/>
     <w:pPr>
       <w:pBdr/>
@@ -25296,9 +27150,9 @@
       </w:tcPr>
     </w:tblStylePr>
   </w:style>
-  <w:style w:type="table" w:styleId="109">
+  <w:style w:type="table" w:styleId="798">
     <w:name w:val="List Table 6 Colorful - Accent 6"/>
-    <w:basedOn w:val="665"/>
+    <w:basedOn w:val="887"/>
     <w:uiPriority w:val="99"/>
     <w:pPr>
       <w:pBdr/>
@@ -25519,9 +27373,9 @@
       </w:tcPr>
     </w:tblStylePr>
   </w:style>
-  <w:style w:type="table" w:styleId="110">
+  <w:style w:type="table" w:styleId="799">
     <w:name w:val="List Table 7 Colorful"/>
-    <w:basedOn w:val="665"/>
+    <w:basedOn w:val="887"/>
     <w:uiPriority w:val="99"/>
     <w:pPr>
       <w:pBdr/>
@@ -25620,11 +27474,11 @@
         <w:tblBorders/>
       </w:tblPr>
       <w:tcPr>
-        <w:shd w:color="ffffff"/>
+        <w:shd w:val="clear" w:color="ffffff"/>
         <w:tcBorders>
-          <w:top w:val="none"/>
-          <w:left w:val="none"/>
-          <w:bottom w:val="none"/>
+          <w:top w:val="none" w:color="000000" w:sz="4" w:space="0"/>
+          <w:left w:val="none" w:color="000000" w:sz="4" w:space="0"/>
+          <w:bottom w:val="none" w:color="000000" w:sz="4" w:space="0"/>
           <w:right w:val="single" w:color="000000" w:themeColor="text1" w:themeTint="80" w:sz="4" w:space="0"/>
         </w:tcBorders>
       </w:tcPr>
@@ -25647,10 +27501,10 @@
       <w:tcPr>
         <w:shd w:val="clear" w:color="ffffff" w:themeColor="light1" w:fill="ffffff" w:themeFill="light1"/>
         <w:tcBorders>
-          <w:top w:val="none"/>
-          <w:left w:val="none"/>
+          <w:top w:val="none" w:color="000000" w:sz="4" w:space="0"/>
+          <w:left w:val="none" w:color="000000" w:sz="4" w:space="0"/>
           <w:bottom w:val="single" w:color="000000" w:themeColor="text1" w:themeTint="80" w:sz="4" w:space="0"/>
-          <w:right w:val="none"/>
+          <w:right w:val="none" w:color="000000" w:sz="4" w:space="0"/>
         </w:tcBorders>
       </w:tcPr>
     </w:tblStylePr>
@@ -25670,12 +27524,12 @@
         <w:tblBorders/>
       </w:tblPr>
       <w:tcPr>
-        <w:shd w:color="ffffff"/>
+        <w:shd w:val="clear" w:color="ffffff"/>
         <w:tcBorders>
-          <w:top w:val="none"/>
+          <w:top w:val="none" w:color="000000" w:sz="4" w:space="0"/>
           <w:left w:val="single" w:color="000000" w:themeColor="text1" w:themeTint="80" w:sz="4" w:space="0"/>
-          <w:bottom w:val="none"/>
-          <w:right w:val="none"/>
+          <w:bottom w:val="none" w:color="000000" w:sz="4" w:space="0"/>
+          <w:right w:val="none" w:color="000000" w:sz="4" w:space="0"/>
         </w:tcBorders>
       </w:tcPr>
     </w:tblStylePr>
@@ -25698,9 +27552,9 @@
         <w:shd w:val="clear" w:color="ffffff" w:themeColor="light1" w:fill="ffffff" w:themeFill="light1"/>
         <w:tcBorders>
           <w:top w:val="single" w:color="000000" w:themeColor="text1" w:themeTint="80" w:sz="4" w:space="0"/>
-          <w:left w:val="none"/>
-          <w:bottom w:val="none"/>
-          <w:right w:val="none"/>
+          <w:left w:val="none" w:color="000000" w:sz="4" w:space="0"/>
+          <w:bottom w:val="none" w:color="000000" w:sz="4" w:space="0"/>
+          <w:right w:val="none" w:color="000000" w:sz="4" w:space="0"/>
         </w:tcBorders>
       </w:tcPr>
     </w:tblStylePr>
@@ -25775,9 +27629,9 @@
       </w:tcPr>
     </w:tblStylePr>
   </w:style>
-  <w:style w:type="table" w:styleId="111">
+  <w:style w:type="table" w:styleId="800">
     <w:name w:val="List Table 7 Colorful - Accent 1"/>
-    <w:basedOn w:val="665"/>
+    <w:basedOn w:val="887"/>
     <w:uiPriority w:val="99"/>
     <w:pPr>
       <w:pBdr/>
@@ -25876,11 +27730,11 @@
         <w:tblBorders/>
       </w:tblPr>
       <w:tcPr>
-        <w:shd w:color="ffffff"/>
+        <w:shd w:val="clear" w:color="ffffff"/>
         <w:tcBorders>
-          <w:top w:val="none"/>
-          <w:left w:val="none"/>
-          <w:bottom w:val="none"/>
+          <w:top w:val="none" w:color="000000" w:sz="4" w:space="0"/>
+          <w:left w:val="none" w:color="000000" w:sz="4" w:space="0"/>
+          <w:bottom w:val="none" w:color="000000" w:sz="4" w:space="0"/>
           <w:right w:val="single" w:color="000000" w:themeColor="accent1" w:sz="4" w:space="0"/>
         </w:tcBorders>
       </w:tcPr>
@@ -25903,10 +27757,10 @@
       <w:tcPr>
         <w:shd w:val="clear" w:color="ffffff" w:themeColor="light1" w:fill="ffffff" w:themeFill="light1"/>
         <w:tcBorders>
-          <w:top w:val="none"/>
-          <w:left w:val="none"/>
+          <w:top w:val="none" w:color="000000" w:sz="4" w:space="0"/>
+          <w:left w:val="none" w:color="000000" w:sz="4" w:space="0"/>
           <w:bottom w:val="single" w:color="000000" w:themeColor="accent1" w:sz="4" w:space="0"/>
-          <w:right w:val="none"/>
+          <w:right w:val="none" w:color="000000" w:sz="4" w:space="0"/>
         </w:tcBorders>
       </w:tcPr>
     </w:tblStylePr>
@@ -25926,12 +27780,12 @@
         <w:tblBorders/>
       </w:tblPr>
       <w:tcPr>
-        <w:shd w:color="ffffff"/>
+        <w:shd w:val="clear" w:color="ffffff"/>
         <w:tcBorders>
-          <w:top w:val="none"/>
+          <w:top w:val="none" w:color="000000" w:sz="4" w:space="0"/>
           <w:left w:val="single" w:color="000000" w:themeColor="accent1" w:sz="4" w:space="0"/>
-          <w:bottom w:val="none"/>
-          <w:right w:val="none"/>
+          <w:bottom w:val="none" w:color="000000" w:sz="4" w:space="0"/>
+          <w:right w:val="none" w:color="000000" w:sz="4" w:space="0"/>
         </w:tcBorders>
       </w:tcPr>
     </w:tblStylePr>
@@ -25954,9 +27808,9 @@
         <w:shd w:val="clear" w:color="ffffff" w:themeColor="light1" w:fill="ffffff" w:themeFill="light1"/>
         <w:tcBorders>
           <w:top w:val="single" w:color="000000" w:themeColor="accent1" w:sz="4" w:space="0"/>
-          <w:left w:val="none"/>
-          <w:bottom w:val="none"/>
-          <w:right w:val="none"/>
+          <w:left w:val="none" w:color="000000" w:sz="4" w:space="0"/>
+          <w:bottom w:val="none" w:color="000000" w:sz="4" w:space="0"/>
+          <w:right w:val="none" w:color="000000" w:sz="4" w:space="0"/>
         </w:tcBorders>
       </w:tcPr>
     </w:tblStylePr>
@@ -26031,9 +27885,9 @@
       </w:tcPr>
     </w:tblStylePr>
   </w:style>
-  <w:style w:type="table" w:styleId="112">
+  <w:style w:type="table" w:styleId="801">
     <w:name w:val="List Table 7 Colorful - Accent 2"/>
-    <w:basedOn w:val="665"/>
+    <w:basedOn w:val="887"/>
     <w:uiPriority w:val="99"/>
     <w:pPr>
       <w:pBdr/>
@@ -26132,11 +27986,11 @@
         <w:tblBorders/>
       </w:tblPr>
       <w:tcPr>
-        <w:shd w:color="ffffff"/>
+        <w:shd w:val="clear" w:color="ffffff"/>
         <w:tcBorders>
-          <w:top w:val="none"/>
-          <w:left w:val="none"/>
-          <w:bottom w:val="none"/>
+          <w:top w:val="none" w:color="000000" w:sz="4" w:space="0"/>
+          <w:left w:val="none" w:color="000000" w:sz="4" w:space="0"/>
+          <w:bottom w:val="none" w:color="000000" w:sz="4" w:space="0"/>
           <w:right w:val="single" w:color="000000" w:themeColor="accent2" w:themeTint="97" w:sz="4" w:space="0"/>
         </w:tcBorders>
       </w:tcPr>
@@ -26159,10 +28013,10 @@
       <w:tcPr>
         <w:shd w:val="clear" w:color="ffffff" w:themeColor="light1" w:fill="ffffff" w:themeFill="light1"/>
         <w:tcBorders>
-          <w:top w:val="none"/>
-          <w:left w:val="none"/>
+          <w:top w:val="none" w:color="000000" w:sz="4" w:space="0"/>
+          <w:left w:val="none" w:color="000000" w:sz="4" w:space="0"/>
           <w:bottom w:val="single" w:color="000000" w:themeColor="accent2" w:themeTint="97" w:sz="4" w:space="0"/>
-          <w:right w:val="none"/>
+          <w:right w:val="none" w:color="000000" w:sz="4" w:space="0"/>
         </w:tcBorders>
       </w:tcPr>
     </w:tblStylePr>
@@ -26182,12 +28036,12 @@
         <w:tblBorders/>
       </w:tblPr>
       <w:tcPr>
-        <w:shd w:color="ffffff"/>
+        <w:shd w:val="clear" w:color="ffffff"/>
         <w:tcBorders>
-          <w:top w:val="none"/>
+          <w:top w:val="none" w:color="000000" w:sz="4" w:space="0"/>
           <w:left w:val="single" w:color="000000" w:themeColor="accent2" w:themeTint="97" w:sz="4" w:space="0"/>
-          <w:bottom w:val="none"/>
-          <w:right w:val="none"/>
+          <w:bottom w:val="none" w:color="000000" w:sz="4" w:space="0"/>
+          <w:right w:val="none" w:color="000000" w:sz="4" w:space="0"/>
         </w:tcBorders>
       </w:tcPr>
     </w:tblStylePr>
@@ -26210,9 +28064,9 @@
         <w:shd w:val="clear" w:color="ffffff" w:themeColor="light1" w:fill="ffffff" w:themeFill="light1"/>
         <w:tcBorders>
           <w:top w:val="single" w:color="000000" w:themeColor="accent2" w:themeTint="97" w:sz="4" w:space="0"/>
-          <w:left w:val="none"/>
-          <w:bottom w:val="none"/>
-          <w:right w:val="none"/>
+          <w:left w:val="none" w:color="000000" w:sz="4" w:space="0"/>
+          <w:bottom w:val="none" w:color="000000" w:sz="4" w:space="0"/>
+          <w:right w:val="none" w:color="000000" w:sz="4" w:space="0"/>
         </w:tcBorders>
       </w:tcPr>
     </w:tblStylePr>
@@ -26287,9 +28141,9 @@
       </w:tcPr>
     </w:tblStylePr>
   </w:style>
-  <w:style w:type="table" w:styleId="113">
+  <w:style w:type="table" w:styleId="802">
     <w:name w:val="List Table 7 Colorful - Accent 3"/>
-    <w:basedOn w:val="665"/>
+    <w:basedOn w:val="887"/>
     <w:uiPriority w:val="99"/>
     <w:pPr>
       <w:pBdr/>
@@ -26388,11 +28242,11 @@
         <w:tblBorders/>
       </w:tblPr>
       <w:tcPr>
-        <w:shd w:color="ffffff"/>
+        <w:shd w:val="clear" w:color="ffffff"/>
         <w:tcBorders>
-          <w:top w:val="none"/>
-          <w:left w:val="none"/>
-          <w:bottom w:val="none"/>
+          <w:top w:val="none" w:color="000000" w:sz="4" w:space="0"/>
+          <w:left w:val="none" w:color="000000" w:sz="4" w:space="0"/>
+          <w:bottom w:val="none" w:color="000000" w:sz="4" w:space="0"/>
           <w:right w:val="single" w:color="000000" w:themeColor="accent3" w:themeTint="98" w:sz="4" w:space="0"/>
         </w:tcBorders>
       </w:tcPr>
@@ -26415,10 +28269,10 @@
       <w:tcPr>
         <w:shd w:val="clear" w:color="ffffff" w:themeColor="light1" w:fill="ffffff" w:themeFill="light1"/>
         <w:tcBorders>
-          <w:top w:val="none"/>
-          <w:left w:val="none"/>
+          <w:top w:val="none" w:color="000000" w:sz="4" w:space="0"/>
+          <w:left w:val="none" w:color="000000" w:sz="4" w:space="0"/>
           <w:bottom w:val="single" w:color="000000" w:themeColor="accent3" w:themeTint="98" w:sz="4" w:space="0"/>
-          <w:right w:val="none"/>
+          <w:right w:val="none" w:color="000000" w:sz="4" w:space="0"/>
         </w:tcBorders>
       </w:tcPr>
     </w:tblStylePr>
@@ -26438,12 +28292,12 @@
         <w:tblBorders/>
       </w:tblPr>
       <w:tcPr>
-        <w:shd w:color="ffffff"/>
+        <w:shd w:val="clear" w:color="ffffff"/>
         <w:tcBorders>
-          <w:top w:val="none"/>
+          <w:top w:val="none" w:color="000000" w:sz="4" w:space="0"/>
           <w:left w:val="single" w:color="000000" w:themeColor="accent3" w:themeTint="98" w:sz="4" w:space="0"/>
-          <w:bottom w:val="none"/>
-          <w:right w:val="none"/>
+          <w:bottom w:val="none" w:color="000000" w:sz="4" w:space="0"/>
+          <w:right w:val="none" w:color="000000" w:sz="4" w:space="0"/>
         </w:tcBorders>
       </w:tcPr>
     </w:tblStylePr>
@@ -26466,9 +28320,9 @@
         <w:shd w:val="clear" w:color="ffffff" w:themeColor="light1" w:fill="ffffff" w:themeFill="light1"/>
         <w:tcBorders>
           <w:top w:val="single" w:color="000000" w:themeColor="accent3" w:themeTint="98" w:sz="4" w:space="0"/>
-          <w:left w:val="none"/>
-          <w:bottom w:val="none"/>
-          <w:right w:val="none"/>
+          <w:left w:val="none" w:color="000000" w:sz="4" w:space="0"/>
+          <w:bottom w:val="none" w:color="000000" w:sz="4" w:space="0"/>
+          <w:right w:val="none" w:color="000000" w:sz="4" w:space="0"/>
         </w:tcBorders>
       </w:tcPr>
     </w:tblStylePr>
@@ -26543,9 +28397,9 @@
       </w:tcPr>
     </w:tblStylePr>
   </w:style>
-  <w:style w:type="table" w:styleId="114">
+  <w:style w:type="table" w:styleId="803">
     <w:name w:val="List Table 7 Colorful - Accent 4"/>
-    <w:basedOn w:val="665"/>
+    <w:basedOn w:val="887"/>
     <w:uiPriority w:val="99"/>
     <w:pPr>
       <w:pBdr/>
@@ -26644,11 +28498,11 @@
         <w:tblBorders/>
       </w:tblPr>
       <w:tcPr>
-        <w:shd w:color="ffffff"/>
+        <w:shd w:val="clear" w:color="ffffff"/>
         <w:tcBorders>
-          <w:top w:val="none"/>
-          <w:left w:val="none"/>
-          <w:bottom w:val="none"/>
+          <w:top w:val="none" w:color="000000" w:sz="4" w:space="0"/>
+          <w:left w:val="none" w:color="000000" w:sz="4" w:space="0"/>
+          <w:bottom w:val="none" w:color="000000" w:sz="4" w:space="0"/>
           <w:right w:val="single" w:color="000000" w:themeColor="accent4" w:themeTint="9A" w:sz="4" w:space="0"/>
         </w:tcBorders>
       </w:tcPr>
@@ -26671,10 +28525,10 @@
       <w:tcPr>
         <w:shd w:val="clear" w:color="ffffff" w:themeColor="light1" w:fill="ffffff" w:themeFill="light1"/>
         <w:tcBorders>
-          <w:top w:val="none"/>
-          <w:left w:val="none"/>
+          <w:top w:val="none" w:color="000000" w:sz="4" w:space="0"/>
+          <w:left w:val="none" w:color="000000" w:sz="4" w:space="0"/>
           <w:bottom w:val="single" w:color="000000" w:themeColor="accent4" w:themeTint="9A" w:sz="4" w:space="0"/>
-          <w:right w:val="none"/>
+          <w:right w:val="none" w:color="000000" w:sz="4" w:space="0"/>
         </w:tcBorders>
       </w:tcPr>
     </w:tblStylePr>
@@ -26694,12 +28548,12 @@
         <w:tblBorders/>
       </w:tblPr>
       <w:tcPr>
-        <w:shd w:color="ffffff"/>
+        <w:shd w:val="clear" w:color="ffffff"/>
         <w:tcBorders>
-          <w:top w:val="none"/>
+          <w:top w:val="none" w:color="000000" w:sz="4" w:space="0"/>
           <w:left w:val="single" w:color="000000" w:themeColor="accent4" w:themeTint="9A" w:sz="4" w:space="0"/>
-          <w:bottom w:val="none"/>
-          <w:right w:val="none"/>
+          <w:bottom w:val="none" w:color="000000" w:sz="4" w:space="0"/>
+          <w:right w:val="none" w:color="000000" w:sz="4" w:space="0"/>
         </w:tcBorders>
       </w:tcPr>
     </w:tblStylePr>
@@ -26722,9 +28576,9 @@
         <w:shd w:val="clear" w:color="ffffff" w:themeColor="light1" w:fill="ffffff" w:themeFill="light1"/>
         <w:tcBorders>
           <w:top w:val="single" w:color="000000" w:themeColor="accent4" w:themeTint="9A" w:sz="4" w:space="0"/>
-          <w:left w:val="none"/>
-          <w:bottom w:val="none"/>
-          <w:right w:val="none"/>
+          <w:left w:val="none" w:color="000000" w:sz="4" w:space="0"/>
+          <w:bottom w:val="none" w:color="000000" w:sz="4" w:space="0"/>
+          <w:right w:val="none" w:color="000000" w:sz="4" w:space="0"/>
         </w:tcBorders>
       </w:tcPr>
     </w:tblStylePr>
@@ -26799,9 +28653,9 @@
       </w:tcPr>
     </w:tblStylePr>
   </w:style>
-  <w:style w:type="table" w:styleId="115">
+  <w:style w:type="table" w:styleId="804">
     <w:name w:val="List Table 7 Colorful - Accent 5"/>
-    <w:basedOn w:val="665"/>
+    <w:basedOn w:val="887"/>
     <w:uiPriority w:val="99"/>
     <w:pPr>
       <w:pBdr/>
@@ -26900,11 +28754,11 @@
         <w:tblBorders/>
       </w:tblPr>
       <w:tcPr>
-        <w:shd w:color="ffffff"/>
+        <w:shd w:val="clear" w:color="ffffff"/>
         <w:tcBorders>
-          <w:top w:val="none"/>
-          <w:left w:val="none"/>
-          <w:bottom w:val="none"/>
+          <w:top w:val="none" w:color="000000" w:sz="4" w:space="0"/>
+          <w:left w:val="none" w:color="000000" w:sz="4" w:space="0"/>
+          <w:bottom w:val="none" w:color="000000" w:sz="4" w:space="0"/>
           <w:right w:val="single" w:color="000000" w:themeColor="accent5" w:themeTint="9A" w:sz="4" w:space="0"/>
         </w:tcBorders>
       </w:tcPr>
@@ -26927,10 +28781,10 @@
       <w:tcPr>
         <w:shd w:val="clear" w:color="ffffff" w:themeColor="light1" w:fill="ffffff" w:themeFill="light1"/>
         <w:tcBorders>
-          <w:top w:val="none"/>
-          <w:left w:val="none"/>
+          <w:top w:val="none" w:color="000000" w:sz="4" w:space="0"/>
+          <w:left w:val="none" w:color="000000" w:sz="4" w:space="0"/>
           <w:bottom w:val="single" w:color="000000" w:themeColor="accent5" w:themeTint="9A" w:sz="4" w:space="0"/>
-          <w:right w:val="none"/>
+          <w:right w:val="none" w:color="000000" w:sz="4" w:space="0"/>
         </w:tcBorders>
       </w:tcPr>
     </w:tblStylePr>
@@ -26950,12 +28804,12 @@
         <w:tblBorders/>
       </w:tblPr>
       <w:tcPr>
-        <w:shd w:color="ffffff"/>
+        <w:shd w:val="clear" w:color="ffffff"/>
         <w:tcBorders>
-          <w:top w:val="none"/>
+          <w:top w:val="none" w:color="000000" w:sz="4" w:space="0"/>
           <w:left w:val="single" w:color="000000" w:themeColor="accent5" w:themeTint="9A" w:sz="4" w:space="0"/>
-          <w:bottom w:val="none"/>
-          <w:right w:val="none"/>
+          <w:bottom w:val="none" w:color="000000" w:sz="4" w:space="0"/>
+          <w:right w:val="none" w:color="000000" w:sz="4" w:space="0"/>
         </w:tcBorders>
       </w:tcPr>
     </w:tblStylePr>
@@ -26978,9 +28832,9 @@
         <w:shd w:val="clear" w:color="ffffff" w:themeColor="light1" w:fill="ffffff" w:themeFill="light1"/>
         <w:tcBorders>
           <w:top w:val="single" w:color="000000" w:themeColor="accent5" w:themeTint="9A" w:sz="4" w:space="0"/>
-          <w:left w:val="none"/>
-          <w:bottom w:val="none"/>
-          <w:right w:val="none"/>
+          <w:left w:val="none" w:color="000000" w:sz="4" w:space="0"/>
+          <w:bottom w:val="none" w:color="000000" w:sz="4" w:space="0"/>
+          <w:right w:val="none" w:color="000000" w:sz="4" w:space="0"/>
         </w:tcBorders>
       </w:tcPr>
     </w:tblStylePr>
@@ -27055,9 +28909,9 @@
       </w:tcPr>
     </w:tblStylePr>
   </w:style>
-  <w:style w:type="table" w:styleId="116">
+  <w:style w:type="table" w:styleId="805">
     <w:name w:val="List Table 7 Colorful - Accent 6"/>
-    <w:basedOn w:val="665"/>
+    <w:basedOn w:val="887"/>
     <w:uiPriority w:val="99"/>
     <w:pPr>
       <w:pBdr/>
@@ -27156,11 +29010,11 @@
         <w:tblBorders/>
       </w:tblPr>
       <w:tcPr>
-        <w:shd w:color="ffffff"/>
+        <w:shd w:val="clear" w:color="ffffff"/>
         <w:tcBorders>
-          <w:top w:val="none"/>
-          <w:left w:val="none"/>
-          <w:bottom w:val="none"/>
+          <w:top w:val="none" w:color="000000" w:sz="4" w:space="0"/>
+          <w:left w:val="none" w:color="000000" w:sz="4" w:space="0"/>
+          <w:bottom w:val="none" w:color="000000" w:sz="4" w:space="0"/>
           <w:right w:val="single" w:color="000000" w:themeColor="accent6" w:themeTint="98" w:sz="4" w:space="0"/>
         </w:tcBorders>
       </w:tcPr>
@@ -27183,10 +29037,10 @@
       <w:tcPr>
         <w:shd w:val="clear" w:color="ffffff" w:themeColor="light1" w:fill="ffffff" w:themeFill="light1"/>
         <w:tcBorders>
-          <w:top w:val="none"/>
-          <w:left w:val="none"/>
+          <w:top w:val="none" w:color="000000" w:sz="4" w:space="0"/>
+          <w:left w:val="none" w:color="000000" w:sz="4" w:space="0"/>
           <w:bottom w:val="single" w:color="000000" w:themeColor="accent6" w:themeTint="98" w:sz="4" w:space="0"/>
-          <w:right w:val="none"/>
+          <w:right w:val="none" w:color="000000" w:sz="4" w:space="0"/>
         </w:tcBorders>
       </w:tcPr>
     </w:tblStylePr>
@@ -27206,12 +29060,12 @@
         <w:tblBorders/>
       </w:tblPr>
       <w:tcPr>
-        <w:shd w:color="ffffff"/>
+        <w:shd w:val="clear" w:color="ffffff"/>
         <w:tcBorders>
-          <w:top w:val="none"/>
+          <w:top w:val="none" w:color="000000" w:sz="4" w:space="0"/>
           <w:left w:val="single" w:color="000000" w:themeColor="accent6" w:themeTint="98" w:sz="4" w:space="0"/>
-          <w:bottom w:val="none"/>
-          <w:right w:val="none"/>
+          <w:bottom w:val="none" w:color="000000" w:sz="4" w:space="0"/>
+          <w:right w:val="none" w:color="000000" w:sz="4" w:space="0"/>
         </w:tcBorders>
       </w:tcPr>
     </w:tblStylePr>
@@ -27234,9 +29088,9 @@
         <w:shd w:val="clear" w:color="ffffff" w:themeColor="light1" w:fill="ffffff" w:themeFill="light1"/>
         <w:tcBorders>
           <w:top w:val="single" w:color="000000" w:themeColor="accent6" w:themeTint="98" w:sz="4" w:space="0"/>
-          <w:left w:val="none"/>
-          <w:bottom w:val="none"/>
-          <w:right w:val="none"/>
+          <w:left w:val="none" w:color="000000" w:sz="4" w:space="0"/>
+          <w:bottom w:val="none" w:color="000000" w:sz="4" w:space="0"/>
+          <w:right w:val="none" w:color="000000" w:sz="4" w:space="0"/>
         </w:tcBorders>
       </w:tcPr>
     </w:tblStylePr>
@@ -27311,9 +29165,9 @@
       </w:tcPr>
     </w:tblStylePr>
   </w:style>
-  <w:style w:type="table" w:styleId="117">
+  <w:style w:type="table" w:styleId="806">
     <w:name w:val="Lined - Accent"/>
-    <w:basedOn w:val="665"/>
+    <w:basedOn w:val="887"/>
     <w:uiPriority w:val="99"/>
     <w:pPr>
       <w:pBdr/>
@@ -27548,9 +29402,9 @@
       </w:tcPr>
     </w:tblStylePr>
   </w:style>
-  <w:style w:type="table" w:styleId="118">
+  <w:style w:type="table" w:styleId="807">
     <w:name w:val="Lined - Accent 1"/>
-    <w:basedOn w:val="665"/>
+    <w:basedOn w:val="887"/>
     <w:uiPriority w:val="99"/>
     <w:pPr>
       <w:pBdr/>
@@ -27785,9 +29639,9 @@
       </w:tcPr>
     </w:tblStylePr>
   </w:style>
-  <w:style w:type="table" w:styleId="119">
+  <w:style w:type="table" w:styleId="808">
     <w:name w:val="Lined - Accent 2"/>
-    <w:basedOn w:val="665"/>
+    <w:basedOn w:val="887"/>
     <w:uiPriority w:val="99"/>
     <w:pPr>
       <w:pBdr/>
@@ -28022,9 +29876,9 @@
       </w:tcPr>
     </w:tblStylePr>
   </w:style>
-  <w:style w:type="table" w:styleId="120">
+  <w:style w:type="table" w:styleId="809">
     <w:name w:val="Lined - Accent 3"/>
-    <w:basedOn w:val="665"/>
+    <w:basedOn w:val="887"/>
     <w:uiPriority w:val="99"/>
     <w:pPr>
       <w:pBdr/>
@@ -28259,9 +30113,9 @@
       </w:tcPr>
     </w:tblStylePr>
   </w:style>
-  <w:style w:type="table" w:styleId="121">
+  <w:style w:type="table" w:styleId="810">
     <w:name w:val="Lined - Accent 4"/>
-    <w:basedOn w:val="665"/>
+    <w:basedOn w:val="887"/>
     <w:uiPriority w:val="99"/>
     <w:pPr>
       <w:pBdr/>
@@ -28496,9 +30350,9 @@
       </w:tcPr>
     </w:tblStylePr>
   </w:style>
-  <w:style w:type="table" w:styleId="122">
+  <w:style w:type="table" w:styleId="811">
     <w:name w:val="Lined - Accent 5"/>
-    <w:basedOn w:val="665"/>
+    <w:basedOn w:val="887"/>
     <w:uiPriority w:val="99"/>
     <w:pPr>
       <w:pBdr/>
@@ -28733,9 +30587,9 @@
       </w:tcPr>
     </w:tblStylePr>
   </w:style>
-  <w:style w:type="table" w:styleId="123">
+  <w:style w:type="table" w:styleId="812">
     <w:name w:val="Lined - Accent 6"/>
-    <w:basedOn w:val="665"/>
+    <w:basedOn w:val="887"/>
     <w:uiPriority w:val="99"/>
     <w:pPr>
       <w:pBdr/>
@@ -28970,9 +30824,9 @@
       </w:tcPr>
     </w:tblStylePr>
   </w:style>
-  <w:style w:type="table" w:styleId="124">
+  <w:style w:type="table" w:styleId="813">
     <w:name w:val="Bordered &amp; Lined - Accent"/>
-    <w:basedOn w:val="665"/>
+    <w:basedOn w:val="887"/>
     <w:uiPriority w:val="99"/>
     <w:pPr>
       <w:pBdr/>
@@ -29214,9 +31068,9 @@
       </w:tcPr>
     </w:tblStylePr>
   </w:style>
-  <w:style w:type="table" w:styleId="125">
+  <w:style w:type="table" w:styleId="814">
     <w:name w:val="Bordered &amp; Lined - Accent 1"/>
-    <w:basedOn w:val="665"/>
+    <w:basedOn w:val="887"/>
     <w:uiPriority w:val="99"/>
     <w:pPr>
       <w:pBdr/>
@@ -29458,9 +31312,9 @@
       </w:tcPr>
     </w:tblStylePr>
   </w:style>
-  <w:style w:type="table" w:styleId="126">
+  <w:style w:type="table" w:styleId="815">
     <w:name w:val="Bordered &amp; Lined - Accent 2"/>
-    <w:basedOn w:val="665"/>
+    <w:basedOn w:val="887"/>
     <w:uiPriority w:val="99"/>
     <w:pPr>
       <w:pBdr/>
@@ -29702,9 +31556,9 @@
       </w:tcPr>
     </w:tblStylePr>
   </w:style>
-  <w:style w:type="table" w:styleId="127">
+  <w:style w:type="table" w:styleId="816">
     <w:name w:val="Bordered &amp; Lined - Accent 3"/>
-    <w:basedOn w:val="665"/>
+    <w:basedOn w:val="887"/>
     <w:uiPriority w:val="99"/>
     <w:pPr>
       <w:pBdr/>
@@ -29946,9 +31800,9 @@
       </w:tcPr>
     </w:tblStylePr>
   </w:style>
-  <w:style w:type="table" w:styleId="128">
+  <w:style w:type="table" w:styleId="817">
     <w:name w:val="Bordered &amp; Lined - Accent 4"/>
-    <w:basedOn w:val="665"/>
+    <w:basedOn w:val="887"/>
     <w:uiPriority w:val="99"/>
     <w:pPr>
       <w:pBdr/>
@@ -30190,9 +32044,9 @@
       </w:tcPr>
     </w:tblStylePr>
   </w:style>
-  <w:style w:type="table" w:styleId="129">
+  <w:style w:type="table" w:styleId="818">
     <w:name w:val="Bordered &amp; Lined - Accent 5"/>
-    <w:basedOn w:val="665"/>
+    <w:basedOn w:val="887"/>
     <w:uiPriority w:val="99"/>
     <w:pPr>
       <w:pBdr/>
@@ -30434,9 +32288,9 @@
       </w:tcPr>
     </w:tblStylePr>
   </w:style>
-  <w:style w:type="table" w:styleId="130">
+  <w:style w:type="table" w:styleId="819">
     <w:name w:val="Bordered &amp; Lined - Accent 6"/>
-    <w:basedOn w:val="665"/>
+    <w:basedOn w:val="887"/>
     <w:uiPriority w:val="99"/>
     <w:pPr>
       <w:pBdr/>
@@ -30678,9 +32532,9 @@
       </w:tcPr>
     </w:tblStylePr>
   </w:style>
-  <w:style w:type="table" w:styleId="131">
+  <w:style w:type="table" w:styleId="820">
     <w:name w:val="Bordered"/>
-    <w:basedOn w:val="665"/>
+    <w:basedOn w:val="887"/>
     <w:uiPriority w:val="99"/>
     <w:pPr>
       <w:pBdr/>
@@ -30909,9 +32763,9 @@
       </w:tcPr>
     </w:tblStylePr>
   </w:style>
-  <w:style w:type="table" w:styleId="132">
+  <w:style w:type="table" w:styleId="821">
     <w:name w:val="Bordered - Accent 1"/>
-    <w:basedOn w:val="665"/>
+    <w:basedOn w:val="887"/>
     <w:uiPriority w:val="99"/>
     <w:pPr>
       <w:pBdr/>
@@ -31140,9 +32994,9 @@
       </w:tcPr>
     </w:tblStylePr>
   </w:style>
-  <w:style w:type="table" w:styleId="133">
+  <w:style w:type="table" w:styleId="822">
     <w:name w:val="Bordered - Accent 2"/>
-    <w:basedOn w:val="665"/>
+    <w:basedOn w:val="887"/>
     <w:uiPriority w:val="99"/>
     <w:pPr>
       <w:pBdr/>
@@ -31371,9 +33225,9 @@
       </w:tcPr>
     </w:tblStylePr>
   </w:style>
-  <w:style w:type="table" w:styleId="134">
+  <w:style w:type="table" w:styleId="823">
     <w:name w:val="Bordered - Accent 3"/>
-    <w:basedOn w:val="665"/>
+    <w:basedOn w:val="887"/>
     <w:uiPriority w:val="99"/>
     <w:pPr>
       <w:pBdr/>
@@ -31602,9 +33456,9 @@
       </w:tcPr>
     </w:tblStylePr>
   </w:style>
-  <w:style w:type="table" w:styleId="135">
+  <w:style w:type="table" w:styleId="824">
     <w:name w:val="Bordered - Accent 4"/>
-    <w:basedOn w:val="665"/>
+    <w:basedOn w:val="887"/>
     <w:uiPriority w:val="99"/>
     <w:pPr>
       <w:pBdr/>
@@ -31833,9 +33687,9 @@
       </w:tcPr>
     </w:tblStylePr>
   </w:style>
-  <w:style w:type="table" w:styleId="136">
+  <w:style w:type="table" w:styleId="825">
     <w:name w:val="Bordered - Accent 5"/>
-    <w:basedOn w:val="665"/>
+    <w:basedOn w:val="887"/>
     <w:uiPriority w:val="99"/>
     <w:pPr>
       <w:pBdr/>
@@ -32064,9 +33918,9 @@
       </w:tcPr>
     </w:tblStylePr>
   </w:style>
-  <w:style w:type="table" w:styleId="137">
+  <w:style w:type="table" w:styleId="826">
     <w:name w:val="Bordered - Accent 6"/>
-    <w:basedOn w:val="665"/>
+    <w:basedOn w:val="887"/>
     <w:uiPriority w:val="99"/>
     <w:pPr>
       <w:pBdr/>
@@ -32295,11 +34149,11 @@
       </w:tcPr>
     </w:tblStylePr>
   </w:style>
-  <w:style w:type="paragraph" w:styleId="139">
+  <w:style w:type="paragraph" w:styleId="827">
     <w:name w:val="Heading 1"/>
-    <w:basedOn w:val="664"/>
-    <w:next w:val="664"/>
-    <w:link w:val="150"/>
+    <w:basedOn w:val="886"/>
+    <w:next w:val="886"/>
+    <w:link w:val="837"/>
     <w:uiPriority w:val="9"/>
     <w:qFormat/>
     <w:pPr>
@@ -32317,11 +34171,11 @@
       <w:szCs w:val="40"/>
     </w:rPr>
   </w:style>
-  <w:style w:type="paragraph" w:styleId="140">
+  <w:style w:type="paragraph" w:styleId="828">
     <w:name w:val="Heading 2"/>
-    <w:basedOn w:val="664"/>
-    <w:next w:val="664"/>
-    <w:link w:val="151"/>
+    <w:basedOn w:val="886"/>
+    <w:next w:val="886"/>
+    <w:link w:val="838"/>
     <w:uiPriority w:val="9"/>
     <w:unhideWhenUsed/>
     <w:qFormat/>
@@ -32340,11 +34194,11 @@
       <w:szCs w:val="32"/>
     </w:rPr>
   </w:style>
-  <w:style w:type="paragraph" w:styleId="141">
+  <w:style w:type="paragraph" w:styleId="829">
     <w:name w:val="Heading 3"/>
-    <w:basedOn w:val="664"/>
-    <w:next w:val="664"/>
-    <w:link w:val="152"/>
+    <w:basedOn w:val="886"/>
+    <w:next w:val="886"/>
+    <w:link w:val="839"/>
     <w:uiPriority w:val="9"/>
     <w:unhideWhenUsed/>
     <w:qFormat/>
@@ -32363,11 +34217,11 @@
       <w:szCs w:val="28"/>
     </w:rPr>
   </w:style>
-  <w:style w:type="paragraph" w:styleId="142">
+  <w:style w:type="paragraph" w:styleId="830">
     <w:name w:val="Heading 4"/>
-    <w:basedOn w:val="664"/>
-    <w:next w:val="664"/>
-    <w:link w:val="153"/>
+    <w:basedOn w:val="886"/>
+    <w:next w:val="886"/>
+    <w:link w:val="840"/>
     <w:uiPriority w:val="9"/>
     <w:unhideWhenUsed/>
     <w:qFormat/>
@@ -32386,11 +34240,11 @@
       <w:color w:val="0f4761" w:themeColor="accent1" w:themeShade="BF"/>
     </w:rPr>
   </w:style>
-  <w:style w:type="paragraph" w:styleId="143">
+  <w:style w:type="paragraph" w:styleId="831">
     <w:name w:val="Heading 5"/>
-    <w:basedOn w:val="664"/>
-    <w:next w:val="664"/>
-    <w:link w:val="154"/>
+    <w:basedOn w:val="886"/>
+    <w:next w:val="886"/>
+    <w:link w:val="841"/>
     <w:uiPriority w:val="9"/>
     <w:unhideWhenUsed/>
     <w:qFormat/>
@@ -32407,11 +34261,11 @@
       <w:color w:val="0f4761" w:themeColor="accent1" w:themeShade="BF"/>
     </w:rPr>
   </w:style>
-  <w:style w:type="paragraph" w:styleId="144">
+  <w:style w:type="paragraph" w:styleId="832">
     <w:name w:val="Heading 6"/>
-    <w:basedOn w:val="664"/>
-    <w:next w:val="664"/>
-    <w:link w:val="155"/>
+    <w:basedOn w:val="886"/>
+    <w:next w:val="886"/>
+    <w:link w:val="842"/>
     <w:uiPriority w:val="9"/>
     <w:unhideWhenUsed/>
     <w:qFormat/>
@@ -32430,11 +34284,11 @@
       <w:color w:val="595959" w:themeColor="text1" w:themeTint="A6"/>
     </w:rPr>
   </w:style>
-  <w:style w:type="paragraph" w:styleId="145">
+  <w:style w:type="paragraph" w:styleId="833">
     <w:name w:val="Heading 7"/>
-    <w:basedOn w:val="664"/>
-    <w:next w:val="664"/>
-    <w:link w:val="156"/>
+    <w:basedOn w:val="886"/>
+    <w:next w:val="886"/>
+    <w:link w:val="843"/>
     <w:uiPriority w:val="9"/>
     <w:unhideWhenUsed/>
     <w:qFormat/>
@@ -32451,11 +34305,11 @@
       <w:color w:val="595959" w:themeColor="text1" w:themeTint="A6"/>
     </w:rPr>
   </w:style>
-  <w:style w:type="paragraph" w:styleId="146">
+  <w:style w:type="paragraph" w:styleId="834">
     <w:name w:val="Heading 8"/>
-    <w:basedOn w:val="664"/>
-    <w:next w:val="664"/>
-    <w:link w:val="157"/>
+    <w:basedOn w:val="886"/>
+    <w:next w:val="886"/>
+    <w:link w:val="844"/>
     <w:uiPriority w:val="9"/>
     <w:unhideWhenUsed/>
     <w:qFormat/>
@@ -32474,11 +34328,11 @@
       <w:color w:val="272727" w:themeColor="text1" w:themeTint="D8"/>
     </w:rPr>
   </w:style>
-  <w:style w:type="paragraph" w:styleId="147">
+  <w:style w:type="paragraph" w:styleId="835">
     <w:name w:val="Heading 9"/>
-    <w:basedOn w:val="664"/>
-    <w:next w:val="664"/>
-    <w:link w:val="158"/>
+    <w:basedOn w:val="886"/>
+    <w:next w:val="886"/>
+    <w:link w:val="845"/>
     <w:uiPriority w:val="9"/>
     <w:unhideWhenUsed/>
     <w:qFormat/>
@@ -32497,7 +34351,7 @@
       <w:color w:val="272727" w:themeColor="text1" w:themeTint="D8"/>
     </w:rPr>
   </w:style>
-  <w:style w:type="character" w:styleId="148" w:default="1">
+  <w:style w:type="character" w:styleId="836" w:default="1">
     <w:name w:val="Default Paragraph Font"/>
     <w:uiPriority w:val="1"/>
     <w:semiHidden/>
@@ -32508,10 +34362,10 @@
       <w:ind/>
     </w:pPr>
   </w:style>
-  <w:style w:type="character" w:styleId="150">
+  <w:style w:type="character" w:styleId="837">
     <w:name w:val="Heading 1 Char"/>
-    <w:basedOn w:val="148"/>
-    <w:link w:val="139"/>
+    <w:basedOn w:val="836"/>
+    <w:link w:val="827"/>
     <w:uiPriority w:val="9"/>
     <w:pPr>
       <w:pBdr/>
@@ -32525,10 +34379,10 @@
       <w:szCs w:val="40"/>
     </w:rPr>
   </w:style>
-  <w:style w:type="character" w:styleId="151">
+  <w:style w:type="character" w:styleId="838">
     <w:name w:val="Heading 2 Char"/>
-    <w:basedOn w:val="148"/>
-    <w:link w:val="140"/>
+    <w:basedOn w:val="836"/>
+    <w:link w:val="828"/>
     <w:uiPriority w:val="9"/>
     <w:pPr>
       <w:pBdr/>
@@ -32542,10 +34396,10 @@
       <w:szCs w:val="32"/>
     </w:rPr>
   </w:style>
-  <w:style w:type="character" w:styleId="152">
+  <w:style w:type="character" w:styleId="839">
     <w:name w:val="Heading 3 Char"/>
-    <w:basedOn w:val="148"/>
-    <w:link w:val="141"/>
+    <w:basedOn w:val="836"/>
+    <w:link w:val="829"/>
     <w:uiPriority w:val="9"/>
     <w:pPr>
       <w:pBdr/>
@@ -32559,10 +34413,10 @@
       <w:szCs w:val="28"/>
     </w:rPr>
   </w:style>
-  <w:style w:type="character" w:styleId="153">
+  <w:style w:type="character" w:styleId="840">
     <w:name w:val="Heading 4 Char"/>
-    <w:basedOn w:val="148"/>
-    <w:link w:val="142"/>
+    <w:basedOn w:val="836"/>
+    <w:link w:val="830"/>
     <w:uiPriority w:val="9"/>
     <w:pPr>
       <w:pBdr/>
@@ -32576,10 +34430,10 @@
       <w:color w:val="0f4761" w:themeColor="accent1" w:themeShade="BF"/>
     </w:rPr>
   </w:style>
-  <w:style w:type="character" w:styleId="154">
+  <w:style w:type="character" w:styleId="841">
     <w:name w:val="Heading 5 Char"/>
-    <w:basedOn w:val="148"/>
-    <w:link w:val="143"/>
+    <w:basedOn w:val="836"/>
+    <w:link w:val="831"/>
     <w:uiPriority w:val="9"/>
     <w:pPr>
       <w:pBdr/>
@@ -32591,10 +34445,10 @@
       <w:color w:val="0f4761" w:themeColor="accent1" w:themeShade="BF"/>
     </w:rPr>
   </w:style>
-  <w:style w:type="character" w:styleId="155">
+  <w:style w:type="character" w:styleId="842">
     <w:name w:val="Heading 6 Char"/>
-    <w:basedOn w:val="148"/>
-    <w:link w:val="144"/>
+    <w:basedOn w:val="836"/>
+    <w:link w:val="832"/>
     <w:uiPriority w:val="9"/>
     <w:pPr>
       <w:pBdr/>
@@ -32608,10 +34462,10 @@
       <w:color w:val="595959" w:themeColor="text1" w:themeTint="A6"/>
     </w:rPr>
   </w:style>
-  <w:style w:type="character" w:styleId="156">
+  <w:style w:type="character" w:styleId="843">
     <w:name w:val="Heading 7 Char"/>
-    <w:basedOn w:val="148"/>
-    <w:link w:val="145"/>
+    <w:basedOn w:val="836"/>
+    <w:link w:val="833"/>
     <w:uiPriority w:val="9"/>
     <w:pPr>
       <w:pBdr/>
@@ -32623,10 +34477,10 @@
       <w:color w:val="595959" w:themeColor="text1" w:themeTint="A6"/>
     </w:rPr>
   </w:style>
-  <w:style w:type="character" w:styleId="157">
+  <w:style w:type="character" w:styleId="844">
     <w:name w:val="Heading 8 Char"/>
-    <w:basedOn w:val="148"/>
-    <w:link w:val="146"/>
+    <w:basedOn w:val="836"/>
+    <w:link w:val="834"/>
     <w:uiPriority w:val="9"/>
     <w:pPr>
       <w:pBdr/>
@@ -32640,10 +34494,10 @@
       <w:color w:val="272727" w:themeColor="text1" w:themeTint="D8"/>
     </w:rPr>
   </w:style>
-  <w:style w:type="character" w:styleId="158">
+  <w:style w:type="character" w:styleId="845">
     <w:name w:val="Heading 9 Char"/>
-    <w:basedOn w:val="148"/>
-    <w:link w:val="147"/>
+    <w:basedOn w:val="836"/>
+    <w:link w:val="835"/>
     <w:uiPriority w:val="9"/>
     <w:pPr>
       <w:pBdr/>
@@ -32657,11 +34511,11 @@
       <w:color w:val="272727" w:themeColor="text1" w:themeTint="D8"/>
     </w:rPr>
   </w:style>
-  <w:style w:type="paragraph" w:styleId="159">
+  <w:style w:type="paragraph" w:styleId="846">
     <w:name w:val="Title"/>
-    <w:basedOn w:val="664"/>
-    <w:next w:val="664"/>
-    <w:link w:val="160"/>
+    <w:basedOn w:val="886"/>
+    <w:next w:val="886"/>
+    <w:link w:val="847"/>
     <w:uiPriority w:val="10"/>
     <w:qFormat/>
     <w:pPr>
@@ -32677,10 +34531,10 @@
       <w:szCs w:val="56"/>
     </w:rPr>
   </w:style>
-  <w:style w:type="character" w:styleId="160">
+  <w:style w:type="character" w:styleId="847">
     <w:name w:val="Title Char"/>
-    <w:basedOn w:val="148"/>
-    <w:link w:val="159"/>
+    <w:basedOn w:val="836"/>
+    <w:link w:val="846"/>
     <w:uiPriority w:val="10"/>
     <w:pPr>
       <w:pBdr/>
@@ -32694,11 +34548,11 @@
       <w:szCs w:val="56"/>
     </w:rPr>
   </w:style>
-  <w:style w:type="paragraph" w:styleId="161">
+  <w:style w:type="paragraph" w:styleId="848">
     <w:name w:val="Subtitle"/>
-    <w:basedOn w:val="664"/>
-    <w:next w:val="664"/>
-    <w:link w:val="162"/>
+    <w:basedOn w:val="886"/>
+    <w:next w:val="886"/>
+    <w:link w:val="849"/>
     <w:uiPriority w:val="11"/>
     <w:qFormat/>
     <w:pPr>
@@ -32716,10 +34570,10 @@
       <w:szCs w:val="28"/>
     </w:rPr>
   </w:style>
-  <w:style w:type="character" w:styleId="162">
+  <w:style w:type="character" w:styleId="849">
     <w:name w:val="Subtitle Char"/>
-    <w:basedOn w:val="148"/>
-    <w:link w:val="161"/>
+    <w:basedOn w:val="836"/>
+    <w:link w:val="848"/>
     <w:uiPriority w:val="11"/>
     <w:pPr>
       <w:pBdr/>
@@ -32733,11 +34587,11 @@
       <w:szCs w:val="28"/>
     </w:rPr>
   </w:style>
-  <w:style w:type="paragraph" w:styleId="163">
+  <w:style w:type="paragraph" w:styleId="850">
     <w:name w:val="Quote"/>
-    <w:basedOn w:val="664"/>
-    <w:next w:val="664"/>
-    <w:link w:val="164"/>
+    <w:basedOn w:val="886"/>
+    <w:next w:val="886"/>
+    <w:link w:val="851"/>
     <w:uiPriority w:val="29"/>
     <w:qFormat/>
     <w:pPr>
@@ -32752,10 +34606,10 @@
       <w:color w:val="404040" w:themeColor="text1" w:themeTint="BF"/>
     </w:rPr>
   </w:style>
-  <w:style w:type="character" w:styleId="164">
+  <w:style w:type="character" w:styleId="851">
     <w:name w:val="Quote Char"/>
-    <w:basedOn w:val="148"/>
-    <w:link w:val="163"/>
+    <w:basedOn w:val="836"/>
+    <w:link w:val="850"/>
     <w:uiPriority w:val="29"/>
     <w:pPr>
       <w:pBdr/>
@@ -32768,9 +34622,9 @@
       <w:color w:val="404040" w:themeColor="text1" w:themeTint="BF"/>
     </w:rPr>
   </w:style>
-  <w:style w:type="character" w:styleId="166">
+  <w:style w:type="character" w:styleId="852">
     <w:name w:val="Intense Emphasis"/>
-    <w:basedOn w:val="148"/>
+    <w:basedOn w:val="836"/>
     <w:uiPriority w:val="21"/>
     <w:qFormat/>
     <w:pPr>
@@ -32784,11 +34638,11 @@
       <w:color w:val="0f4761" w:themeColor="accent1" w:themeShade="BF"/>
     </w:rPr>
   </w:style>
-  <w:style w:type="paragraph" w:styleId="167">
+  <w:style w:type="paragraph" w:styleId="853">
     <w:name w:val="Intense Quote"/>
-    <w:basedOn w:val="664"/>
-    <w:next w:val="664"/>
-    <w:link w:val="168"/>
+    <w:basedOn w:val="886"/>
+    <w:next w:val="886"/>
+    <w:link w:val="854"/>
     <w:uiPriority w:val="30"/>
     <w:qFormat/>
     <w:pPr>
@@ -32806,10 +34660,10 @@
       <w:color w:val="0f4761" w:themeColor="accent1" w:themeShade="BF"/>
     </w:rPr>
   </w:style>
-  <w:style w:type="character" w:styleId="168">
+  <w:style w:type="character" w:styleId="854">
     <w:name w:val="Intense Quote Char"/>
-    <w:basedOn w:val="148"/>
-    <w:link w:val="167"/>
+    <w:basedOn w:val="836"/>
+    <w:link w:val="853"/>
     <w:uiPriority w:val="30"/>
     <w:pPr>
       <w:pBdr/>
@@ -32822,9 +34676,9 @@
       <w:color w:val="0f4761" w:themeColor="accent1" w:themeShade="BF"/>
     </w:rPr>
   </w:style>
-  <w:style w:type="character" w:styleId="169">
+  <w:style w:type="character" w:styleId="855">
     <w:name w:val="Intense Reference"/>
-    <w:basedOn w:val="148"/>
+    <w:basedOn w:val="836"/>
     <w:uiPriority w:val="32"/>
     <w:qFormat/>
     <w:pPr>
@@ -32840,9 +34694,9 @@
       <w:spacing w:val="5"/>
     </w:rPr>
   </w:style>
-  <w:style w:type="character" w:styleId="171">
+  <w:style w:type="character" w:styleId="856">
     <w:name w:val="Subtle Emphasis"/>
-    <w:basedOn w:val="148"/>
+    <w:basedOn w:val="836"/>
     <w:uiPriority w:val="19"/>
     <w:qFormat/>
     <w:pPr>
@@ -32856,9 +34710,9 @@
       <w:color w:val="404040" w:themeColor="text1" w:themeTint="BF"/>
     </w:rPr>
   </w:style>
-  <w:style w:type="character" w:styleId="172">
+  <w:style w:type="character" w:styleId="857">
     <w:name w:val="Emphasis"/>
-    <w:basedOn w:val="148"/>
+    <w:basedOn w:val="836"/>
     <w:uiPriority w:val="20"/>
     <w:qFormat/>
     <w:pPr>
@@ -32871,9 +34725,9 @@
       <w:iCs/>
     </w:rPr>
   </w:style>
-  <w:style w:type="character" w:styleId="173">
+  <w:style w:type="character" w:styleId="858">
     <w:name w:val="Strong"/>
-    <w:basedOn w:val="148"/>
+    <w:basedOn w:val="836"/>
     <w:uiPriority w:val="22"/>
     <w:qFormat/>
     <w:pPr>
@@ -32886,9 +34740,9 @@
       <w:bCs/>
     </w:rPr>
   </w:style>
-  <w:style w:type="character" w:styleId="174">
+  <w:style w:type="character" w:styleId="859">
     <w:name w:val="Subtle Reference"/>
-    <w:basedOn w:val="148"/>
+    <w:basedOn w:val="836"/>
     <w:uiPriority w:val="31"/>
     <w:qFormat/>
     <w:pPr>
@@ -32901,9 +34755,9 @@
       <w:color w:val="5a5a5a" w:themeColor="text1" w:themeTint="A5"/>
     </w:rPr>
   </w:style>
-  <w:style w:type="character" w:styleId="175">
+  <w:style w:type="character" w:styleId="860">
     <w:name w:val="Book Title"/>
-    <w:basedOn w:val="148"/>
+    <w:basedOn w:val="836"/>
     <w:uiPriority w:val="33"/>
     <w:qFormat/>
     <w:pPr>
@@ -32919,10 +34773,10 @@
       <w:spacing w:val="5"/>
     </w:rPr>
   </w:style>
-  <w:style w:type="paragraph" w:styleId="176">
+  <w:style w:type="paragraph" w:styleId="861">
     <w:name w:val="Header"/>
-    <w:basedOn w:val="664"/>
-    <w:link w:val="177"/>
+    <w:basedOn w:val="886"/>
+    <w:link w:val="862"/>
     <w:uiPriority w:val="99"/>
     <w:unhideWhenUsed/>
     <w:pPr>
@@ -32935,10 +34789,10 @@
       <w:ind/>
     </w:pPr>
   </w:style>
-  <w:style w:type="character" w:styleId="177">
+  <w:style w:type="character" w:styleId="862">
     <w:name w:val="Header Char"/>
-    <w:basedOn w:val="148"/>
-    <w:link w:val="176"/>
+    <w:basedOn w:val="836"/>
+    <w:link w:val="861"/>
     <w:uiPriority w:val="99"/>
     <w:pPr>
       <w:pBdr/>
@@ -32946,10 +34800,10 @@
       <w:ind/>
     </w:pPr>
   </w:style>
-  <w:style w:type="paragraph" w:styleId="178">
+  <w:style w:type="paragraph" w:styleId="863">
     <w:name w:val="Footer"/>
-    <w:basedOn w:val="664"/>
-    <w:link w:val="179"/>
+    <w:basedOn w:val="886"/>
+    <w:link w:val="864"/>
     <w:uiPriority w:val="99"/>
     <w:unhideWhenUsed/>
     <w:pPr>
@@ -32962,10 +34816,10 @@
       <w:ind/>
     </w:pPr>
   </w:style>
-  <w:style w:type="character" w:styleId="179">
+  <w:style w:type="character" w:styleId="864">
     <w:name w:val="Footer Char"/>
-    <w:basedOn w:val="148"/>
-    <w:link w:val="178"/>
+    <w:basedOn w:val="836"/>
+    <w:link w:val="863"/>
     <w:uiPriority w:val="99"/>
     <w:pPr>
       <w:pBdr/>
@@ -32973,10 +34827,10 @@
       <w:ind/>
     </w:pPr>
   </w:style>
-  <w:style w:type="paragraph" w:styleId="180">
+  <w:style w:type="paragraph" w:styleId="865">
     <w:name w:val="Caption"/>
-    <w:basedOn w:val="664"/>
-    <w:next w:val="664"/>
+    <w:basedOn w:val="886"/>
+    <w:next w:val="886"/>
     <w:uiPriority w:val="35"/>
     <w:unhideWhenUsed/>
     <w:qFormat/>
@@ -32993,10 +34847,10 @@
       <w:szCs w:val="18"/>
     </w:rPr>
   </w:style>
-  <w:style w:type="paragraph" w:styleId="181">
+  <w:style w:type="paragraph" w:styleId="866">
     <w:name w:val="footnote text"/>
-    <w:basedOn w:val="664"/>
-    <w:link w:val="182"/>
+    <w:basedOn w:val="886"/>
+    <w:link w:val="867"/>
     <w:uiPriority w:val="99"/>
     <w:semiHidden/>
     <w:unhideWhenUsed/>
@@ -33010,10 +34864,10 @@
       <w:szCs w:val="20"/>
     </w:rPr>
   </w:style>
-  <w:style w:type="character" w:styleId="182">
+  <w:style w:type="character" w:styleId="867">
     <w:name w:val="Footnote Text Char"/>
-    <w:basedOn w:val="148"/>
-    <w:link w:val="181"/>
+    <w:basedOn w:val="836"/>
+    <w:link w:val="866"/>
     <w:uiPriority w:val="99"/>
     <w:semiHidden/>
     <w:pPr>
@@ -33026,9 +34880,9 @@
       <w:szCs w:val="20"/>
     </w:rPr>
   </w:style>
-  <w:style w:type="character" w:styleId="183">
+  <w:style w:type="character" w:styleId="868">
     <w:name w:val="footnote reference"/>
-    <w:basedOn w:val="148"/>
+    <w:basedOn w:val="836"/>
     <w:uiPriority w:val="99"/>
     <w:semiHidden/>
     <w:unhideWhenUsed/>
@@ -33041,10 +34895,10 @@
       <w:vertAlign w:val="superscript"/>
     </w:rPr>
   </w:style>
-  <w:style w:type="paragraph" w:styleId="184">
+  <w:style w:type="paragraph" w:styleId="869">
     <w:name w:val="endnote text"/>
-    <w:basedOn w:val="664"/>
-    <w:link w:val="185"/>
+    <w:basedOn w:val="886"/>
+    <w:link w:val="870"/>
     <w:uiPriority w:val="99"/>
     <w:semiHidden/>
     <w:unhideWhenUsed/>
@@ -33058,10 +34912,10 @@
       <w:szCs w:val="20"/>
     </w:rPr>
   </w:style>
-  <w:style w:type="character" w:styleId="185">
+  <w:style w:type="character" w:styleId="870">
     <w:name w:val="Endnote Text Char"/>
-    <w:basedOn w:val="148"/>
-    <w:link w:val="184"/>
+    <w:basedOn w:val="836"/>
+    <w:link w:val="869"/>
     <w:uiPriority w:val="99"/>
     <w:semiHidden/>
     <w:pPr>
@@ -33074,9 +34928,9 @@
       <w:szCs w:val="20"/>
     </w:rPr>
   </w:style>
-  <w:style w:type="character" w:styleId="186">
+  <w:style w:type="character" w:styleId="871">
     <w:name w:val="endnote reference"/>
-    <w:basedOn w:val="148"/>
+    <w:basedOn w:val="836"/>
     <w:uiPriority w:val="99"/>
     <w:semiHidden/>
     <w:unhideWhenUsed/>
@@ -33089,9 +34943,9 @@
       <w:vertAlign w:val="superscript"/>
     </w:rPr>
   </w:style>
-  <w:style w:type="character" w:styleId="187">
+  <w:style w:type="character" w:styleId="872">
     <w:name w:val="Hyperlink"/>
-    <w:basedOn w:val="148"/>
+    <w:basedOn w:val="836"/>
     <w:uiPriority w:val="99"/>
     <w:unhideWhenUsed/>
     <w:pPr>
@@ -33104,9 +34958,9 @@
       <w:u w:val="single"/>
     </w:rPr>
   </w:style>
-  <w:style w:type="character" w:styleId="188">
+  <w:style w:type="character" w:styleId="873">
     <w:name w:val="FollowedHyperlink"/>
-    <w:basedOn w:val="148"/>
+    <w:basedOn w:val="836"/>
     <w:uiPriority w:val="99"/>
     <w:semiHidden/>
     <w:unhideWhenUsed/>
@@ -33120,10 +34974,10 @@
       <w:u w:val="single"/>
     </w:rPr>
   </w:style>
-  <w:style w:type="paragraph" w:styleId="189">
+  <w:style w:type="paragraph" w:styleId="874">
     <w:name w:val="toc 1"/>
-    <w:basedOn w:val="664"/>
-    <w:next w:val="664"/>
+    <w:basedOn w:val="886"/>
+    <w:next w:val="886"/>
     <w:uiPriority w:val="39"/>
     <w:unhideWhenUsed/>
     <w:pPr>
@@ -33132,10 +34986,10 @@
       <w:ind/>
     </w:pPr>
   </w:style>
-  <w:style w:type="paragraph" w:styleId="190">
+  <w:style w:type="paragraph" w:styleId="875">
     <w:name w:val="toc 2"/>
-    <w:basedOn w:val="664"/>
-    <w:next w:val="664"/>
+    <w:basedOn w:val="886"/>
+    <w:next w:val="886"/>
     <w:uiPriority w:val="39"/>
     <w:unhideWhenUsed/>
     <w:pPr>
@@ -33144,10 +34998,10 @@
       <w:ind w:left="220"/>
     </w:pPr>
   </w:style>
-  <w:style w:type="paragraph" w:styleId="191">
+  <w:style w:type="paragraph" w:styleId="876">
     <w:name w:val="toc 3"/>
-    <w:basedOn w:val="664"/>
-    <w:next w:val="664"/>
+    <w:basedOn w:val="886"/>
+    <w:next w:val="886"/>
     <w:uiPriority w:val="39"/>
     <w:unhideWhenUsed/>
     <w:pPr>
@@ -33156,10 +35010,10 @@
       <w:ind w:left="440"/>
     </w:pPr>
   </w:style>
-  <w:style w:type="paragraph" w:styleId="192">
+  <w:style w:type="paragraph" w:styleId="877">
     <w:name w:val="toc 4"/>
-    <w:basedOn w:val="664"/>
-    <w:next w:val="664"/>
+    <w:basedOn w:val="886"/>
+    <w:next w:val="886"/>
     <w:uiPriority w:val="39"/>
     <w:unhideWhenUsed/>
     <w:pPr>
@@ -33168,10 +35022,10 @@
       <w:ind w:left="660"/>
     </w:pPr>
   </w:style>
-  <w:style w:type="paragraph" w:styleId="193">
+  <w:style w:type="paragraph" w:styleId="878">
     <w:name w:val="toc 5"/>
-    <w:basedOn w:val="664"/>
-    <w:next w:val="664"/>
+    <w:basedOn w:val="886"/>
+    <w:next w:val="886"/>
     <w:uiPriority w:val="39"/>
     <w:unhideWhenUsed/>
     <w:pPr>
@@ -33180,10 +35034,10 @@
       <w:ind w:left="880"/>
     </w:pPr>
   </w:style>
-  <w:style w:type="paragraph" w:styleId="194">
+  <w:style w:type="paragraph" w:styleId="879">
     <w:name w:val="toc 6"/>
-    <w:basedOn w:val="664"/>
-    <w:next w:val="664"/>
+    <w:basedOn w:val="886"/>
+    <w:next w:val="886"/>
     <w:uiPriority w:val="39"/>
     <w:unhideWhenUsed/>
     <w:pPr>
@@ -33192,10 +35046,10 @@
       <w:ind w:left="1100"/>
     </w:pPr>
   </w:style>
-  <w:style w:type="paragraph" w:styleId="195">
+  <w:style w:type="paragraph" w:styleId="880">
     <w:name w:val="toc 7"/>
-    <w:basedOn w:val="664"/>
-    <w:next w:val="664"/>
+    <w:basedOn w:val="886"/>
+    <w:next w:val="886"/>
     <w:uiPriority w:val="39"/>
     <w:unhideWhenUsed/>
     <w:pPr>
@@ -33204,10 +35058,10 @@
       <w:ind w:left="1320"/>
     </w:pPr>
   </w:style>
-  <w:style w:type="paragraph" w:styleId="196">
+  <w:style w:type="paragraph" w:styleId="881">
     <w:name w:val="toc 8"/>
-    <w:basedOn w:val="664"/>
-    <w:next w:val="664"/>
+    <w:basedOn w:val="886"/>
+    <w:next w:val="886"/>
     <w:uiPriority w:val="39"/>
     <w:unhideWhenUsed/>
     <w:pPr>
@@ -33216,10 +35070,10 @@
       <w:ind w:left="1540"/>
     </w:pPr>
   </w:style>
-  <w:style w:type="paragraph" w:styleId="197">
+  <w:style w:type="paragraph" w:styleId="882">
     <w:name w:val="toc 9"/>
-    <w:basedOn w:val="664"/>
-    <w:next w:val="664"/>
+    <w:basedOn w:val="886"/>
+    <w:next w:val="886"/>
     <w:uiPriority w:val="39"/>
     <w:unhideWhenUsed/>
     <w:pPr>
@@ -33228,9 +35082,9 @@
       <w:ind w:left="1760"/>
     </w:pPr>
   </w:style>
-  <w:style w:type="character" w:styleId="198">
+  <w:style w:type="character" w:styleId="883">
     <w:name w:val="Placeholder Text"/>
-    <w:basedOn w:val="148"/>
+    <w:basedOn w:val="836"/>
     <w:uiPriority w:val="99"/>
     <w:semiHidden/>
     <w:pPr>
@@ -33242,7 +35096,7 @@
       <w:color w:val="666666"/>
     </w:rPr>
   </w:style>
-  <w:style w:type="paragraph" w:styleId="208">
+  <w:style w:type="paragraph" w:styleId="884">
     <w:name w:val="TOC Heading"/>
     <w:uiPriority w:val="39"/>
     <w:unhideWhenUsed/>
@@ -33252,10 +35106,10 @@
       <w:ind/>
     </w:pPr>
   </w:style>
-  <w:style w:type="paragraph" w:styleId="209">
+  <w:style w:type="paragraph" w:styleId="885">
     <w:name w:val="table of figures"/>
-    <w:basedOn w:val="664"/>
-    <w:next w:val="664"/>
+    <w:basedOn w:val="886"/>
+    <w:next w:val="886"/>
     <w:uiPriority w:val="99"/>
     <w:unhideWhenUsed/>
     <w:pPr>
@@ -33264,7 +35118,7 @@
       <w:ind/>
     </w:pPr>
   </w:style>
-  <w:style w:type="paragraph" w:styleId="664" w:default="1">
+  <w:style w:type="paragraph" w:styleId="886" w:default="1">
     <w:name w:val="Normal"/>
     <w:qFormat/>
     <w:pPr>
@@ -33273,7 +35127,7 @@
       <w:ind/>
     </w:pPr>
   </w:style>
-  <w:style w:type="table" w:styleId="665" w:default="1">
+  <w:style w:type="table" w:styleId="887" w:default="1">
     <w:name w:val="Normal Table"/>
     <w:uiPriority w:val="99"/>
     <w:semiHidden/>
@@ -33466,7 +35320,7 @@
       </w:tcPr>
     </w:tblStylePr>
   </w:style>
-  <w:style w:type="numbering" w:styleId="666" w:default="1">
+  <w:style w:type="numbering" w:styleId="888" w:default="1">
     <w:name w:val="No List"/>
     <w:uiPriority w:val="99"/>
     <w:semiHidden/>
@@ -33477,9 +35331,9 @@
       <w:ind/>
     </w:pPr>
   </w:style>
-  <w:style w:type="paragraph" w:styleId="667">
+  <w:style w:type="paragraph" w:styleId="889">
     <w:name w:val="No Spacing"/>
-    <w:basedOn w:val="664"/>
+    <w:basedOn w:val="886"/>
     <w:uiPriority w:val="1"/>
     <w:qFormat/>
     <w:pPr>
@@ -33488,9 +35342,9 @@
       <w:ind/>
     </w:pPr>
   </w:style>
-  <w:style w:type="paragraph" w:styleId="668">
+  <w:style w:type="paragraph" w:styleId="890">
     <w:name w:val="List Paragraph"/>
-    <w:basedOn w:val="664"/>
+    <w:basedOn w:val="886"/>
     <w:uiPriority w:val="34"/>
     <w:qFormat/>
     <w:pPr>
